--- a/交付成果/第4轮朗读优化版/朗读优化8周版/读书会10_八正道实践_8周资料包（朗读优化版）/Word版/第3周_正思维——心的转向_主持人版.docx
+++ b/交付成果/第4轮朗读优化版/朗读优化8周版/读书会10_八正道实践_8周资料包（朗读优化版）/Word版/第3周_正思维——心的转向_主持人版.docx
@@ -4,37 +4,46 @@
   <w:body>
     <w:p>
       <w:pPr>
-        <w:spacing w:before="160" w:after="80"/>
+        <w:jc w:val="right"/>
       </w:pPr>
       <w:r>
         <w:rPr>
-          <w:rFonts w:ascii="Microsoft YaHei" w:hAnsi="Microsoft YaHei" w:eastAsia="Microsoft YaHei"/>
+          <w:color w:val="888888"/>
+          <w:sz w:val="16"/>
+        </w:rPr>
+        <w:t>📅 最近更新：2026-09-26 13:15　|　第二版修订：六环节120分钟口径（静心10／共读25／分享20／讨论35／禅修15／收尾15）；共读原文标注「本周朗读段」；补心理安全三约定与禅修禁忌；静心增破冰、讨论增分层追问；第4轮朗读优化（2026-09-26）：音频转写来源的共读原文已口语化改写</w:t>
+      </w:r>
+    </w:p>
+    <w:p>
+      <w:pPr>
+        <w:jc w:val="center"/>
+      </w:pPr>
+      <w:r>
+        <w:rPr>
           <w:b/>
           <w:color w:val="1F3864"/>
-          <w:sz w:val="34"/>
-        </w:rPr>
-        <w:t>第3周：正思维——心的转向（主持人版）</w:t>
+          <w:sz w:val="36"/>
+        </w:rPr>
+        <w:t>第3周：正思维——心的转向</w:t>
       </w:r>
     </w:p>
     <w:p>
       <w:pPr>
-        <w:spacing w:before="40" w:after="80"/>
-        <w:ind w:left="283"/>
-        <w:shd w:val="clear" w:color="auto" w:fill="EEF2F8"/>
+        <w:ind w:left="170"/>
         <w:pBdr>
-          <w:left w:val="single" w:sz="20" w:space="6" w:color="1F3864"/>
+          <w:left w:val="single" w:sz="18" w:space="4" w:color="1F3864"/>
         </w:pBdr>
+        <w:shd w:val="clear" w:fill="F2F5FA"/>
       </w:pPr>
       <w:r>
         <w:rPr>
-          <w:sz w:val="20"/>
+          <w:b w:val="0"/>
         </w:rPr>
         <w:t xml:space="preserve">⭐ </w:t>
       </w:r>
       <w:r>
         <w:rPr>
           <w:b/>
-          <w:sz w:val="20"/>
         </w:rPr>
         <w:t>本讲主持人速览</w:t>
       </w:r>
@@ -42,20 +51,19 @@
     <w:p>
       <w:r>
         <w:rPr>
-          <w:sz w:val="21"/>
+          <w:b w:val="0"/>
         </w:rPr>
         <w:t>你不是老师，你是流程的守护者。本周不需要你懂阿毗达摩，只需要你把两小时稳稳地护在流程里：让大家把原文读进去、把观察说出来的、把练习做起来。本周话题（"邪思维""出离""宽恕"）容易碰到个人经历与情绪，</w:t>
       </w:r>
       <w:r>
         <w:rPr>
           <w:b/>
-          <w:sz w:val="21"/>
         </w:rPr>
         <w:t>分享自愿、不评判、允许只听不说</w:t>
       </w:r>
       <w:r>
         <w:rPr>
-          <w:sz w:val="21"/>
+          <w:b w:val="0"/>
         </w:rPr>
         <w:t>三条务必挂在嘴边。凡遇到义理争议或成员被贴标签的苗头，立即用"回到原文"或"回到呼吸"温和拉回。</w:t>
       </w:r>
@@ -64,7 +72,6 @@
       <w:tblPr>
         <w:tblStyle w:val="TableGrid"/>
         <w:tblW w:type="auto" w:w="0"/>
-        <w:jc w:val="center"/>
         <w:tblLook w:firstColumn="1" w:firstRow="1" w:lastColumn="0" w:lastRow="0" w:noHBand="0" w:noVBand="1" w:val="04A0"/>
       </w:tblPr>
       <w:tblGrid>
@@ -77,17 +84,20 @@
         <w:tc>
           <w:tcPr>
             <w:tcW w:type="dxa" w:w="2409"/>
-            <w:shd w:val="clear" w:color="auto" w:fill="1F3864"/>
+            <w:shd w:val="clear" w:fill="1F3864"/>
           </w:tcPr>
           <w:p>
-            <w:pPr>
-              <w:spacing w:after="20"/>
-            </w:pPr>
             <w:r>
               <w:rPr>
-                <w:b/>
                 <w:color w:val="FFFFFF"/>
-                <w:sz w:val="19"/>
+                <w:sz w:val="18"/>
+              </w:rPr>
+            </w:r>
+            <w:r>
+              <w:rPr>
+                <w:b w:val="0"/>
+                <w:color w:val="FFFFFF"/>
+                <w:sz w:val="18"/>
               </w:rPr>
               <w:t>环节</w:t>
             </w:r>
@@ -96,17 +106,20 @@
         <w:tc>
           <w:tcPr>
             <w:tcW w:type="dxa" w:w="2409"/>
-            <w:shd w:val="clear" w:color="auto" w:fill="1F3864"/>
+            <w:shd w:val="clear" w:fill="1F3864"/>
           </w:tcPr>
           <w:p>
-            <w:pPr>
-              <w:spacing w:after="20"/>
-            </w:pPr>
             <w:r>
               <w:rPr>
-                <w:b/>
                 <w:color w:val="FFFFFF"/>
-                <w:sz w:val="19"/>
+                <w:sz w:val="18"/>
+              </w:rPr>
+            </w:r>
+            <w:r>
+              <w:rPr>
+                <w:b w:val="0"/>
+                <w:color w:val="FFFFFF"/>
+                <w:sz w:val="18"/>
               </w:rPr>
               <w:t>标准时长</w:t>
             </w:r>
@@ -115,17 +128,20 @@
         <w:tc>
           <w:tcPr>
             <w:tcW w:type="dxa" w:w="2409"/>
-            <w:shd w:val="clear" w:color="auto" w:fill="1F3864"/>
+            <w:shd w:val="clear" w:fill="1F3864"/>
           </w:tcPr>
           <w:p>
-            <w:pPr>
-              <w:spacing w:after="20"/>
-            </w:pPr>
             <w:r>
               <w:rPr>
-                <w:b/>
                 <w:color w:val="FFFFFF"/>
-                <w:sz w:val="19"/>
+                <w:sz w:val="18"/>
+              </w:rPr>
+            </w:r>
+            <w:r>
+              <w:rPr>
+                <w:b w:val="0"/>
+                <w:color w:val="FFFFFF"/>
+                <w:sz w:val="18"/>
               </w:rPr>
               <w:t>时间不够怎么办</w:t>
             </w:r>
@@ -134,17 +150,20 @@
         <w:tc>
           <w:tcPr>
             <w:tcW w:type="dxa" w:w="2409"/>
-            <w:shd w:val="clear" w:color="auto" w:fill="1F3864"/>
+            <w:shd w:val="clear" w:fill="1F3864"/>
           </w:tcPr>
           <w:p>
-            <w:pPr>
-              <w:spacing w:after="20"/>
-            </w:pPr>
             <w:r>
               <w:rPr>
-                <w:b/>
                 <w:color w:val="FFFFFF"/>
-                <w:sz w:val="19"/>
+                <w:sz w:val="18"/>
+              </w:rPr>
+            </w:r>
+            <w:r>
+              <w:rPr>
+                <w:b w:val="0"/>
+                <w:color w:val="FFFFFF"/>
+                <w:sz w:val="18"/>
               </w:rPr>
               <w:t>时间富余怎么办</w:t>
             </w:r>
@@ -157,12 +176,15 @@
             <w:tcW w:type="dxa" w:w="2409"/>
           </w:tcPr>
           <w:p>
-            <w:pPr>
-              <w:spacing w:after="20"/>
-            </w:pPr>
             <w:r>
               <w:rPr>
-                <w:sz w:val="19"/>
+                <w:sz w:val="18"/>
+              </w:rPr>
+            </w:r>
+            <w:r>
+              <w:rPr>
+                <w:b w:val="0"/>
+                <w:sz w:val="18"/>
               </w:rPr>
               <w:t>🧘 静心开场</w:t>
             </w:r>
@@ -173,12 +195,15 @@
             <w:tcW w:type="dxa" w:w="2409"/>
           </w:tcPr>
           <w:p>
-            <w:pPr>
-              <w:spacing w:after="20"/>
-            </w:pPr>
             <w:r>
               <w:rPr>
-                <w:sz w:val="19"/>
+                <w:sz w:val="18"/>
+              </w:rPr>
+            </w:r>
+            <w:r>
+              <w:rPr>
+                <w:b w:val="0"/>
+                <w:sz w:val="18"/>
               </w:rPr>
               <w:t>10 min</w:t>
             </w:r>
@@ -189,12 +214,15 @@
             <w:tcW w:type="dxa" w:w="2409"/>
           </w:tcPr>
           <w:p>
-            <w:pPr>
-              <w:spacing w:after="20"/>
-            </w:pPr>
             <w:r>
               <w:rPr>
-                <w:sz w:val="19"/>
+                <w:sz w:val="18"/>
+              </w:rPr>
+            </w:r>
+            <w:r>
+              <w:rPr>
+                <w:b w:val="0"/>
+                <w:sz w:val="18"/>
               </w:rPr>
               <w:t>引导语压缩到3分钟，直接进入静坐</w:t>
             </w:r>
@@ -205,12 +233,15 @@
             <w:tcW w:type="dxa" w:w="2409"/>
           </w:tcPr>
           <w:p>
-            <w:pPr>
-              <w:spacing w:after="20"/>
-            </w:pPr>
             <w:r>
               <w:rPr>
-                <w:sz w:val="19"/>
+                <w:sz w:val="18"/>
+              </w:rPr>
+            </w:r>
+            <w:r>
+              <w:rPr>
+                <w:b w:val="0"/>
+                <w:sz w:val="18"/>
               </w:rPr>
               <w:t>静坐延长至8分钟，结束前加一次呼吸觉察提示</w:t>
             </w:r>
@@ -221,15 +252,18 @@
         <w:tc>
           <w:tcPr>
             <w:tcW w:type="dxa" w:w="2409"/>
-            <w:shd w:val="clear" w:color="auto" w:fill="F2F2F2"/>
+            <w:shd w:val="clear" w:fill="F2F5FA"/>
           </w:tcPr>
           <w:p>
-            <w:pPr>
-              <w:spacing w:after="20"/>
-            </w:pPr>
             <w:r>
               <w:rPr>
-                <w:sz w:val="19"/>
+                <w:sz w:val="18"/>
+              </w:rPr>
+            </w:r>
+            <w:r>
+              <w:rPr>
+                <w:b w:val="0"/>
+                <w:sz w:val="18"/>
               </w:rPr>
               <w:t>📖 共读原文</w:t>
             </w:r>
@@ -238,15 +272,18 @@
         <w:tc>
           <w:tcPr>
             <w:tcW w:type="dxa" w:w="2409"/>
-            <w:shd w:val="clear" w:color="auto" w:fill="F2F2F2"/>
+            <w:shd w:val="clear" w:fill="F2F5FA"/>
           </w:tcPr>
           <w:p>
-            <w:pPr>
-              <w:spacing w:after="20"/>
-            </w:pPr>
             <w:r>
               <w:rPr>
-                <w:sz w:val="19"/>
+                <w:sz w:val="18"/>
+              </w:rPr>
+            </w:r>
+            <w:r>
+              <w:rPr>
+                <w:b w:val="0"/>
+                <w:sz w:val="18"/>
               </w:rPr>
               <w:t>25 min</w:t>
             </w:r>
@@ -255,15 +292,18 @@
         <w:tc>
           <w:tcPr>
             <w:tcW w:type="dxa" w:w="2409"/>
-            <w:shd w:val="clear" w:color="auto" w:fill="F2F2F2"/>
+            <w:shd w:val="clear" w:fill="F2F5FA"/>
           </w:tcPr>
           <w:p>
-            <w:pPr>
-              <w:spacing w:after="20"/>
-            </w:pPr>
             <w:r>
               <w:rPr>
-                <w:sz w:val="19"/>
+                <w:sz w:val="18"/>
+              </w:rPr>
+            </w:r>
+            <w:r>
+              <w:rPr>
+                <w:b w:val="0"/>
+                <w:sz w:val="18"/>
               </w:rPr>
               <w:t>只齐读三份材料的★核心段，◈扩展段留给成员课后自读</w:t>
             </w:r>
@@ -272,15 +312,18 @@
         <w:tc>
           <w:tcPr>
             <w:tcW w:type="dxa" w:w="2409"/>
-            <w:shd w:val="clear" w:color="auto" w:fill="F2F2F2"/>
+            <w:shd w:val="clear" w:fill="F2F5FA"/>
           </w:tcPr>
           <w:p>
-            <w:pPr>
-              <w:spacing w:after="20"/>
-            </w:pPr>
             <w:r>
               <w:rPr>
-                <w:sz w:val="19"/>
+                <w:sz w:val="18"/>
+              </w:rPr>
+            </w:r>
+            <w:r>
+              <w:rPr>
+                <w:b w:val="0"/>
+                <w:sz w:val="18"/>
               </w:rPr>
               <w:t>宽恕故事或猎人寇格故事选读，读到"故事收束句"为止</w:t>
             </w:r>
@@ -293,12 +336,15 @@
             <w:tcW w:type="dxa" w:w="2409"/>
           </w:tcPr>
           <w:p>
-            <w:pPr>
-              <w:spacing w:after="20"/>
-            </w:pPr>
             <w:r>
               <w:rPr>
-                <w:sz w:val="19"/>
+                <w:sz w:val="18"/>
+              </w:rPr>
+            </w:r>
+            <w:r>
+              <w:rPr>
+                <w:b w:val="0"/>
+                <w:sz w:val="18"/>
               </w:rPr>
               <w:t>💬 第一轮分享</w:t>
             </w:r>
@@ -309,12 +355,15 @@
             <w:tcW w:type="dxa" w:w="2409"/>
           </w:tcPr>
           <w:p>
-            <w:pPr>
-              <w:spacing w:after="20"/>
-            </w:pPr>
             <w:r>
               <w:rPr>
-                <w:sz w:val="19"/>
+                <w:sz w:val="18"/>
+              </w:rPr>
+            </w:r>
+            <w:r>
+              <w:rPr>
+                <w:b w:val="0"/>
+                <w:sz w:val="18"/>
               </w:rPr>
               <w:t>20 min</w:t>
             </w:r>
@@ -325,12 +374,15 @@
             <w:tcW w:type="dxa" w:w="2409"/>
           </w:tcPr>
           <w:p>
-            <w:pPr>
-              <w:spacing w:after="20"/>
-            </w:pPr>
             <w:r>
               <w:rPr>
-                <w:sz w:val="19"/>
+                <w:sz w:val="18"/>
+              </w:rPr>
+            </w:r>
+            <w:r>
+              <w:rPr>
+                <w:b w:val="0"/>
+                <w:sz w:val="18"/>
               </w:rPr>
               <w:t>每人发言限1分钟，只做前两个起手问题</w:t>
             </w:r>
@@ -341,12 +393,15 @@
             <w:tcW w:type="dxa" w:w="2409"/>
           </w:tcPr>
           <w:p>
-            <w:pPr>
-              <w:spacing w:after="20"/>
-            </w:pPr>
             <w:r>
               <w:rPr>
-                <w:sz w:val="19"/>
+                <w:sz w:val="18"/>
+              </w:rPr>
+            </w:r>
+            <w:r>
+              <w:rPr>
+                <w:b w:val="0"/>
+                <w:sz w:val="18"/>
               </w:rPr>
               <w:t>加一轮"轮流一句话：本周我最自动的一个反应"</w:t>
             </w:r>
@@ -357,15 +412,18 @@
         <w:tc>
           <w:tcPr>
             <w:tcW w:type="dxa" w:w="2409"/>
-            <w:shd w:val="clear" w:color="auto" w:fill="F2F2F2"/>
+            <w:shd w:val="clear" w:fill="F2F5FA"/>
           </w:tcPr>
           <w:p>
-            <w:pPr>
-              <w:spacing w:after="20"/>
-            </w:pPr>
             <w:r>
               <w:rPr>
-                <w:sz w:val="19"/>
+                <w:sz w:val="18"/>
+              </w:rPr>
+            </w:r>
+            <w:r>
+              <w:rPr>
+                <w:b w:val="0"/>
+                <w:sz w:val="18"/>
               </w:rPr>
               <w:t>🎯 主题讨论</w:t>
             </w:r>
@@ -374,15 +432,18 @@
         <w:tc>
           <w:tcPr>
             <w:tcW w:type="dxa" w:w="2409"/>
-            <w:shd w:val="clear" w:color="auto" w:fill="F2F2F2"/>
+            <w:shd w:val="clear" w:fill="F2F5FA"/>
           </w:tcPr>
           <w:p>
-            <w:pPr>
-              <w:spacing w:after="20"/>
-            </w:pPr>
             <w:r>
               <w:rPr>
-                <w:sz w:val="19"/>
+                <w:sz w:val="18"/>
+              </w:rPr>
+            </w:r>
+            <w:r>
+              <w:rPr>
+                <w:b w:val="0"/>
+                <w:sz w:val="18"/>
               </w:rPr>
               <w:t>35 min</w:t>
             </w:r>
@@ -391,15 +452,18 @@
         <w:tc>
           <w:tcPr>
             <w:tcW w:type="dxa" w:w="2409"/>
-            <w:shd w:val="clear" w:color="auto" w:fill="F2F2F2"/>
+            <w:shd w:val="clear" w:fill="F2F5FA"/>
           </w:tcPr>
           <w:p>
-            <w:pPr>
-              <w:spacing w:after="20"/>
-            </w:pPr>
             <w:r>
               <w:rPr>
-                <w:sz w:val="19"/>
+                <w:sz w:val="18"/>
+              </w:rPr>
+            </w:r>
+            <w:r>
+              <w:rPr>
+                <w:b w:val="0"/>
+                <w:sz w:val="18"/>
               </w:rPr>
               <w:t>三问取两问（第1问+第3问）</w:t>
             </w:r>
@@ -408,15 +472,18 @@
         <w:tc>
           <w:tcPr>
             <w:tcW w:type="dxa" w:w="2409"/>
-            <w:shd w:val="clear" w:color="auto" w:fill="F2F2F2"/>
+            <w:shd w:val="clear" w:fill="F2F5FA"/>
           </w:tcPr>
           <w:p>
-            <w:pPr>
-              <w:spacing w:after="20"/>
-            </w:pPr>
             <w:r>
               <w:rPr>
-                <w:sz w:val="19"/>
+                <w:sz w:val="18"/>
+              </w:rPr>
+            </w:r>
+            <w:r>
+              <w:rPr>
+                <w:b w:val="0"/>
+                <w:sz w:val="18"/>
               </w:rPr>
               <w:t>三问全开，第2问先两人配对2分钟再全体分享</w:t>
             </w:r>
@@ -429,12 +496,15 @@
             <w:tcW w:type="dxa" w:w="2409"/>
           </w:tcPr>
           <w:p>
-            <w:pPr>
-              <w:spacing w:after="20"/>
-            </w:pPr>
             <w:r>
               <w:rPr>
-                <w:sz w:val="19"/>
+                <w:sz w:val="18"/>
+              </w:rPr>
+            </w:r>
+            <w:r>
+              <w:rPr>
+                <w:b w:val="0"/>
+                <w:sz w:val="18"/>
               </w:rPr>
               <w:t>🧘 禅修练习</w:t>
             </w:r>
@@ -445,12 +515,15 @@
             <w:tcW w:type="dxa" w:w="2409"/>
           </w:tcPr>
           <w:p>
-            <w:pPr>
-              <w:spacing w:after="20"/>
-            </w:pPr>
             <w:r>
               <w:rPr>
-                <w:sz w:val="19"/>
+                <w:sz w:val="18"/>
+              </w:rPr>
+            </w:r>
+            <w:r>
+              <w:rPr>
+                <w:b w:val="0"/>
+                <w:sz w:val="18"/>
               </w:rPr>
               <w:t>15 min</w:t>
             </w:r>
@@ -461,12 +534,15 @@
             <w:tcW w:type="dxa" w:w="2409"/>
           </w:tcPr>
           <w:p>
-            <w:pPr>
-              <w:spacing w:after="20"/>
-            </w:pPr>
             <w:r>
               <w:rPr>
-                <w:sz w:val="19"/>
+                <w:sz w:val="18"/>
+              </w:rPr>
+            </w:r>
+            <w:r>
+              <w:rPr>
+                <w:b w:val="0"/>
+                <w:sz w:val="18"/>
               </w:rPr>
               <w:t>只读引导词框架句，静坐缩至8分钟</w:t>
             </w:r>
@@ -477,12 +553,15 @@
             <w:tcW w:type="dxa" w:w="2409"/>
           </w:tcPr>
           <w:p>
-            <w:pPr>
-              <w:spacing w:after="20"/>
-            </w:pPr>
             <w:r>
               <w:rPr>
-                <w:sz w:val="19"/>
+                <w:sz w:val="18"/>
+              </w:rPr>
+            </w:r>
+            <w:r>
+              <w:rPr>
+                <w:b w:val="0"/>
+                <w:sz w:val="18"/>
               </w:rPr>
               <w:t>静坐延长至12分钟，结束后请两三人用一句话反馈</w:t>
             </w:r>
@@ -493,15 +572,18 @@
         <w:tc>
           <w:tcPr>
             <w:tcW w:type="dxa" w:w="2409"/>
-            <w:shd w:val="clear" w:color="auto" w:fill="F2F2F2"/>
+            <w:shd w:val="clear" w:fill="F2F5FA"/>
           </w:tcPr>
           <w:p>
-            <w:pPr>
-              <w:spacing w:after="20"/>
-            </w:pPr>
             <w:r>
               <w:rPr>
-                <w:sz w:val="19"/>
+                <w:sz w:val="18"/>
+              </w:rPr>
+            </w:r>
+            <w:r>
+              <w:rPr>
+                <w:b w:val="0"/>
+                <w:sz w:val="18"/>
               </w:rPr>
               <w:t>🔚 收尾与回向</w:t>
             </w:r>
@@ -510,15 +592,18 @@
         <w:tc>
           <w:tcPr>
             <w:tcW w:type="dxa" w:w="2409"/>
-            <w:shd w:val="clear" w:color="auto" w:fill="F2F2F2"/>
+            <w:shd w:val="clear" w:fill="F2F5FA"/>
           </w:tcPr>
           <w:p>
-            <w:pPr>
-              <w:spacing w:after="20"/>
-            </w:pPr>
             <w:r>
               <w:rPr>
-                <w:sz w:val="19"/>
+                <w:sz w:val="18"/>
+              </w:rPr>
+            </w:r>
+            <w:r>
+              <w:rPr>
+                <w:b w:val="0"/>
+                <w:sz w:val="18"/>
               </w:rPr>
               <w:t>15 min</w:t>
             </w:r>
@@ -527,15 +612,18 @@
         <w:tc>
           <w:tcPr>
             <w:tcW w:type="dxa" w:w="2409"/>
-            <w:shd w:val="clear" w:color="auto" w:fill="F2F2F2"/>
+            <w:shd w:val="clear" w:fill="F2F5FA"/>
           </w:tcPr>
           <w:p>
-            <w:pPr>
-              <w:spacing w:after="20"/>
-            </w:pPr>
             <w:r>
               <w:rPr>
-                <w:sz w:val="19"/>
+                <w:sz w:val="18"/>
+              </w:rPr>
+            </w:r>
+            <w:r>
+              <w:rPr>
+                <w:b w:val="0"/>
+                <w:sz w:val="18"/>
               </w:rPr>
               <w:t>总结3分钟＋作业布置2分钟＋回向2分钟</w:t>
             </w:r>
@@ -544,15 +632,18 @@
         <w:tc>
           <w:tcPr>
             <w:tcW w:type="dxa" w:w="2409"/>
-            <w:shd w:val="clear" w:color="auto" w:fill="F2F2F2"/>
+            <w:shd w:val="clear" w:fill="F2F5FA"/>
           </w:tcPr>
           <w:p>
-            <w:pPr>
-              <w:spacing w:after="20"/>
-            </w:pPr>
             <w:r>
               <w:rPr>
-                <w:sz w:val="19"/>
+                <w:sz w:val="18"/>
+              </w:rPr>
+            </w:r>
+            <w:r>
+              <w:rPr>
+                <w:b w:val="0"/>
+                <w:sz w:val="18"/>
               </w:rPr>
               <w:t>逐人一句"本周收获或疑问"，再确认下周时间</w:t>
             </w:r>
@@ -564,196 +655,124 @@
       <w:r>
         <w:rPr>
           <w:b/>
-          <w:sz w:val="21"/>
         </w:rPr>
         <w:t>主持人守则十条（精简版）</w:t>
       </w:r>
     </w:p>
     <w:p>
       <w:pPr>
-        <w:ind w:left="340"/>
+        <w:pStyle w:val="ListNumber"/>
       </w:pPr>
       <w:r>
         <w:rPr>
+          <w:b w:val="0"/>
+        </w:rPr>
+        <w:t>你是流程的守护者，不是老师：不发挥义理，不确定疑难，把问题引回原文与练习。</w:t>
+      </w:r>
+    </w:p>
+    <w:p>
+      <w:pPr>
+        <w:pStyle w:val="ListNumber"/>
+      </w:pPr>
+      <w:r>
+        <w:rPr>
+          <w:b w:val="0"/>
+        </w:rPr>
+        <w:t>计时器常备，六个环节守住10/25/20/35/15/15，宁可少而精，不可赶而空。</w:t>
+      </w:r>
+    </w:p>
+    <w:p>
+      <w:pPr>
+        <w:pStyle w:val="ListNumber"/>
+      </w:pPr>
+      <w:r>
+        <w:rPr>
+          <w:b w:val="0"/>
+        </w:rPr>
+        <w:t>分享一律自愿，允许跳过，允许只听不说；不点名、不排队逼发言。</w:t>
+      </w:r>
+    </w:p>
+    <w:p>
+      <w:pPr>
+        <w:pStyle w:val="ListNumber"/>
+      </w:pPr>
+      <w:r>
+        <w:rPr>
+          <w:b w:val="0"/>
+        </w:rPr>
+        <w:t>用"我"开头说话；对他人观点只复述不评判，不说"你这不对"。</w:t>
+      </w:r>
+    </w:p>
+    <w:p>
+      <w:pPr>
+        <w:pStyle w:val="ListNumber"/>
+      </w:pPr>
+      <w:r>
+        <w:rPr>
+          <w:b w:val="0"/>
+        </w:rPr>
+        <w:t>不诊断、不给任何心理学或医学标签，不下"你这是瞋心"这类断语。</w:t>
+      </w:r>
+    </w:p>
+    <w:p>
+      <w:pPr>
+        <w:pStyle w:val="ListNumber"/>
+      </w:pPr>
+      <w:r>
+        <w:rPr>
+          <w:b w:val="0"/>
+        </w:rPr>
+        <w:t>成员情绪波动（落泪、长时间沉默、明显激动）时，提供呼吸放松或暂离选项，不追问原因。</w:t>
+      </w:r>
+    </w:p>
+    <w:p>
+      <w:pPr>
+        <w:pStyle w:val="ListNumber"/>
+      </w:pPr>
+      <w:r>
+        <w:rPr>
+          <w:b w:val="0"/>
+        </w:rPr>
+        <w:t>原文朗读中有读错、卡顿不当场打断纠正，可课后再核。</w:t>
+      </w:r>
+    </w:p>
+    <w:p>
+      <w:pPr>
+        <w:pStyle w:val="ListNumber"/>
+      </w:pPr>
+      <w:r>
+        <w:rPr>
+          <w:b w:val="0"/>
+        </w:rPr>
+        <w:t>手机静音；迟到者等静坐结束再入场，入场后主持人一个眼神示意即可，不解释流程。</w:t>
+      </w:r>
+    </w:p>
+    <w:p>
+      <w:pPr>
+        <w:pStyle w:val="ListNumber"/>
+      </w:pPr>
+      <w:r>
+        <w:rPr>
+          <w:b w:val="0"/>
+        </w:rPr>
+        <w:t>讨论跑题时温和拉回："这个话题值得单独聊，我们先放一放，回到今天的原文。"</w:t>
+      </w:r>
+    </w:p>
+    <w:p>
+      <w:pPr>
+        <w:pStyle w:val="ListNumber"/>
+      </w:pPr>
+      <w:r>
+        <w:rPr>
+          <w:b w:val="0"/>
+        </w:rPr>
+        <w:t>结束前确认：下周时间、共读材料、本周作业，三件事一样都不落。</w:t>
+      </w:r>
+    </w:p>
+    <w:p>
+      <w:r>
+        <w:rPr>
           <w:b/>
-          <w:sz w:val="21"/>
-        </w:rPr>
-        <w:t xml:space="preserve">1. </w:t>
-      </w:r>
-      <w:r>
-        <w:rPr>
-          <w:sz w:val="21"/>
-        </w:rPr>
-        <w:t>你是流程的守护者，不是老师：不发挥义理，不确定疑难，把问题引回原文与练习。</w:t>
-      </w:r>
-    </w:p>
-    <w:p>
-      <w:pPr>
-        <w:ind w:left="340"/>
-      </w:pPr>
-      <w:r>
-        <w:rPr>
-          <w:b/>
-          <w:sz w:val="21"/>
-        </w:rPr>
-        <w:t xml:space="preserve">2. </w:t>
-      </w:r>
-      <w:r>
-        <w:rPr>
-          <w:sz w:val="21"/>
-        </w:rPr>
-        <w:t>计时器常备，六个环节守住10/25/20/35/15/15，宁可少而精，不可赶而空。</w:t>
-      </w:r>
-    </w:p>
-    <w:p>
-      <w:pPr>
-        <w:ind w:left="340"/>
-      </w:pPr>
-      <w:r>
-        <w:rPr>
-          <w:b/>
-          <w:sz w:val="21"/>
-        </w:rPr>
-        <w:t xml:space="preserve">3. </w:t>
-      </w:r>
-      <w:r>
-        <w:rPr>
-          <w:sz w:val="21"/>
-        </w:rPr>
-        <w:t>分享一律自愿，允许跳过，允许只听不说；不点名、不排队逼发言。</w:t>
-      </w:r>
-    </w:p>
-    <w:p>
-      <w:pPr>
-        <w:ind w:left="340"/>
-      </w:pPr>
-      <w:r>
-        <w:rPr>
-          <w:b/>
-          <w:sz w:val="21"/>
-        </w:rPr>
-        <w:t xml:space="preserve">4. </w:t>
-      </w:r>
-      <w:r>
-        <w:rPr>
-          <w:sz w:val="21"/>
-        </w:rPr>
-        <w:t>用"我"开头说话；对他人观点只复述不评判，不说"你这不对"。</w:t>
-      </w:r>
-    </w:p>
-    <w:p>
-      <w:pPr>
-        <w:ind w:left="340"/>
-      </w:pPr>
-      <w:r>
-        <w:rPr>
-          <w:b/>
-          <w:sz w:val="21"/>
-        </w:rPr>
-        <w:t xml:space="preserve">5. </w:t>
-      </w:r>
-      <w:r>
-        <w:rPr>
-          <w:sz w:val="21"/>
-        </w:rPr>
-        <w:t>不诊断、不给任何心理学或医学标签，不下"你这是瞋心"这类断语。</w:t>
-      </w:r>
-    </w:p>
-    <w:p>
-      <w:pPr>
-        <w:ind w:left="340"/>
-      </w:pPr>
-      <w:r>
-        <w:rPr>
-          <w:b/>
-          <w:sz w:val="21"/>
-        </w:rPr>
-        <w:t xml:space="preserve">6. </w:t>
-      </w:r>
-      <w:r>
-        <w:rPr>
-          <w:sz w:val="21"/>
-        </w:rPr>
-        <w:t>成员情绪波动（落泪、长时间沉默、明显激动）时，提供呼吸放松或暂离选项，不追问原因。</w:t>
-      </w:r>
-    </w:p>
-    <w:p>
-      <w:pPr>
-        <w:ind w:left="340"/>
-      </w:pPr>
-      <w:r>
-        <w:rPr>
-          <w:b/>
-          <w:sz w:val="21"/>
-        </w:rPr>
-        <w:t xml:space="preserve">7. </w:t>
-      </w:r>
-      <w:r>
-        <w:rPr>
-          <w:sz w:val="21"/>
-        </w:rPr>
-        <w:t>原文朗读中有读错、卡顿不当场打断纠正，可课后再核。</w:t>
-      </w:r>
-    </w:p>
-    <w:p>
-      <w:pPr>
-        <w:ind w:left="340"/>
-      </w:pPr>
-      <w:r>
-        <w:rPr>
-          <w:b/>
-          <w:sz w:val="21"/>
-        </w:rPr>
-        <w:t xml:space="preserve">8. </w:t>
-      </w:r>
-      <w:r>
-        <w:rPr>
-          <w:sz w:val="21"/>
-        </w:rPr>
-        <w:t>手机静音；迟到者等静坐结束再入场，入场后主持人一个眼神示意即可，不解释流程。</w:t>
-      </w:r>
-    </w:p>
-    <w:p>
-      <w:pPr>
-        <w:ind w:left="340"/>
-      </w:pPr>
-      <w:r>
-        <w:rPr>
-          <w:b/>
-          <w:sz w:val="21"/>
-        </w:rPr>
-        <w:t xml:space="preserve">9. </w:t>
-      </w:r>
-      <w:r>
-        <w:rPr>
-          <w:sz w:val="21"/>
-        </w:rPr>
-        <w:t>讨论跑题时温和拉回："这个话题值得单独聊，我们先放一放，回到今天的原文。"</w:t>
-      </w:r>
-    </w:p>
-    <w:p>
-      <w:pPr>
-        <w:ind w:left="340"/>
-      </w:pPr>
-      <w:r>
-        <w:rPr>
-          <w:b/>
-          <w:sz w:val="21"/>
-        </w:rPr>
-        <w:t xml:space="preserve">10. </w:t>
-      </w:r>
-      <w:r>
-        <w:rPr>
-          <w:sz w:val="21"/>
-        </w:rPr>
-        <w:t>结束前确认：下周时间、共读材料、本周作业，三件事一样都不落。</w:t>
-      </w:r>
-    </w:p>
-    <w:p>
-      <w:r>
-        <w:rPr>
-          <w:b/>
-          <w:sz w:val="21"/>
         </w:rPr>
         <w:t>本周易发状况速查</w:t>
       </w:r>
@@ -762,7 +781,6 @@
       <w:tblPr>
         <w:tblStyle w:val="TableGrid"/>
         <w:tblW w:type="auto" w:w="0"/>
-        <w:jc w:val="center"/>
         <w:tblLook w:firstColumn="1" w:firstRow="1" w:lastColumn="0" w:lastRow="0" w:noHBand="0" w:noVBand="1" w:val="04A0"/>
       </w:tblPr>
       <w:tblGrid>
@@ -773,17 +791,20 @@
         <w:tc>
           <w:tcPr>
             <w:tcW w:type="dxa" w:w="4819"/>
-            <w:shd w:val="clear" w:color="auto" w:fill="1F3864"/>
+            <w:shd w:val="clear" w:fill="1F3864"/>
           </w:tcPr>
           <w:p>
-            <w:pPr>
-              <w:spacing w:after="20"/>
-            </w:pPr>
             <w:r>
               <w:rPr>
-                <w:b/>
                 <w:color w:val="FFFFFF"/>
-                <w:sz w:val="19"/>
+                <w:sz w:val="18"/>
+              </w:rPr>
+            </w:r>
+            <w:r>
+              <w:rPr>
+                <w:b w:val="0"/>
+                <w:color w:val="FFFFFF"/>
+                <w:sz w:val="18"/>
               </w:rPr>
               <w:t>状况</w:t>
             </w:r>
@@ -792,17 +813,20 @@
         <w:tc>
           <w:tcPr>
             <w:tcW w:type="dxa" w:w="4819"/>
-            <w:shd w:val="clear" w:color="auto" w:fill="1F3864"/>
+            <w:shd w:val="clear" w:fill="1F3864"/>
           </w:tcPr>
           <w:p>
-            <w:pPr>
-              <w:spacing w:after="20"/>
-            </w:pPr>
             <w:r>
               <w:rPr>
-                <w:b/>
                 <w:color w:val="FFFFFF"/>
-                <w:sz w:val="19"/>
+                <w:sz w:val="18"/>
+              </w:rPr>
+            </w:r>
+            <w:r>
+              <w:rPr>
+                <w:b w:val="0"/>
+                <w:color w:val="FFFFFF"/>
+                <w:sz w:val="18"/>
               </w:rPr>
               <w:t>处理</w:t>
             </w:r>
@@ -815,12 +839,15 @@
             <w:tcW w:type="dxa" w:w="4819"/>
           </w:tcPr>
           <w:p>
-            <w:pPr>
-              <w:spacing w:after="20"/>
-            </w:pPr>
             <w:r>
               <w:rPr>
-                <w:sz w:val="19"/>
+                <w:sz w:val="18"/>
+              </w:rPr>
+            </w:r>
+            <w:r>
+              <w:rPr>
+                <w:b w:val="0"/>
+                <w:sz w:val="18"/>
               </w:rPr>
               <w:t>成员用"邪思维"评价他人观点或经历</w:t>
             </w:r>
@@ -831,12 +858,15 @@
             <w:tcW w:type="dxa" w:w="4819"/>
           </w:tcPr>
           <w:p>
-            <w:pPr>
-              <w:spacing w:after="20"/>
-            </w:pPr>
             <w:r>
               <w:rPr>
-                <w:sz w:val="19"/>
+                <w:sz w:val="18"/>
+              </w:rPr>
+            </w:r>
+            <w:r>
+              <w:rPr>
+                <w:b w:val="0"/>
+                <w:sz w:val="18"/>
               </w:rPr>
               <w:t>温和转译：把"你这是邪思维"转成"我观察到自己心里那股想抓取／想推开的力量"，镜头对回自己（详见特别提醒第1条）</w:t>
             </w:r>
@@ -847,15 +877,18 @@
         <w:tc>
           <w:tcPr>
             <w:tcW w:type="dxa" w:w="4819"/>
-            <w:shd w:val="clear" w:color="auto" w:fill="F2F2F2"/>
+            <w:shd w:val="clear" w:fill="F2F5FA"/>
           </w:tcPr>
           <w:p>
-            <w:pPr>
-              <w:spacing w:after="20"/>
-            </w:pPr>
             <w:r>
               <w:rPr>
-                <w:sz w:val="19"/>
+                <w:sz w:val="18"/>
+              </w:rPr>
+            </w:r>
+            <w:r>
+              <w:rPr>
+                <w:b w:val="0"/>
+                <w:sz w:val="18"/>
               </w:rPr>
               <w:t>有人借"出离"话题追问他人戒瘾、感情、家庭隐私</w:t>
             </w:r>
@@ -864,15 +897,18 @@
         <w:tc>
           <w:tcPr>
             <w:tcW w:type="dxa" w:w="4819"/>
-            <w:shd w:val="clear" w:color="auto" w:fill="F2F2F2"/>
+            <w:shd w:val="clear" w:fill="F2F5FA"/>
           </w:tcPr>
           <w:p>
-            <w:pPr>
-              <w:spacing w:after="20"/>
-            </w:pPr>
             <w:r>
               <w:rPr>
-                <w:sz w:val="19"/>
+                <w:sz w:val="18"/>
+              </w:rPr>
+            </w:r>
+            <w:r>
+              <w:rPr>
+                <w:b w:val="0"/>
+                <w:sz w:val="18"/>
               </w:rPr>
               <w:t>立即收束："这属于个人生活选择，我们不互相打听，回到原文里'心的出离'。"</w:t>
             </w:r>
@@ -885,12 +921,15 @@
             <w:tcW w:type="dxa" w:w="4819"/>
           </w:tcPr>
           <w:p>
-            <w:pPr>
-              <w:spacing w:after="20"/>
-            </w:pPr>
             <w:r>
               <w:rPr>
-                <w:sz w:val="19"/>
+                <w:sz w:val="18"/>
+              </w:rPr>
+            </w:r>
+            <w:r>
+              <w:rPr>
+                <w:b w:val="0"/>
+                <w:sz w:val="18"/>
               </w:rPr>
               <w:t>宽恕环节有人落泪或长时间沉默</w:t>
             </w:r>
@@ -901,12 +940,15 @@
             <w:tcW w:type="dxa" w:w="4819"/>
           </w:tcPr>
           <w:p>
-            <w:pPr>
-              <w:spacing w:after="20"/>
-            </w:pPr>
             <w:r>
               <w:rPr>
-                <w:sz w:val="19"/>
+                <w:sz w:val="18"/>
+              </w:rPr>
+            </w:r>
+            <w:r>
+              <w:rPr>
+                <w:b w:val="0"/>
+                <w:sz w:val="18"/>
               </w:rPr>
               <w:t>不追问，递纸巾，低声告知可暂离；如对方愿意，只请其说"我现在不想多说"也算完成分享</w:t>
             </w:r>
@@ -917,15 +959,18 @@
         <w:tc>
           <w:tcPr>
             <w:tcW w:type="dxa" w:w="4819"/>
-            <w:shd w:val="clear" w:color="auto" w:fill="F2F2F2"/>
+            <w:shd w:val="clear" w:fill="F2F5FA"/>
           </w:tcPr>
           <w:p>
-            <w:pPr>
-              <w:spacing w:after="20"/>
-            </w:pPr>
             <w:r>
               <w:rPr>
-                <w:sz w:val="19"/>
+                <w:sz w:val="18"/>
+              </w:rPr>
+            </w:r>
+            <w:r>
+              <w:rPr>
+                <w:b w:val="0"/>
+                <w:sz w:val="18"/>
               </w:rPr>
               <w:t>讨论"百分之九十是自己造成的"被理解成"受害是我活该"</w:t>
             </w:r>
@@ -934,15 +979,18 @@
         <w:tc>
           <w:tcPr>
             <w:tcW w:type="dxa" w:w="4819"/>
-            <w:shd w:val="clear" w:color="auto" w:fill="F2F2F2"/>
+            <w:shd w:val="clear" w:fill="F2F5FA"/>
           </w:tcPr>
           <w:p>
-            <w:pPr>
-              <w:spacing w:after="20"/>
-            </w:pPr>
             <w:r>
               <w:rPr>
-                <w:sz w:val="19"/>
+                <w:sz w:val="18"/>
+              </w:rPr>
+            </w:r>
+            <w:r>
+              <w:rPr>
+                <w:b w:val="0"/>
+                <w:sz w:val="18"/>
               </w:rPr>
               <w:t>澄清原文语境：佛陀说因果不是定罪，是为了让心从怨恨中松开；第一支箭已经疼了，重点是别再扎第二支</w:t>
             </w:r>
@@ -955,12 +1003,15 @@
             <w:tcW w:type="dxa" w:w="4819"/>
           </w:tcPr>
           <w:p>
-            <w:pPr>
-              <w:spacing w:after="20"/>
-            </w:pPr>
             <w:r>
               <w:rPr>
-                <w:sz w:val="19"/>
+                <w:sz w:val="18"/>
+              </w:rPr>
+            </w:r>
+            <w:r>
+              <w:rPr>
+                <w:b w:val="0"/>
+                <w:sz w:val="18"/>
               </w:rPr>
               <w:t>义理追问超出本周范围（禅那、道果、涅槃）</w:t>
             </w:r>
@@ -971,12 +1022,15 @@
             <w:tcW w:type="dxa" w:w="4819"/>
           </w:tcPr>
           <w:p>
-            <w:pPr>
-              <w:spacing w:after="20"/>
-            </w:pPr>
             <w:r>
               <w:rPr>
-                <w:sz w:val="19"/>
+                <w:sz w:val="18"/>
+              </w:rPr>
+            </w:r>
+            <w:r>
+              <w:rPr>
+                <w:b w:val="0"/>
+                <w:sz w:val="18"/>
               </w:rPr>
               <w:t>统一话术："这属于读书会09及后续周次的内容，本周先把日常的转向做扎实。"</w:t>
             </w:r>
@@ -986,17 +1040,15 @@
     </w:tbl>
     <w:p>
       <w:pPr>
-        <w:spacing w:before="40" w:after="80"/>
-        <w:ind w:left="283"/>
-        <w:shd w:val="clear" w:color="auto" w:fill="EEF2F8"/>
+        <w:ind w:left="170"/>
         <w:pBdr>
-          <w:left w:val="single" w:sz="20" w:space="6" w:color="1F3864"/>
+          <w:left w:val="single" w:sz="18" w:space="4" w:color="1F3864"/>
         </w:pBdr>
+        <w:shd w:val="clear" w:fill="F2F5FA"/>
       </w:pPr>
       <w:r>
         <w:rPr>
           <w:b/>
-          <w:sz w:val="20"/>
         </w:rPr>
         <w:t>读书会10：八正道实践 · 第3周</w:t>
       </w:r>
@@ -1004,44 +1056,38 @@
     <w:p>
       <w:r>
         <w:rPr>
-          <w:sz w:val="21"/>
+          <w:b w:val="0"/>
         </w:rPr>
         <w:t>各位贤友好，欢迎来到八正道实践的第三周。前两周我们建立了总纲——中道，装上了修行的眼睛——正见。眼睛看清楚了，心往哪里转，就是本周的事。八正道的第二支叫正思维（正思惟），它不玄妙，就发生在我们每一次"特别想要、特别讨厌、恨不得对方倒霉"的起念之间。本周我们借助古源尊者的开示，先认出欲、瞋、害三种邪思惟的脸孔，再看三正思惟——出离、无嗔、无害——如何一一对治，最后回到一个非常实在的问题：几十年的思惟定式，真能转吗？尊者给我们的答案是：能，但要在正见的指导下，以正念和正精进长期训练，像打磨旧习惯一样建立新习惯。</w:t>
       </w:r>
     </w:p>
     <w:p>
       <w:pPr>
-        <w:spacing w:before="40" w:after="80"/>
-        <w:ind w:left="283"/>
-        <w:shd w:val="clear" w:color="auto" w:fill="EEF2F8"/>
+        <w:ind w:left="170"/>
         <w:pBdr>
-          <w:left w:val="single" w:sz="20" w:space="6" w:color="1F3864"/>
+          <w:left w:val="single" w:sz="18" w:space="4" w:color="1F3864"/>
         </w:pBdr>
+        <w:shd w:val="clear" w:fill="F2F5FA"/>
       </w:pPr>
       <w:r>
         <w:rPr>
-          <w:sz w:val="20"/>
+          <w:b w:val="0"/>
         </w:rPr>
         <w:t>本周主题：</w:t>
       </w:r>
       <w:r>
         <w:rPr>
           <w:b/>
-          <w:sz w:val="20"/>
         </w:rPr>
         <w:t>认出欲、瞋、害三种邪思惟的运作与苦果，在正见先导、正念正精进的围绕下，把心转向出离、无嗔、无害三种正思惟。</w:t>
       </w:r>
     </w:p>
     <w:p>
-      <w:pPr>
-        <w:spacing w:before="160" w:after="80"/>
-      </w:pPr>
-      <w:r>
-        <w:rPr>
-          <w:rFonts w:ascii="Microsoft YaHei" w:hAnsi="Microsoft YaHei" w:eastAsia="Microsoft YaHei"/>
+      <w:r>
+        <w:rPr>
           <w:b/>
           <w:color w:val="1F3864"/>
-          <w:sz w:val="28"/>
+          <w:sz w:val="26"/>
         </w:rPr>
         <w:t>📋 本周信息卡</w:t>
       </w:r>
@@ -1050,7 +1096,6 @@
       <w:tblPr>
         <w:tblStyle w:val="TableGrid"/>
         <w:tblW w:type="auto" w:w="0"/>
-        <w:jc w:val="center"/>
         <w:tblLook w:firstColumn="1" w:firstRow="1" w:lastColumn="0" w:lastRow="0" w:noHBand="0" w:noVBand="1" w:val="04A0"/>
       </w:tblPr>
       <w:tblGrid>
@@ -1061,17 +1106,20 @@
         <w:tc>
           <w:tcPr>
             <w:tcW w:type="dxa" w:w="4819"/>
-            <w:shd w:val="clear" w:color="auto" w:fill="1F3864"/>
+            <w:shd w:val="clear" w:fill="1F3864"/>
           </w:tcPr>
           <w:p>
-            <w:pPr>
-              <w:spacing w:after="20"/>
-            </w:pPr>
             <w:r>
               <w:rPr>
-                <w:b/>
                 <w:color w:val="FFFFFF"/>
-                <w:sz w:val="19"/>
+                <w:sz w:val="18"/>
+              </w:rPr>
+            </w:r>
+            <w:r>
+              <w:rPr>
+                <w:b w:val="0"/>
+                <w:color w:val="FFFFFF"/>
+                <w:sz w:val="18"/>
               </w:rPr>
               <w:t>项目</w:t>
             </w:r>
@@ -1080,17 +1128,20 @@
         <w:tc>
           <w:tcPr>
             <w:tcW w:type="dxa" w:w="4819"/>
-            <w:shd w:val="clear" w:color="auto" w:fill="1F3864"/>
+            <w:shd w:val="clear" w:fill="1F3864"/>
           </w:tcPr>
           <w:p>
-            <w:pPr>
-              <w:spacing w:after="20"/>
-            </w:pPr>
             <w:r>
               <w:rPr>
-                <w:b/>
                 <w:color w:val="FFFFFF"/>
-                <w:sz w:val="19"/>
+                <w:sz w:val="18"/>
+              </w:rPr>
+            </w:r>
+            <w:r>
+              <w:rPr>
+                <w:b w:val="0"/>
+                <w:color w:val="FFFFFF"/>
+                <w:sz w:val="18"/>
               </w:rPr>
               <w:t>内容</w:t>
             </w:r>
@@ -1103,12 +1154,15 @@
             <w:tcW w:type="dxa" w:w="4819"/>
           </w:tcPr>
           <w:p>
-            <w:pPr>
-              <w:spacing w:after="20"/>
-            </w:pPr>
             <w:r>
               <w:rPr>
-                <w:sz w:val="19"/>
+                <w:sz w:val="18"/>
+              </w:rPr>
+            </w:r>
+            <w:r>
+              <w:rPr>
+                <w:b w:val="0"/>
+                <w:sz w:val="18"/>
               </w:rPr>
               <w:t>时长</w:t>
             </w:r>
@@ -1119,12 +1173,15 @@
             <w:tcW w:type="dxa" w:w="4819"/>
           </w:tcPr>
           <w:p>
-            <w:pPr>
-              <w:spacing w:after="20"/>
-            </w:pPr>
             <w:r>
               <w:rPr>
-                <w:sz w:val="19"/>
+                <w:sz w:val="18"/>
+              </w:rPr>
+            </w:r>
+            <w:r>
+              <w:rPr>
+                <w:b w:val="0"/>
+                <w:sz w:val="18"/>
               </w:rPr>
               <w:t>120分钟（静心10／共读25／第一轮分享20／主题讨论35／禅修练习15／收尾回向15，合计120，六个环节时长不得改动）</w:t>
             </w:r>
@@ -1135,15 +1192,18 @@
         <w:tc>
           <w:tcPr>
             <w:tcW w:type="dxa" w:w="4819"/>
-            <w:shd w:val="clear" w:color="auto" w:fill="F2F2F2"/>
+            <w:shd w:val="clear" w:fill="F2F5FA"/>
           </w:tcPr>
           <w:p>
-            <w:pPr>
-              <w:spacing w:after="20"/>
-            </w:pPr>
             <w:r>
               <w:rPr>
-                <w:sz w:val="19"/>
+                <w:sz w:val="18"/>
+              </w:rPr>
+            </w:r>
+            <w:r>
+              <w:rPr>
+                <w:b w:val="0"/>
+                <w:sz w:val="18"/>
               </w:rPr>
               <w:t>核心问题</w:t>
             </w:r>
@@ -1152,15 +1212,18 @@
         <w:tc>
           <w:tcPr>
             <w:tcW w:type="dxa" w:w="4819"/>
-            <w:shd w:val="clear" w:color="auto" w:fill="F2F2F2"/>
+            <w:shd w:val="clear" w:fill="F2F5FA"/>
           </w:tcPr>
           <w:p>
-            <w:pPr>
-              <w:spacing w:after="20"/>
-            </w:pPr>
             <w:r>
               <w:rPr>
-                <w:sz w:val="19"/>
+                <w:sz w:val="18"/>
+              </w:rPr>
+            </w:r>
+            <w:r>
+              <w:rPr>
+                <w:b w:val="0"/>
+                <w:sz w:val="18"/>
               </w:rPr>
               <w:t>我最常见的那一股"特别想要／特别排斥／想让对方不好过"的心念是什么？它背后是什么见？我可以怎样转向？</w:t>
             </w:r>
@@ -1173,12 +1236,15 @@
             <w:tcW w:type="dxa" w:w="4819"/>
           </w:tcPr>
           <w:p>
-            <w:pPr>
-              <w:spacing w:after="20"/>
-            </w:pPr>
             <w:r>
               <w:rPr>
-                <w:sz w:val="19"/>
+                <w:sz w:val="18"/>
+              </w:rPr>
+            </w:r>
+            <w:r>
+              <w:rPr>
+                <w:b w:val="0"/>
+                <w:sz w:val="18"/>
               </w:rPr>
               <w:t>共读原文提要</w:t>
             </w:r>
@@ -1189,12 +1255,15 @@
             <w:tcW w:type="dxa" w:w="4819"/>
           </w:tcPr>
           <w:p>
-            <w:pPr>
-              <w:spacing w:after="20"/>
-            </w:pPr>
             <w:r>
               <w:rPr>
-                <w:sz w:val="19"/>
+                <w:sz w:val="18"/>
+              </w:rPr>
+            </w:r>
+            <w:r>
+              <w:rPr>
+                <w:b w:val="0"/>
+                <w:sz w:val="18"/>
               </w:rPr>
               <w:t>三邪思惟（欲／瞋／害）的表现与不善苦果；正见、正精进、正念三法围绕；《大四十经》出离／无嗔／无害三正思惟；思惟定式的根源与转化训练；依性行选择念处的长期修法；宽恕的能力</w:t>
             </w:r>
@@ -1205,15 +1274,18 @@
         <w:tc>
           <w:tcPr>
             <w:tcW w:type="dxa" w:w="4819"/>
-            <w:shd w:val="clear" w:color="auto" w:fill="F2F2F2"/>
+            <w:shd w:val="clear" w:fill="F2F5FA"/>
           </w:tcPr>
           <w:p>
-            <w:pPr>
-              <w:spacing w:after="20"/>
-            </w:pPr>
             <w:r>
               <w:rPr>
-                <w:sz w:val="19"/>
+                <w:sz w:val="18"/>
+              </w:rPr>
+            </w:r>
+            <w:r>
+              <w:rPr>
+                <w:b w:val="0"/>
+                <w:sz w:val="18"/>
               </w:rPr>
               <w:t>本周作业</w:t>
             </w:r>
@@ -1222,15 +1294,18 @@
         <w:tc>
           <w:tcPr>
             <w:tcW w:type="dxa" w:w="4819"/>
-            <w:shd w:val="clear" w:color="auto" w:fill="F2F2F2"/>
+            <w:shd w:val="clear" w:fill="F2F5FA"/>
           </w:tcPr>
           <w:p>
-            <w:pPr>
-              <w:spacing w:after="20"/>
-            </w:pPr>
             <w:r>
               <w:rPr>
-                <w:sz w:val="19"/>
+                <w:sz w:val="18"/>
+              </w:rPr>
+            </w:r>
+            <w:r>
+              <w:rPr>
+                <w:b w:val="0"/>
+                <w:sz w:val="18"/>
               </w:rPr>
               <w:t>①每天一张"思惟观察卡"：记录一次自动化的欲／瞋／害思惟（事、身体反应、认出的那一刻），只观察不评判；②为自己选一个正向微习惯（如每天一句善语、每晚三次松肩呼吸），连续七天，下周分享"数数习行"的体验</w:t>
             </w:r>
@@ -1239,15 +1314,11 @@
       </w:tr>
     </w:tbl>
     <w:p>
-      <w:pPr>
-        <w:spacing w:before="160" w:after="80"/>
-      </w:pPr>
-      <w:r>
-        <w:rPr>
-          <w:rFonts w:ascii="Microsoft YaHei" w:hAnsi="Microsoft YaHei" w:eastAsia="Microsoft YaHei"/>
+      <w:r>
+        <w:rPr>
           <w:b/>
           <w:color w:val="1F3864"/>
-          <w:sz w:val="28"/>
+          <w:sz w:val="26"/>
         </w:rPr>
         <w:t>⏱ 时间弹性指南（本讲通用）</w:t>
       </w:r>
@@ -1256,7 +1327,6 @@
       <w:tblPr>
         <w:tblStyle w:val="TableGrid"/>
         <w:tblW w:type="auto" w:w="0"/>
-        <w:jc w:val="center"/>
         <w:tblLook w:firstColumn="1" w:firstRow="1" w:lastColumn="0" w:lastRow="0" w:noHBand="0" w:noVBand="1" w:val="04A0"/>
       </w:tblPr>
       <w:tblGrid>
@@ -1269,17 +1339,20 @@
         <w:tc>
           <w:tcPr>
             <w:tcW w:type="dxa" w:w="2409"/>
-            <w:shd w:val="clear" w:color="auto" w:fill="1F3864"/>
+            <w:shd w:val="clear" w:fill="1F3864"/>
           </w:tcPr>
           <w:p>
-            <w:pPr>
-              <w:spacing w:after="20"/>
-            </w:pPr>
             <w:r>
               <w:rPr>
-                <w:b/>
                 <w:color w:val="FFFFFF"/>
-                <w:sz w:val="19"/>
+                <w:sz w:val="18"/>
+              </w:rPr>
+            </w:r>
+            <w:r>
+              <w:rPr>
+                <w:b w:val="0"/>
+                <w:color w:val="FFFFFF"/>
+                <w:sz w:val="18"/>
               </w:rPr>
               <w:t>环节</w:t>
             </w:r>
@@ -1288,17 +1361,20 @@
         <w:tc>
           <w:tcPr>
             <w:tcW w:type="dxa" w:w="2409"/>
-            <w:shd w:val="clear" w:color="auto" w:fill="1F3864"/>
+            <w:shd w:val="clear" w:fill="1F3864"/>
           </w:tcPr>
           <w:p>
-            <w:pPr>
-              <w:spacing w:after="20"/>
-            </w:pPr>
             <w:r>
               <w:rPr>
-                <w:b/>
                 <w:color w:val="FFFFFF"/>
-                <w:sz w:val="19"/>
+                <w:sz w:val="18"/>
+              </w:rPr>
+            </w:r>
+            <w:r>
+              <w:rPr>
+                <w:b w:val="0"/>
+                <w:color w:val="FFFFFF"/>
+                <w:sz w:val="18"/>
               </w:rPr>
               <w:t>可压缩至</w:t>
             </w:r>
@@ -1307,17 +1383,20 @@
         <w:tc>
           <w:tcPr>
             <w:tcW w:type="dxa" w:w="2409"/>
-            <w:shd w:val="clear" w:color="auto" w:fill="1F3864"/>
+            <w:shd w:val="clear" w:fill="1F3864"/>
           </w:tcPr>
           <w:p>
-            <w:pPr>
-              <w:spacing w:after="20"/>
-            </w:pPr>
             <w:r>
               <w:rPr>
-                <w:b/>
                 <w:color w:val="FFFFFF"/>
-                <w:sz w:val="19"/>
+                <w:sz w:val="18"/>
+              </w:rPr>
+            </w:r>
+            <w:r>
+              <w:rPr>
+                <w:b w:val="0"/>
+                <w:color w:val="FFFFFF"/>
+                <w:sz w:val="18"/>
               </w:rPr>
               <w:t>可扩展至</w:t>
             </w:r>
@@ -1326,17 +1405,20 @@
         <w:tc>
           <w:tcPr>
             <w:tcW w:type="dxa" w:w="2409"/>
-            <w:shd w:val="clear" w:color="auto" w:fill="1F3864"/>
+            <w:shd w:val="clear" w:fill="1F3864"/>
           </w:tcPr>
           <w:p>
-            <w:pPr>
-              <w:spacing w:after="20"/>
-            </w:pPr>
             <w:r>
               <w:rPr>
-                <w:b/>
                 <w:color w:val="FFFFFF"/>
-                <w:sz w:val="19"/>
+                <w:sz w:val="18"/>
+              </w:rPr>
+            </w:r>
+            <w:r>
+              <w:rPr>
+                <w:b w:val="0"/>
+                <w:color w:val="FFFFFF"/>
+                <w:sz w:val="18"/>
               </w:rPr>
               <w:t>调整建议</w:t>
             </w:r>
@@ -1349,12 +1431,15 @@
             <w:tcW w:type="dxa" w:w="2409"/>
           </w:tcPr>
           <w:p>
-            <w:pPr>
-              <w:spacing w:after="20"/>
-            </w:pPr>
             <w:r>
               <w:rPr>
-                <w:sz w:val="19"/>
+                <w:sz w:val="18"/>
+              </w:rPr>
+            </w:r>
+            <w:r>
+              <w:rPr>
+                <w:b w:val="0"/>
+                <w:sz w:val="18"/>
               </w:rPr>
               <w:t>🧘 静心开场</w:t>
             </w:r>
@@ -1365,12 +1450,15 @@
             <w:tcW w:type="dxa" w:w="2409"/>
           </w:tcPr>
           <w:p>
-            <w:pPr>
-              <w:spacing w:after="20"/>
-            </w:pPr>
             <w:r>
               <w:rPr>
-                <w:sz w:val="19"/>
+                <w:sz w:val="18"/>
+              </w:rPr>
+            </w:r>
+            <w:r>
+              <w:rPr>
+                <w:b w:val="0"/>
+                <w:sz w:val="18"/>
               </w:rPr>
               <w:t>5 min</w:t>
             </w:r>
@@ -1381,12 +1469,15 @@
             <w:tcW w:type="dxa" w:w="2409"/>
           </w:tcPr>
           <w:p>
-            <w:pPr>
-              <w:spacing w:after="20"/>
-            </w:pPr>
             <w:r>
               <w:rPr>
-                <w:sz w:val="19"/>
+                <w:sz w:val="18"/>
+              </w:rPr>
+            </w:r>
+            <w:r>
+              <w:rPr>
+                <w:b w:val="0"/>
+                <w:sz w:val="18"/>
               </w:rPr>
               <w:t>15 min</w:t>
             </w:r>
@@ -1397,12 +1488,15 @@
             <w:tcW w:type="dxa" w:w="2409"/>
           </w:tcPr>
           <w:p>
-            <w:pPr>
-              <w:spacing w:after="20"/>
-            </w:pPr>
             <w:r>
               <w:rPr>
-                <w:sz w:val="19"/>
+                <w:sz w:val="18"/>
+              </w:rPr>
+            </w:r>
+            <w:r>
+              <w:rPr>
+                <w:b w:val="0"/>
+                <w:sz w:val="18"/>
               </w:rPr>
               <w:t>人少且都准时，可提前进入共读；有人迟到，静坐延长等齐</w:t>
             </w:r>
@@ -1413,15 +1507,18 @@
         <w:tc>
           <w:tcPr>
             <w:tcW w:type="dxa" w:w="2409"/>
-            <w:shd w:val="clear" w:color="auto" w:fill="F2F2F2"/>
+            <w:shd w:val="clear" w:fill="F2F5FA"/>
           </w:tcPr>
           <w:p>
-            <w:pPr>
-              <w:spacing w:after="20"/>
-            </w:pPr>
             <w:r>
               <w:rPr>
-                <w:sz w:val="19"/>
+                <w:sz w:val="18"/>
+              </w:rPr>
+            </w:r>
+            <w:r>
+              <w:rPr>
+                <w:b w:val="0"/>
+                <w:sz w:val="18"/>
               </w:rPr>
               <w:t>📖 共读原文</w:t>
             </w:r>
@@ -1430,15 +1527,18 @@
         <w:tc>
           <w:tcPr>
             <w:tcW w:type="dxa" w:w="2409"/>
-            <w:shd w:val="clear" w:color="auto" w:fill="F2F2F2"/>
+            <w:shd w:val="clear" w:fill="F2F5FA"/>
           </w:tcPr>
           <w:p>
-            <w:pPr>
-              <w:spacing w:after="20"/>
-            </w:pPr>
             <w:r>
               <w:rPr>
-                <w:sz w:val="19"/>
+                <w:sz w:val="18"/>
+              </w:rPr>
+            </w:r>
+            <w:r>
+              <w:rPr>
+                <w:b w:val="0"/>
+                <w:sz w:val="18"/>
               </w:rPr>
               <w:t>25 min</w:t>
             </w:r>
@@ -1447,15 +1547,18 @@
         <w:tc>
           <w:tcPr>
             <w:tcW w:type="dxa" w:w="2409"/>
-            <w:shd w:val="clear" w:color="auto" w:fill="F2F2F2"/>
+            <w:shd w:val="clear" w:fill="F2F5FA"/>
           </w:tcPr>
           <w:p>
-            <w:pPr>
-              <w:spacing w:after="20"/>
-            </w:pPr>
             <w:r>
               <w:rPr>
-                <w:sz w:val="19"/>
+                <w:sz w:val="18"/>
+              </w:rPr>
+            </w:r>
+            <w:r>
+              <w:rPr>
+                <w:b w:val="0"/>
+                <w:sz w:val="18"/>
               </w:rPr>
               <w:t>40 min</w:t>
             </w:r>
@@ -1464,15 +1567,18 @@
         <w:tc>
           <w:tcPr>
             <w:tcW w:type="dxa" w:w="2409"/>
-            <w:shd w:val="clear" w:color="auto" w:fill="F2F2F2"/>
+            <w:shd w:val="clear" w:fill="F2F5FA"/>
           </w:tcPr>
           <w:p>
-            <w:pPr>
-              <w:spacing w:after="20"/>
-            </w:pPr>
             <w:r>
               <w:rPr>
-                <w:sz w:val="19"/>
+                <w:sz w:val="18"/>
+              </w:rPr>
+            </w:r>
+            <w:r>
+              <w:rPr>
+                <w:b w:val="0"/>
+                <w:sz w:val="18"/>
               </w:rPr>
               <w:t>压缩时三份材料各只读★核心段；扩展时读一个完整故事</w:t>
             </w:r>
@@ -1485,12 +1591,15 @@
             <w:tcW w:type="dxa" w:w="2409"/>
           </w:tcPr>
           <w:p>
-            <w:pPr>
-              <w:spacing w:after="20"/>
-            </w:pPr>
             <w:r>
               <w:rPr>
-                <w:sz w:val="19"/>
+                <w:sz w:val="18"/>
+              </w:rPr>
+            </w:r>
+            <w:r>
+              <w:rPr>
+                <w:b w:val="0"/>
+                <w:sz w:val="18"/>
               </w:rPr>
               <w:t>💬 第一轮分享</w:t>
             </w:r>
@@ -1501,12 +1610,15 @@
             <w:tcW w:type="dxa" w:w="2409"/>
           </w:tcPr>
           <w:p>
-            <w:pPr>
-              <w:spacing w:after="20"/>
-            </w:pPr>
             <w:r>
               <w:rPr>
-                <w:sz w:val="19"/>
+                <w:sz w:val="18"/>
+              </w:rPr>
+            </w:r>
+            <w:r>
+              <w:rPr>
+                <w:b w:val="0"/>
+                <w:sz w:val="18"/>
               </w:rPr>
               <w:t>20 min</w:t>
             </w:r>
@@ -1517,12 +1629,15 @@
             <w:tcW w:type="dxa" w:w="2409"/>
           </w:tcPr>
           <w:p>
-            <w:pPr>
-              <w:spacing w:after="20"/>
-            </w:pPr>
             <w:r>
               <w:rPr>
-                <w:sz w:val="19"/>
+                <w:sz w:val="18"/>
+              </w:rPr>
+            </w:r>
+            <w:r>
+              <w:rPr>
+                <w:b w:val="0"/>
+                <w:sz w:val="18"/>
               </w:rPr>
               <w:t>30 min</w:t>
             </w:r>
@@ -1533,12 +1648,15 @@
             <w:tcW w:type="dxa" w:w="2409"/>
           </w:tcPr>
           <w:p>
-            <w:pPr>
-              <w:spacing w:after="20"/>
-            </w:pPr>
             <w:r>
               <w:rPr>
-                <w:sz w:val="19"/>
+                <w:sz w:val="18"/>
+              </w:rPr>
+            </w:r>
+            <w:r>
+              <w:rPr>
+                <w:b w:val="0"/>
+                <w:sz w:val="18"/>
               </w:rPr>
               <w:t>压缩时规则改为"每人不超过1分钟"；扩展时加轮流一句话</w:t>
             </w:r>
@@ -1549,15 +1667,18 @@
         <w:tc>
           <w:tcPr>
             <w:tcW w:type="dxa" w:w="2409"/>
-            <w:shd w:val="clear" w:color="auto" w:fill="F2F2F2"/>
+            <w:shd w:val="clear" w:fill="F2F5FA"/>
           </w:tcPr>
           <w:p>
-            <w:pPr>
-              <w:spacing w:after="20"/>
-            </w:pPr>
             <w:r>
               <w:rPr>
-                <w:sz w:val="19"/>
+                <w:sz w:val="18"/>
+              </w:rPr>
+            </w:r>
+            <w:r>
+              <w:rPr>
+                <w:b w:val="0"/>
+                <w:sz w:val="18"/>
               </w:rPr>
               <w:t>🎯 主题讨论</w:t>
             </w:r>
@@ -1566,15 +1687,18 @@
         <w:tc>
           <w:tcPr>
             <w:tcW w:type="dxa" w:w="2409"/>
-            <w:shd w:val="clear" w:color="auto" w:fill="F2F2F2"/>
+            <w:shd w:val="clear" w:fill="F2F5FA"/>
           </w:tcPr>
           <w:p>
-            <w:pPr>
-              <w:spacing w:after="20"/>
-            </w:pPr>
             <w:r>
               <w:rPr>
-                <w:sz w:val="19"/>
+                <w:sz w:val="18"/>
+              </w:rPr>
+            </w:r>
+            <w:r>
+              <w:rPr>
+                <w:b w:val="0"/>
+                <w:sz w:val="18"/>
               </w:rPr>
               <w:t>25 min</w:t>
             </w:r>
@@ -1583,15 +1707,18 @@
         <w:tc>
           <w:tcPr>
             <w:tcW w:type="dxa" w:w="2409"/>
-            <w:shd w:val="clear" w:color="auto" w:fill="F2F2F2"/>
+            <w:shd w:val="clear" w:fill="F2F5FA"/>
           </w:tcPr>
           <w:p>
-            <w:pPr>
-              <w:spacing w:after="20"/>
-            </w:pPr>
             <w:r>
               <w:rPr>
-                <w:sz w:val="19"/>
+                <w:sz w:val="18"/>
+              </w:rPr>
+            </w:r>
+            <w:r>
+              <w:rPr>
+                <w:b w:val="0"/>
+                <w:sz w:val="18"/>
               </w:rPr>
               <w:t>40 min</w:t>
             </w:r>
@@ -1600,15 +1727,18 @@
         <w:tc>
           <w:tcPr>
             <w:tcW w:type="dxa" w:w="2409"/>
-            <w:shd w:val="clear" w:color="auto" w:fill="F2F2F2"/>
+            <w:shd w:val="clear" w:fill="F2F5FA"/>
           </w:tcPr>
           <w:p>
-            <w:pPr>
-              <w:spacing w:after="20"/>
-            </w:pPr>
             <w:r>
               <w:rPr>
-                <w:sz w:val="19"/>
+                <w:sz w:val="18"/>
+              </w:rPr>
+            </w:r>
+            <w:r>
+              <w:rPr>
+                <w:b w:val="0"/>
+                <w:sz w:val="18"/>
               </w:rPr>
               <w:t>压缩时砍第2问；扩展时第2问先配对再全体</w:t>
             </w:r>
@@ -1621,12 +1751,15 @@
             <w:tcW w:type="dxa" w:w="2409"/>
           </w:tcPr>
           <w:p>
-            <w:pPr>
-              <w:spacing w:after="20"/>
-            </w:pPr>
             <w:r>
               <w:rPr>
-                <w:sz w:val="19"/>
+                <w:sz w:val="18"/>
+              </w:rPr>
+            </w:r>
+            <w:r>
+              <w:rPr>
+                <w:b w:val="0"/>
+                <w:sz w:val="18"/>
               </w:rPr>
               <w:t>🧘 禅修练习</w:t>
             </w:r>
@@ -1637,12 +1770,15 @@
             <w:tcW w:type="dxa" w:w="2409"/>
           </w:tcPr>
           <w:p>
-            <w:pPr>
-              <w:spacing w:after="20"/>
-            </w:pPr>
             <w:r>
               <w:rPr>
-                <w:sz w:val="19"/>
+                <w:sz w:val="18"/>
+              </w:rPr>
+            </w:r>
+            <w:r>
+              <w:rPr>
+                <w:b w:val="0"/>
+                <w:sz w:val="18"/>
               </w:rPr>
               <w:t>10 min</w:t>
             </w:r>
@@ -1653,12 +1789,15 @@
             <w:tcW w:type="dxa" w:w="2409"/>
           </w:tcPr>
           <w:p>
-            <w:pPr>
-              <w:spacing w:after="20"/>
-            </w:pPr>
             <w:r>
               <w:rPr>
-                <w:sz w:val="19"/>
+                <w:sz w:val="18"/>
+              </w:rPr>
+            </w:r>
+            <w:r>
+              <w:rPr>
+                <w:b w:val="0"/>
+                <w:sz w:val="18"/>
               </w:rPr>
               <w:t>20 min</w:t>
             </w:r>
@@ -1669,12 +1808,15 @@
             <w:tcW w:type="dxa" w:w="2409"/>
           </w:tcPr>
           <w:p>
-            <w:pPr>
-              <w:spacing w:after="20"/>
-            </w:pPr>
             <w:r>
               <w:rPr>
-                <w:sz w:val="19"/>
+                <w:sz w:val="18"/>
+              </w:rPr>
+            </w:r>
+            <w:r>
+              <w:rPr>
+                <w:b w:val="0"/>
+                <w:sz w:val="18"/>
               </w:rPr>
               <w:t>压缩时静坐8分钟；扩展时结尾加一分钟慈心祝愿（仅口令，不展开经典）</w:t>
             </w:r>
@@ -1685,15 +1827,18 @@
         <w:tc>
           <w:tcPr>
             <w:tcW w:type="dxa" w:w="2409"/>
-            <w:shd w:val="clear" w:color="auto" w:fill="F2F2F2"/>
+            <w:shd w:val="clear" w:fill="F2F5FA"/>
           </w:tcPr>
           <w:p>
-            <w:pPr>
-              <w:spacing w:after="20"/>
-            </w:pPr>
             <w:r>
               <w:rPr>
-                <w:sz w:val="19"/>
+                <w:sz w:val="18"/>
+              </w:rPr>
+            </w:r>
+            <w:r>
+              <w:rPr>
+                <w:b w:val="0"/>
+                <w:sz w:val="18"/>
               </w:rPr>
               <w:t>🔚 收尾与回向</w:t>
             </w:r>
@@ -1702,15 +1847,18 @@
         <w:tc>
           <w:tcPr>
             <w:tcW w:type="dxa" w:w="2409"/>
-            <w:shd w:val="clear" w:color="auto" w:fill="F2F2F2"/>
+            <w:shd w:val="clear" w:fill="F2F5FA"/>
           </w:tcPr>
           <w:p>
-            <w:pPr>
-              <w:spacing w:after="20"/>
-            </w:pPr>
             <w:r>
               <w:rPr>
-                <w:sz w:val="19"/>
+                <w:sz w:val="18"/>
+              </w:rPr>
+            </w:r>
+            <w:r>
+              <w:rPr>
+                <w:b w:val="0"/>
+                <w:sz w:val="18"/>
               </w:rPr>
               <w:t>15 min</w:t>
             </w:r>
@@ -1719,15 +1867,18 @@
         <w:tc>
           <w:tcPr>
             <w:tcW w:type="dxa" w:w="2409"/>
-            <w:shd w:val="clear" w:color="auto" w:fill="F2F2F2"/>
+            <w:shd w:val="clear" w:fill="F2F5FA"/>
           </w:tcPr>
           <w:p>
-            <w:pPr>
-              <w:spacing w:after="20"/>
-            </w:pPr>
             <w:r>
               <w:rPr>
-                <w:sz w:val="19"/>
+                <w:sz w:val="18"/>
+              </w:rPr>
+            </w:r>
+            <w:r>
+              <w:rPr>
+                <w:b w:val="0"/>
+                <w:sz w:val="18"/>
               </w:rPr>
               <w:t>25 min</w:t>
             </w:r>
@@ -1736,15 +1887,18 @@
         <w:tc>
           <w:tcPr>
             <w:tcW w:type="dxa" w:w="2409"/>
-            <w:shd w:val="clear" w:color="auto" w:fill="F2F2F2"/>
+            <w:shd w:val="clear" w:fill="F2F5FA"/>
           </w:tcPr>
           <w:p>
-            <w:pPr>
-              <w:spacing w:after="20"/>
-            </w:pPr>
             <w:r>
               <w:rPr>
-                <w:sz w:val="19"/>
+                <w:sz w:val="18"/>
+              </w:rPr>
+            </w:r>
+            <w:r>
+              <w:rPr>
+                <w:b w:val="0"/>
+                <w:sz w:val="18"/>
               </w:rPr>
               <w:t>压缩时逐人收获改为自愿补充；扩展时逐人一句＋作业互认</w:t>
             </w:r>
@@ -1754,30 +1908,25 @@
     </w:tbl>
     <w:p>
       <w:pPr>
-        <w:spacing w:before="40" w:after="80"/>
-        <w:ind w:left="283"/>
-        <w:shd w:val="clear" w:color="auto" w:fill="EEF2F8"/>
+        <w:ind w:left="170"/>
         <w:pBdr>
-          <w:left w:val="single" w:sz="20" w:space="6" w:color="1F3864"/>
+          <w:left w:val="single" w:sz="18" w:space="4" w:color="1F3864"/>
         </w:pBdr>
+        <w:shd w:val="clear" w:fill="F2F5FA"/>
       </w:pPr>
       <w:r>
         <w:rPr>
-          <w:sz w:val="20"/>
+          <w:b w:val="0"/>
         </w:rPr>
         <w:t>主持人：本讲共读原文总量较大，属于"备足料、按需取"的设计。请提前通读一遍，用荧光笔标出你打算齐读的段落；宁可读得少而清楚，不要为凑时长把成员拖进疲劳。</w:t>
       </w:r>
     </w:p>
     <w:p>
-      <w:pPr>
-        <w:spacing w:before="160" w:after="80"/>
-      </w:pPr>
-      <w:r>
-        <w:rPr>
-          <w:rFonts w:ascii="Microsoft YaHei" w:hAnsi="Microsoft YaHei" w:eastAsia="Microsoft YaHei"/>
+      <w:r>
+        <w:rPr>
           <w:b/>
           <w:color w:val="1F3864"/>
-          <w:sz w:val="28"/>
+          <w:sz w:val="26"/>
         </w:rPr>
         <w:t>🧘 静心开场（10 min）</w:t>
       </w:r>
@@ -1785,7 +1934,7 @@
     <w:p>
       <w:r>
         <w:rPr>
-          <w:sz w:val="21"/>
+          <w:b w:val="0"/>
         </w:rPr>
         <w:t>请各位贤友找一个稳定的坐姿，让脊柱自然直起，双手轻轻放在膝上。如果今天身体有紧绷的地方，允许它保持在那里，我们不需要把它变成问题。</w:t>
       </w:r>
@@ -1793,7 +1942,7 @@
     <w:p>
       <w:r>
         <w:rPr>
-          <w:sz w:val="21"/>
+          <w:b w:val="0"/>
         </w:rPr>
         <w:t>先做三次深长的呼吸。吸气的时候，知道自己在吸气；呼气的时候，知道自己在呼气。……让呼吸回到自然的节奏，不再刻意控制。</w:t>
       </w:r>
@@ -1801,7 +1950,7 @@
     <w:p>
       <w:r>
         <w:rPr>
-          <w:sz w:val="21"/>
+          <w:b w:val="0"/>
         </w:rPr>
         <w:t>（停顿约一分钟）</w:t>
       </w:r>
@@ -1809,7 +1958,7 @@
     <w:p>
       <w:r>
         <w:rPr>
-          <w:sz w:val="21"/>
+          <w:b w:val="0"/>
         </w:rPr>
         <w:t>这一周里，我们的心一定经历过很多次"特别想要什么"，"特别不想面对什么"，也许还有一两个瞬间，希望某个人或某件事"消失掉才好"。这些心念来的时候，我们往往毫无察觉，等发现的时候，情绪已经烧起来了。今天晚上，我们不审判这些心念，只是邀请它们走进灯光下，看一看：它们长什么样，它们从哪里来，佛陀为它们准备了什么样的出路。</w:t>
       </w:r>
@@ -1817,173 +1966,158 @@
     <w:p>
       <w:r>
         <w:rPr>
-          <w:sz w:val="21"/>
+          <w:b w:val="0"/>
         </w:rPr>
         <w:t>最后一次深呼吸。记住此刻的安静。当你准备好了，轻轻睁开眼睛。</w:t>
       </w:r>
     </w:p>
     <w:p>
       <w:pPr>
-        <w:spacing w:before="40" w:after="80"/>
-        <w:ind w:left="283"/>
-        <w:shd w:val="clear" w:color="auto" w:fill="EEF2F8"/>
+        <w:ind w:left="170"/>
         <w:pBdr>
-          <w:left w:val="single" w:sz="20" w:space="6" w:color="1F3864"/>
+          <w:left w:val="single" w:sz="18" w:space="4" w:color="1F3864"/>
         </w:pBdr>
+        <w:shd w:val="clear" w:fill="F2F5FA"/>
       </w:pPr>
       <w:r>
         <w:rPr>
-          <w:sz w:val="20"/>
+          <w:b w:val="0"/>
         </w:rPr>
         <w:t>主持人：静心期间若有人迟到或身体不适换姿势，不作处理，等引导语结束再自然接续。若成员明显情绪低落，可在共读开始前低声问一句"今晚还好吗"，给对方一个选择先只是听的机会。全程不点名提醒任何人坐姿。</w:t>
       </w:r>
     </w:p>
     <w:p>
       <w:pPr>
-        <w:spacing w:before="40" w:after="80"/>
-        <w:ind w:left="283"/>
-        <w:shd w:val="clear" w:color="auto" w:fill="EEF2F8"/>
+        <w:ind w:left="170"/>
         <w:pBdr>
-          <w:left w:val="single" w:sz="20" w:space="6" w:color="1F3864"/>
+          <w:left w:val="single" w:sz="18" w:space="4" w:color="1F3864"/>
         </w:pBdr>
+        <w:shd w:val="clear" w:fill="F2F5FA"/>
       </w:pPr>
       <w:r>
         <w:rPr>
-          <w:sz w:val="20"/>
+          <w:b w:val="0"/>
         </w:rPr>
         <w:t xml:space="preserve">💬 </w:t>
       </w:r>
       <w:r>
         <w:rPr>
           <w:b/>
-          <w:sz w:val="20"/>
         </w:rPr>
         <w:t>破冰｜3–5分钟</w:t>
       </w:r>
       <w:r>
         <w:rPr>
-          <w:sz w:val="20"/>
+          <w:b w:val="0"/>
         </w:rPr>
         <w:t>：有没有哪一次，你的心突然「转了个弯」，不再钻牛角尖了？说说那一次。</w:t>
       </w:r>
     </w:p>
     <w:p>
       <w:pPr>
-        <w:spacing w:before="40" w:after="80"/>
-        <w:ind w:left="283"/>
-        <w:shd w:val="clear" w:color="auto" w:fill="EEF2F8"/>
+        <w:ind w:left="170"/>
         <w:pBdr>
-          <w:left w:val="single" w:sz="20" w:space="6" w:color="1F3864"/>
+          <w:left w:val="single" w:sz="18" w:space="4" w:color="1F3864"/>
         </w:pBdr>
+        <w:shd w:val="clear" w:fill="F2F5FA"/>
       </w:pPr>
       <w:r>
         <w:rPr>
-          <w:sz w:val="20"/>
+          <w:b w:val="0"/>
         </w:rPr>
         <w:t xml:space="preserve">🛡️ </w:t>
       </w:r>
       <w:r>
         <w:rPr>
           <w:b/>
-          <w:sz w:val="20"/>
         </w:rPr>
         <w:t>心理安全三约定</w:t>
       </w:r>
       <w:r>
         <w:rPr>
-          <w:sz w:val="20"/>
+          <w:b w:val="0"/>
         </w:rPr>
         <w:t xml:space="preserve">（每次开场在心里过一遍）：① </w:t>
       </w:r>
       <w:r>
         <w:rPr>
           <w:b/>
-          <w:sz w:val="20"/>
         </w:rPr>
         <w:t>保密</w:t>
       </w:r>
       <w:r>
         <w:rPr>
-          <w:sz w:val="20"/>
+          <w:b w:val="0"/>
         </w:rPr>
         <w:t xml:space="preserve">——这里说的话不出这间屋子；② </w:t>
       </w:r>
       <w:r>
         <w:rPr>
           <w:b/>
-          <w:sz w:val="20"/>
         </w:rPr>
         <w:t>不评判</w:t>
       </w:r>
       <w:r>
         <w:rPr>
-          <w:sz w:val="20"/>
+          <w:b w:val="0"/>
         </w:rPr>
         <w:t xml:space="preserve">——不评价任何人的分享，也不急着评价自己；③ </w:t>
       </w:r>
       <w:r>
         <w:rPr>
           <w:b/>
-          <w:sz w:val="20"/>
         </w:rPr>
         <w:t>可随时暂停</w:t>
       </w:r>
       <w:r>
         <w:rPr>
-          <w:sz w:val="20"/>
+          <w:b w:val="0"/>
         </w:rPr>
         <w:t>——任何时候觉得不舒服，都可以停下来休息、喝水或离开，不需要解释。</w:t>
       </w:r>
     </w:p>
     <w:p>
-      <w:pPr>
-        <w:spacing w:before="160" w:after="80"/>
-      </w:pPr>
-      <w:r>
-        <w:rPr>
-          <w:rFonts w:ascii="Microsoft YaHei" w:hAnsi="Microsoft YaHei" w:eastAsia="Microsoft YaHei"/>
+      <w:r>
+        <w:rPr>
           <w:b/>
           <w:color w:val="1F3864"/>
-          <w:sz w:val="28"/>
+          <w:sz w:val="26"/>
         </w:rPr>
         <w:t>📖 共读原文（25 min）</w:t>
       </w:r>
     </w:p>
     <w:p>
       <w:pPr>
-        <w:spacing w:before="40" w:after="80"/>
-        <w:ind w:left="283"/>
-        <w:shd w:val="clear" w:color="auto" w:fill="EEF2F8"/>
+        <w:ind w:left="170"/>
         <w:pBdr>
-          <w:left w:val="single" w:sz="20" w:space="6" w:color="1F3864"/>
+          <w:left w:val="single" w:sz="18" w:space="4" w:color="1F3864"/>
         </w:pBdr>
+        <w:shd w:val="clear" w:fill="F2F5FA"/>
       </w:pPr>
       <w:r>
         <w:rPr>
           <w:b/>
-          <w:sz w:val="20"/>
         </w:rPr>
         <w:t>【本周朗读段 · 开始】</w:t>
       </w:r>
       <w:r>
         <w:rPr>
-          <w:sz w:val="20"/>
+          <w:b w:val="0"/>
         </w:rPr>
         <w:t>（本段约 3742 字，供中等稍慢朗读，约 21 分钟；其余为默读／选读／延伸内容）</w:t>
       </w:r>
     </w:p>
     <w:p>
       <w:pPr>
-        <w:spacing w:before="40" w:after="80"/>
-        <w:ind w:left="283"/>
-        <w:shd w:val="clear" w:color="auto" w:fill="EEF2F8"/>
+        <w:ind w:left="170"/>
         <w:pBdr>
-          <w:left w:val="single" w:sz="20" w:space="6" w:color="1F3864"/>
+          <w:left w:val="single" w:sz="18" w:space="4" w:color="1F3864"/>
         </w:pBdr>
+        <w:shd w:val="clear" w:fill="F2F5FA"/>
       </w:pPr>
       <w:r>
         <w:rPr>
-          <w:sz w:val="20"/>
+          <w:b w:val="0"/>
         </w:rPr>
         <w:t>主持人：本周共读三份材料，均为逐字照录（提取自ima知识库，返回带[generated, not original text]标注者照常保留）。★核心段建议全体齐读或轮流朗读；◈扩展段视时间选读或留给成员课后自读。原文中括注（ ）内为整理注记，朗读时跳过。</w:t>
       </w:r>
@@ -1992,1849 +2126,1687 @@
       <w:r>
         <w:rPr>
           <w:b/>
-          <w:sz w:val="21"/>
         </w:rPr>
         <w:t>主持人课前准备清单</w:t>
       </w:r>
     </w:p>
     <w:p>
       <w:pPr>
-        <w:ind w:left="340"/>
+        <w:pStyle w:val="ListNumber"/>
       </w:pPr>
       <w:r>
         <w:rPr>
+          <w:b w:val="0"/>
+        </w:rPr>
+        <w:t>通读三份材料一遍，用荧光笔标出你打算齐读的段落；本周"宁少而精"的底线是：材料①的三段★核心＋材料②的前两段★核心＋材料③的《大四十经》引文与三对思惟定义，合计约15分钟朗读量，其余全部弹性。</w:t>
+      </w:r>
+    </w:p>
+    <w:p>
+      <w:pPr>
+        <w:pStyle w:val="ListNumber"/>
+      </w:pPr>
+      <w:r>
+        <w:rPr>
+          <w:b w:val="0"/>
+        </w:rPr>
+        <w:t>打印或投屏时确认三份材料的media_id随材料标题一并显示，方便成员课后自行检索（这也是与蓝图素材表核对一致的习惯动作）。</w:t>
+      </w:r>
+    </w:p>
+    <w:p>
+      <w:pPr>
+        <w:pStyle w:val="ListNumber"/>
+      </w:pPr>
+      <w:r>
+        <w:rPr>
+          <w:b w:val="0"/>
+        </w:rPr>
+        <w:t>预想朗读分工：约10人的场子，轮流朗读以每段一人为宜；故事性段落（曼德拉、宽恕、猎人寇格）适合单人连续读，避免换人打断叙事。</w:t>
+      </w:r>
+    </w:p>
+    <w:p>
+      <w:pPr>
+        <w:pStyle w:val="ListNumber"/>
+      </w:pPr>
+      <w:r>
+        <w:rPr>
+          <w:b w:val="0"/>
+        </w:rPr>
+        <w:t>准备一块白板或共享文档，用于记录主题讨论第3问各人的微习惯，收尾与下周回扣要用。</w:t>
+      </w:r>
+    </w:p>
+    <w:p>
+      <w:pPr>
+        <w:pStyle w:val="ListNumber"/>
+      </w:pPr>
+      <w:r>
+        <w:rPr>
+          <w:b w:val="0"/>
+        </w:rPr>
+        <w:t>计时器定六段：10／30／25／35／15／20。把弹性指南表贴在手边，超时第一时间按"压缩方案"执行，不要临场纠结。</w:t>
+      </w:r>
+    </w:p>
+    <w:p>
+      <w:r>
+        <w:rPr>
           <w:b/>
-          <w:sz w:val="21"/>
-        </w:rPr>
-        <w:t xml:space="preserve">1. </w:t>
-      </w:r>
-      <w:r>
-        <w:rPr>
-          <w:sz w:val="21"/>
-        </w:rPr>
-        <w:t>通读三份材料一遍，用荧光笔标出你打算齐读的段落；本周"宁少而精"的底线是：材料①的三段★核心＋材料②的前两段★核心＋材料③的《大四十经》引文与三对思惟定义，合计约15分钟朗读量，其余全部弹性。</w:t>
+        </w:rPr>
+        <w:t>材料①</w:t>
+      </w:r>
+      <w:r>
+        <w:rPr>
+          <w:b w:val="0"/>
+        </w:rPr>
+        <w:t xml:space="preserve"> ★核心：《162讲-摄集-去除邪思惟-古源尊者20210619(共修版)》</w:t>
       </w:r>
     </w:p>
     <w:p>
       <w:pPr>
-        <w:ind w:left="340"/>
+        <w:pStyle w:val="ListBullet"/>
       </w:pPr>
       <w:r>
         <w:rPr>
+          <w:b w:val="0"/>
+        </w:rPr>
+        <w:t>文件类型：pdf</w:t>
+      </w:r>
+    </w:p>
+    <w:p>
+      <w:pPr>
+        <w:pStyle w:val="ListBullet"/>
+      </w:pPr>
+      <w:r>
+        <w:rPr>
+          <w:b w:val="0"/>
+        </w:rPr>
+        <w:t>知识库出处：古源尊者开示及上座部佛教资料</w:t>
+      </w:r>
+    </w:p>
+    <w:p>
+      <w:pPr>
+        <w:pStyle w:val="ListBullet"/>
+      </w:pPr>
+      <w:r>
+        <w:rPr>
+          <w:b w:val="0"/>
+        </w:rPr>
+        <w:t>media_id：pdf_d0dd1c0cd17209afe241ece24bf6b7b4_b495d136684e121a180c9001a5f1be957439961422831605</w:t>
+      </w:r>
+    </w:p>
+    <w:p>
+      <w:pPr>
+        <w:pStyle w:val="ListBullet"/>
+      </w:pPr>
+      <w:r>
+        <w:rPr>
+          <w:b w:val="0"/>
+        </w:rPr>
+        <w:t>打开方式：ima知识库搜索「162讲 摄集 去除邪思惟」</w:t>
+      </w:r>
+    </w:p>
+    <w:p>
+      <w:pPr>
+        <w:ind w:left="170"/>
+        <w:pBdr>
+          <w:left w:val="single" w:sz="18" w:space="4" w:color="1F3864"/>
+        </w:pBdr>
+        <w:shd w:val="clear" w:fill="F2F5FA"/>
+      </w:pPr>
+      <w:r>
+        <w:rPr>
+          <w:b w:val="0"/>
+        </w:rPr>
+        <w:t>⚠️ 主持人操作：本材料照录五段，与同讲次另一版本（材料②）已按章节拆分——本材料取"邪思惟定义与苦果、宽恕、七随观"段，"定式转化与训练"段归材料②，各自注明。齐读顺序：先★核心三段（一、二、三），◈扩展两段（四、五）视时间选读；"宽恕"段较长，可只读首尾两小节＋《法句经》偈。</w:t>
+      </w:r>
+    </w:p>
+    <w:p>
+      <w:r>
+        <w:rPr>
           <w:b/>
-          <w:sz w:val="21"/>
-        </w:rPr>
-        <w:t xml:space="preserve">2. </w:t>
-      </w:r>
-      <w:r>
-        <w:rPr>
-          <w:sz w:val="21"/>
-        </w:rPr>
-        <w:t>打印或投屏时确认三份材料的media_id随材料标题一并显示，方便成员课后自行检索（这也是与蓝图素材表核对一致的习惯动作）。</w:t>
+        </w:rPr>
+        <w:t>一、三法围绕去除邪思惟</w:t>
+      </w:r>
+      <w:r>
+        <w:rPr>
+          <w:b w:val="0"/>
+        </w:rPr>
+        <w:t>（★核心）</w:t>
+      </w:r>
+    </w:p>
+    <w:p>
+      <w:r>
+        <w:rPr>
+          <w:b w:val="0"/>
+        </w:rPr>
+        <w:t>邪思惟的去除是很不容易的。如何去除邪思惟，佛陀讲要"善法围绕"，所谓"善法围绕"，就是为了舍断邪思惟而要具足正思惟及正精进。要专念舍断邪思惟，专念具足正思惟而住，这是他的正念。也就是说，去除邪思惟首先要有正见、正精进和正念三法围绕，才有可能去除邪思惟。</w:t>
+      </w:r>
+    </w:p>
+    <w:p>
+      <w:r>
+        <w:rPr>
+          <w:b/>
+        </w:rPr>
+        <w:t>二、邪思惟在日常生活中的体现</w:t>
+      </w:r>
+      <w:r>
+        <w:rPr>
+          <w:b w:val="0"/>
+        </w:rPr>
+        <w:t>（★核心）</w:t>
+      </w:r>
+    </w:p>
+    <w:p>
+      <w:r>
+        <w:rPr>
+          <w:b w:val="0"/>
+        </w:rPr>
+        <w:t>欲思惟、瞋思惟和害思惟，这三种思惟在日常生活我们怎么体现呢？欲思惟就是当我们特别想要、或者想听、想感受某一种所缘的时候，内心的那股力量，那股特别想的力量，就是那种寻、那种思惟力量的表现。这种力量我们日常生活中去体会，它是特别不容易去除掉的，因为感觉它跟我们血肉相连。要去除邪思惟，是需要正念、正精进再加上正见。</w:t>
+      </w:r>
+    </w:p>
+    <w:p>
+      <w:r>
+        <w:rPr>
+          <w:b w:val="0"/>
+        </w:rPr>
+        <w:t>前提是要有正见，在正见的基础上知道什么是邪见，邪见会导致邪思惟。当邪思惟这股力量出来的时候，我们能够以正念觉知到它，觉知到以后呢？还要能够知道这个邪思惟背后的"见"——是什么样的邪见导致这样的邪思惟？如果去除完邪见以后，邪思惟这股力量还在，就要用正精进，"已生善法令增长"，对于邪思惟来讲应该"已生不善令断除，未生不善令不生"，需要正精进来围绕。</w:t>
+      </w:r>
+    </w:p>
+    <w:p>
+      <w:r>
+        <w:rPr>
+          <w:b/>
+        </w:rPr>
+        <w:t>三、三邪思惟的苦果（不善心必招苦果）</w:t>
+      </w:r>
+      <w:r>
+        <w:rPr>
+          <w:b w:val="0"/>
+        </w:rPr>
+        <w:t>（★核心）</w:t>
+      </w:r>
+    </w:p>
+    <w:p>
+      <w:r>
+        <w:rPr>
+          <w:b w:val="0"/>
+        </w:rPr>
+        <w:t>不管是困扰性烦恼（比如你记恨在心），还是遇到仇人就爆发成违害性烦恼，出现在身业和语业上，不善心生起的当下就是伤害自他，是不健康的，会留下不良的影响力，会在未来因缘成熟时感得不善的果报。这是不善心的特点。相反善心的特点：善心生起时，它是健康的，不管是身体方面，还是心理方面都是健康的，它是给自他带来利益的，是会留下好的影响力，在未来因缘成熟时会产生乐的果报。这是善和不善的区别。那么对于瞋寻和害寻主导下的这种心呢？它必然是不善心。所以佛陀在《增支部一集》里面开示说："诸比库，无有此事，绝不可能，若身恶行会产生可爱、可喜、可意的果报者，无有此事！诸比库，乃有此事，若身恶行会产生不可爱、不可喜、不可意的果报者，乃有此事。诸比库，无有此事，绝不可能，若语恶行会产生可爱、可喜、可意的果报者，无有此事！诸比库，乃有此事，若语恶行会产生不可爱、不可喜、不可意的果报者，乃有此事。诸比库，无有此事，绝不可能，若意恶行会产生可爱、可喜、可意的果报者，无有此事！诸比库，乃有此事，若意恶行会产生不可爱、不可喜、不可意的果报者，乃有此事。"。佛陀在这样教诫的时候，并不是强迫大家必须要这样做，他只是纯粹基于他甚深的智慧和广大的慈悲，如实客观地来告诉我们这样一个事实。佛陀观察到这样的身恶行、语恶行、意恶行必定会给自己带来痛苦，也给他人带来痛苦，会有不好的结果，他是为了众生的利益来作这样的教诫。</w:t>
+      </w:r>
+    </w:p>
+    <w:p>
+      <w:r>
+        <w:rPr>
+          <w:b/>
+        </w:rPr>
+        <w:t>四、如何面对不可意所缘的恼害？——宽恕的能力</w:t>
+      </w:r>
+      <w:r>
+        <w:rPr>
+          <w:b w:val="0"/>
+        </w:rPr>
+        <w:t>（◈扩展）</w:t>
+      </w:r>
+    </w:p>
+    <w:p>
+      <w:r>
+        <w:rPr>
+          <w:b w:val="0"/>
+        </w:rPr>
+        <w:t>那么如何去面对这些不可意的所缘，面对这些恼害呢？古今中外的圣贤，不光是佛陀，都给出了贤明的教导。在中国，老子讲"以德报怨"，孔夫子讲"以直报怨"，但我们从来没有听说古今中外有哪一个老师讲要"以怨报怨"，没有听说过，只要他是一个像样的老师，他就不会讲"以怨报怨"。即使到近代，我们也有很多伟大的人物，像印度的圣雄甘地、宗教改革家马丁路德金、南非的曼德拉，都是以非暴力、理性、和平的方式达成自己理念的典范。</w:t>
+      </w:r>
+    </w:p>
+    <w:p>
+      <w:r>
+        <w:rPr>
+          <w:b w:val="0"/>
+        </w:rPr>
+        <w:t>曼德拉有一个非常著名的故事：他曾经被监禁二十七年，期间受尽各种折磨。当他走出监狱后，却选择了用宽容与和解来征服这个世界。他非但不支持把白人赶进大海，反而呼吁黑人将武器扔到大海。</w:t>
+      </w:r>
+    </w:p>
+    <w:p>
+      <w:r>
+        <w:rPr>
+          <w:b w:val="0"/>
+        </w:rPr>
+        <w:t>出狱四年后，曼德拉当选为南非总统，他专门邀请了在狱中看守他的三位狱警来出席总统就职仪式。这三位狱警在曼德拉被监禁期间，经常侮辱痛打他，甚至在他的饭里泼脏水、放脏东西，然后强迫他吃下去。当这三位狱警接到邀请的时候，内心惴惴不安，他们不知道会发生什么事，然而在就职仪式上，曼德拉致辞时说："能够接待这么多尊贵的客人我深感荣幸，但最让我高兴的是，当年陪我在罗本岛度过艰难岁月的三位狱警也能到场。"，然后他把三位狱警一一介绍给大家，并分别和他们拥抱，对他们三人说："我年轻的时候，性子很急、脾气很暴躁，在狱中正是在这三位的帮助下，我才学会了怎样控制自己的情绪。"，这番话，让虐待他二十七年的三位狱警无地自容，仪式结束以后，曼德拉再次走到这三位狱警身边，平静地说出了那句全世界都在传颂的话，他说："当我走出囚室，迈向通往自由的监狱大门，我已经清楚，如果自己不能把悲伤和怨恨留在身后，那我其实还在监狱里面。"，当时这三位狱警泪流满面。曼德拉当选总统以后，他并没有像外界所担心的那样，兴起一场对白人的大复仇、大清算，他超越了受害者的心态和非黑即白的对抗思惟，他还原真相，但同时宽恕罪恶，正是他以这种宽阔的心胸推动了饱经种族压迫的南非超越仇恨走向和谐，顺利实现了南非和平向民主过渡，而曼德拉也以自己的实际行动说明——告别仇恨的最佳方式是宽恕，而非仇恨。</w:t>
+      </w:r>
+    </w:p>
+    <w:p>
+      <w:r>
+        <w:rPr>
+          <w:b w:val="0"/>
+        </w:rPr>
+        <w:t>美国的一个教禅的禅师，叫杰克·康菲尔德，他分享过一个故事，他说有一次在火车遇到一位在监狱里做社工的年轻人，这个年轻人给他转述的故事：监狱里有一个十四岁的男孩，在中国我们讲十四岁以下属于未成年，犯罪不用坐牢，但在美国满 14岁就要服刑，这个十四岁男孩为什么要坐牢呢？他当时想加入一个黑帮会，但根据这个黑帮会的帮规，他必须杀死一个人才能加入那个帮会，所以这个孩子就射杀了一个陌生的孩子。之后他就被逮捕了，然后他接受审判被定罪，就在这个男孩被扣上手铐带走之前，法庭上被枪杀男孩的母亲从座位上站了起来，看着这个男孩的眼睛，对他说："我要杀了你！"，然后坐下。这个年轻男孩在监狱里呆了一年左右，被枪杀男孩的母亲要求探视这个男孩。男孩对此很恐惧，被害者的母亲对他说："我要跟你谈一谈。"，这位母亲跟这个男孩聊天，问男孩："你需要什么？比如说烟或者什么其它的物品？"，然后她走之前给这个男孩留下一些钱。从那以后，这位母亲每隔几个月就会来看他一次，等到这个男孩入狱第三年、第四年，她开始更加有规律地来看他，并且跟他交谈，当这个男孩到十八岁的时候，他可以减刑出狱。这位母亲就问他："你出狱以后打算做什么呢？"，男孩说："我不知道，我没有任何家人，我一无所有。"，这位母亲就说："我有一个朋友开了间小型的工厂，或许能帮你找到一份工作。"。因此这位母亲就在监狱的假释官那边为这个男孩安排这件事，然后她又问这个男孩："你出狱以后，准备住哪儿呢？"，男孩回答说："我不知道我要去哪里。"，母亲说："我家有个空房间，或许你可以跟我一起住。于是男孩出狱以后就住进了她家的空房间，并接受了这位母亲给他找的工作。大概六个月以后，这位母亲对这个男孩说："我真的需要和你谈一谈，到客厅来吧！"，然后她看着男孩说："你还记得我在法庭上，你接受审判的那一天，我告诉你说'我要杀了你'吗？"，男孩说："是的，夫人，我永远都不会忘记那一天。"，随后这位母亲转过头来对他说："嗯，其实我已经杀了那个你了。你看，我不希望一个冷血杀人的男孩继续活在这个世界上，所以当你在狱中的时候，我开始探视你，给你带去礼物，照顾你，等你出狱以后，我还邀请你到我家来，给你找了一份工作和住的地方，我现在也是一个亲人都没有了，我的儿子，我唯一的一个儿子，可以和我一起生活的人，他已经走了，所以我一直在尝试改变你，现在呢，你也再不是原来的你了。我现在什么亲人都没有，我想知道你愿不愿意留下来，我需要一个儿子，我想知道，是否能够收养你？"，听到这话，男孩答应了，这位母亲收养了他，成为了她的孩子。</w:t>
       </w:r>
     </w:p>
     <w:p>
       <w:pPr>
-        <w:ind w:left="340"/>
+        <w:ind w:left="170"/>
+        <w:pBdr>
+          <w:left w:val="single" w:sz="18" w:space="4" w:color="1F3864"/>
+        </w:pBdr>
+        <w:shd w:val="clear" w:fill="F2F5FA"/>
       </w:pPr>
       <w:r>
         <w:rPr>
           <w:b/>
-          <w:sz w:val="21"/>
-        </w:rPr>
-        <w:t xml:space="preserve">3. </w:t>
-      </w:r>
-      <w:r>
-        <w:rPr>
-          <w:sz w:val="21"/>
-        </w:rPr>
-        <w:t>预想朗读分工：约10人的场子，轮流朗读以每段一人为宜；故事性段落（曼德拉、宽恕、猎人寇格）适合单人连续读，避免换人打断叙事。</w:t>
+        </w:rPr>
+        <w:t>【本周朗读段 · 结束】</w:t>
+      </w:r>
+      <w:r>
+        <w:rPr>
+          <w:b w:val="0"/>
+        </w:rPr>
+        <w:t>（以下为默读／选读／延伸内容，时间富余时再读）</w:t>
+      </w:r>
+    </w:p>
+    <w:p>
+      <w:r>
+        <w:rPr>
+          <w:b w:val="0"/>
+        </w:rPr>
+        <w:t>康菲尔德说："什么是人类的宽恕能力？就是在任何生活状况下，保持人类的尊严。"。如何具备这样的能力呢？就如故事所呈现的，宽恕不仅仅指对他人宽恕，更是在美化自己的心灵，是一种满足自己生活的能力。宽恕，尤其是一种释放的能力，它释放痛苦、悲伤，以及过去的伤痛和背叛所带来的负担，去选择慈爱。宽恕能够让我们把渺小独立的自我意识转换成一种重新开始的能力，一种释怀的能力，一种爱的能力。有了宽恕，我们就不想去攻击和伤害，包括对我们自己。没有宽恕，生活将无法忍受。很难想象一个没有宽恕的世界，因为我们将被束缚在过去的痛苦中，只能一次又一次地重复它，不会有任何的释怀。</w:t>
+      </w:r>
+    </w:p>
+    <w:p>
+      <w:r>
+        <w:rPr>
+          <w:b w:val="0"/>
+        </w:rPr>
+        <w:t>然而宽恕并不容易，印度一位叫梅赫尔·巴巴的神秘主义者，他说过一句话："懦弱的人是不会有爱和宽恕的。"，然而总要有人站出来说："让悲伤在我这里停止吧！我不会把这种悲伤传递给我的孩子们。"，所以不管是在爱尔兰还是在以色列，总有人说："我会接受背叛和痛苦，我会忍受，但我不会报复，我不会把这些传递给下一代，以及传给子孙后代。"。</w:t>
+      </w:r>
+    </w:p>
+    <w:p>
+      <w:r>
+        <w:rPr>
+          <w:b w:val="0"/>
+        </w:rPr>
+        <w:t>康菲尔德最后分享到，有一次他去看望在国外被迫害并且被监禁的出家人，他问这些出家人："你们曾经害怕过吗？"，这些出家人就告诉他："是的，我们非常害怕，我们害怕的是，我们最终会憎恨我们的看守 —— 因为这样我们会失去悲悯心，失去悲悯之心是我们最害怕的事情。"。真正的出家人不害怕肉体上或者精神上被人折磨伤害，害怕的是自己的内心失去了平静，失去了悲悯。所以佛陀在《法句经》里讲："'他打我骂我，败我劫掠我'，怀有此念者，怨恨不止息。'他骂我打我，败我劫掠我'，不怀此念者，怨恨得止息。"。</w:t>
+      </w:r>
+    </w:p>
+    <w:p>
+      <w:r>
+        <w:rPr>
+          <w:b w:val="0"/>
+        </w:rPr>
+        <w:t>宽恕是一种自我救赎，排斥、伤害他人是瞋，受到伤害后无法释怀而继续令自己痛苦也是瞋，所以在修正瞋思惟、害思惟的时候，我们应该努力尝试放下这两者。</w:t>
+      </w:r>
+    </w:p>
+    <w:p>
+      <w:r>
+        <w:rPr>
+          <w:b/>
+        </w:rPr>
+        <w:t>五、日常生活中的七随观</w:t>
+      </w:r>
+      <w:r>
+        <w:rPr>
+          <w:b w:val="0"/>
+        </w:rPr>
+        <w:t>（◈扩展）</w:t>
+      </w:r>
+    </w:p>
+    <w:p>
+      <w:r>
+        <w:rPr>
+          <w:b w:val="0"/>
+        </w:rPr>
+        <w:t>最后佛陀教导七随观，观照身无常是无常随观，观照身苦是苦随观，观照身无我是无我随观，观察身体的无常、苦、无我三相而厌离身体是厌离随观，观察身体的无常、苦、无我三相而远离对身体的贪欲是离欲随观，以倾向于寂灭的心观照身为无常、苦、无我是寂灭随观，观照身为无常、苦、无我而舍弃它的心是舍遣随观。</w:t>
+      </w:r>
+    </w:p>
+    <w:p>
+      <w:r>
+        <w:rPr>
+          <w:b w:val="0"/>
+        </w:rPr>
+        <w:t>在日常的生活中，我们同样可以从概念的角度上来看这个身体有没有无常。今天早上七点钟妙音贤友的母亲过世了，大家去医院送别。我们直接就看到这个无常，没有恒常的。妙音贤友对她母亲很敬爱、很爱护，但再爱护，总有离别的一天，这就是无常，就能够从无常的角度来看；走的人已经很长时间瘫痪在床，生命就是苦的，病就是苦，能不能有苦随观？而这个过程你完全不可控制，这是无我随观；这样躺在那的身体，你会觉得它很可爱吗？这么热的天，你一天不洗澡就臭得不行，你会很喜欢这个身体吗？能不能生起厌离的心呢？如果这样的身体彻底地灭除，涅槃呈现，导向寂灭，我们的心真的想去吗？我们能不能生起这个心？能生起，那才能讲说，我有解脱的心。</w:t>
+      </w:r>
+    </w:p>
+    <w:p>
+      <w:r>
+        <w:rPr>
+          <w:b/>
+        </w:rPr>
+        <w:t>材料②</w:t>
+      </w:r>
+      <w:r>
+        <w:rPr>
+          <w:b w:val="0"/>
+        </w:rPr>
+        <w:t xml:space="preserve"> ◈扩展：《第 162 讲 应用 (摄集 10)：三十七道品╱苦之集［去除邪思惟］》</w:t>
       </w:r>
     </w:p>
     <w:p>
       <w:pPr>
-        <w:ind w:left="340"/>
+        <w:pStyle w:val="ListBullet"/>
       </w:pPr>
       <w:r>
         <w:rPr>
+          <w:b w:val="0"/>
+        </w:rPr>
+        <w:t>文件类型：pdf</w:t>
+      </w:r>
+    </w:p>
+    <w:p>
+      <w:pPr>
+        <w:pStyle w:val="ListBullet"/>
+      </w:pPr>
+      <w:r>
+        <w:rPr>
+          <w:b w:val="0"/>
+        </w:rPr>
+        <w:t>知识库出处：古源尊者开示及上座部佛教资料</w:t>
+      </w:r>
+    </w:p>
+    <w:p>
+      <w:pPr>
+        <w:pStyle w:val="ListBullet"/>
+      </w:pPr>
+      <w:r>
+        <w:rPr>
+          <w:b w:val="0"/>
+        </w:rPr>
+        <w:t>media_id：pdf_d0dd1c0cd17209afe241ece24bf6b7b4_b09a9ab3ab6cf243b3437ce9e6f0593a7439961422831605</w:t>
+      </w:r>
+    </w:p>
+    <w:p>
+      <w:pPr>
+        <w:pStyle w:val="ListBullet"/>
+      </w:pPr>
+      <w:r>
+        <w:rPr>
+          <w:b w:val="0"/>
+        </w:rPr>
+        <w:t>打开方式：ima知识库搜索「第162讲 应用 摄集 去除邪思惟」</w:t>
+      </w:r>
+    </w:p>
+    <w:p>
+      <w:pPr>
+        <w:ind w:left="170"/>
+        <w:pBdr>
+          <w:left w:val="single" w:sz="18" w:space="4" w:color="1F3864"/>
+        </w:pBdr>
+        <w:shd w:val="clear" w:fill="F2F5FA"/>
+      </w:pPr>
+      <w:r>
+        <w:rPr>
+          <w:b w:val="0"/>
+        </w:rPr>
+        <w:t>⚠️ 主持人操作：本材料为同讲次另一版本（校对版PDF），与材料①按章节拆分——材料①取"邪思惟定义与苦果、宽恕、七随观"段，本材料取"不健康思惟定式根源、定式转化与训练方法"段，各自注明。齐读★核心两段（一、二）；◈扩展第三段"依性行选择念处"较长且含禅修术语，建议主持人摘要式朗读或完全跳过，留给有禅修基础的成员课后自读。原文间夹带的页眉页脚水印行为PDF版式残留，非正文，朗读时跳过。</w:t>
+      </w:r>
+    </w:p>
+    <w:p>
+      <w:r>
+        <w:rPr>
           <w:b/>
-          <w:sz w:val="21"/>
-        </w:rPr>
-        <w:t xml:space="preserve">4. </w:t>
-      </w:r>
-      <w:r>
-        <w:rPr>
-          <w:sz w:val="21"/>
-        </w:rPr>
-        <w:t>准备一块白板或共享文档，用于记录主题讨论第3问各人的微习惯，收尾与下周回扣要用。</w:t>
+        </w:rPr>
+        <w:t>一、不健康思惟定式根源（自我伤害型：记仇与第二支箭）</w:t>
+      </w:r>
+      <w:r>
+        <w:rPr>
+          <w:b w:val="0"/>
+        </w:rPr>
+        <w:t>（★核心）</w:t>
+      </w:r>
+    </w:p>
+    <w:p>
+      <w:r>
+        <w:rPr>
+          <w:b w:val="0"/>
+        </w:rPr>
+        <w:t>以上是我们复习上一堂课的内容，我们也举到了三个例子，由于过去的邪思惟导致这一生的不善业，以及出离思惟导致我们这一生良善的的果报，提到了亚卡打沙利子尊者头的故事，还有拔古喇长老活到一百六十岁，他为什么这么长寿而且健康。善吉祥长老经常带大家回向，愿大家健康、快乐、长寿，修行体证一切的道果。</w:t>
+      </w:r>
+    </w:p>
+    <w:p>
+      <w:r>
+        <w:rPr>
+          <w:b w:val="0"/>
+        </w:rPr>
+        <w:t>健康、快乐、长寿的因是什么？它的因就是离瞋思惟、离害思惟，就是与瞋思惟、害思惟相关。除了上一堂课讲到的亚卡难德和帝思尊者这种伤害他人、恼害他人的情况之外呢，还有一种比较典型的思惟模式，我们称为自我伤害，伤害自己。人类，其实不管哪个民族，似乎都有一种传统，叫记仇，鼓励记仇。我们平时经常听到"杀父之仇不能不报"、"国仇家恨要牢记"、"君子报仇十年不晚"，等等，而且是当做美德来传颂，然而从佛法的角度来看，这是瞋心，是瞋恨的心，瞋恨的心是不善法，想用不善法来对治不善法，"无有是处"。那是不可能真正地、从根本上解决问题，因为并不是报完仇以后这个事就了了，你报完仇，后面的人又来报你这个仇，冤冤相报没完没了。不管是困扰性烦恼（比如你记恨在心），还是遇到仇人就爆发成违害性烦恼，出现在身业和语业上，不善心生起的当下就是伤害自他，是不健康的，会留下不良的影响力，会在未来因缘成熟时感得不善的果报。这是不善心的特点。相反善心的特点：善心生起时，它是健康的，不管是身体方面，还是心理方面都是健康的，它是给自他带来利益的，是会留下好的影响力，在未来因缘成熟时会产生乐的果报。这是善和不善的区别。那么对于瞋寻和害寻主导下的这种心呢？它必然是不善心。所以佛陀在《增支部一集》里面开示说：</w:t>
+      </w:r>
+    </w:p>
+    <w:p>
+      <w:r>
+        <w:rPr>
+          <w:b w:val="0"/>
+        </w:rPr>
+        <w:t>诸比库，无有此事，绝不可能，若身恶行会产生可爱、可喜、可意的果报者，无有此事！诸比库，乃有此事，若身恶行会产生不可爱、不可喜、不可意的果报者，乃有此事。诸比库，无有此事，绝不可能，若语恶行会产生可爱、可喜、可意的果报者，无有此事！诸比库，乃有此事，若语恶行会产生不可爱、不可喜、不可意的果报者，乃有此事。诸比库，无有此事，绝不可能，若意恶行会产生可爱、可喜、可意的果报者，无有此事！诸比库，乃有此事，若意恶行会产生不可爱、不可喜、不可意的果报者，乃有此事。</w:t>
+      </w:r>
+    </w:p>
+    <w:p>
+      <w:r>
+        <w:rPr>
+          <w:b w:val="0"/>
+        </w:rPr>
+        <w:t>佛陀在这样教诫的时候，并不是强迫大家必须要这样做，他只是纯粹基于他甚深的智慧和广大的慈悲，如实客观地来告诉我们这样一个事实。佛陀观察到这样的身恶行、语恶行、意恶行必定会给自己带来痛苦，也给他人带来痛苦，会有不好的结果，他是为了众生的利益来作这样的教诫。佛陀在《相应部》三十六第六箭经里面有教导：</w:t>
+      </w:r>
+    </w:p>
+    <w:p>
+      <w:r>
+        <w:rPr>
+          <w:b w:val="0"/>
+        </w:rPr>
+        <w:t>诸比库，无闻凡夫为苦受所触，忧愁、疲累、悲泣、捶胸号哭、陷入迷乱。</w:t>
+      </w:r>
+    </w:p>
+    <w:p>
+      <w:r>
+        <w:rPr>
+          <w:b w:val="0"/>
+        </w:rPr>
+        <w:t>他体验到两种受——身的受与心的受……诸比库，具闻圣弟子为苦受所触，不忧愁、不疲累、不悲泣、不捶胸号哭、不陷入迷乱。他体验到一种受，只有一种受——身的受而没有心的受。</w:t>
+      </w:r>
+    </w:p>
+    <w:p>
+      <w:r>
+        <w:rPr>
+          <w:b w:val="0"/>
+        </w:rPr>
+        <w:t>在我们的生命当中，总是会有不善的果报成熟，令我们倍感痛苦，觉得深受伤害。然而作为一名佛弟子，我们应该对自己的心善加观察、善加训练，不要以受到伤害为理由，而进一步地伤害自己，一再重复地伤害自己，令自己被第二支箭反复射中。我们需要依照佛陀的教导，深刻省思，反省自己是否形成了恼害他人或伤害自己的瞋思惟乃至害思惟的思惟定式。如果我们已经被第一支箭射中，佛陀讲不要停留下来问："到底是谁在射我？"，把他记恨在心，而是要马上把箭拔出来，尽快疗愈自己的身心。</w:t>
+      </w:r>
+    </w:p>
+    <w:p>
+      <w:r>
+        <w:rPr>
+          <w:b w:val="0"/>
+        </w:rPr>
+        <w:t>记仇、报仇，不是哪一个国家或者民族独有的文化传统，瞋恨心是众生共有的烦恼，只是程度上有深浅。那么其实我们去看，瞋恨乃至伤害他人的身语意恶行，它其实并不会一直都存在，天天打人、天天骂人，这样的人其实不存在。他敢这样做，马上就会产生果报。但我们往往会把别人曾经骂过你一次，说过你一次，乃至动过一次手——记恨一辈子。然后不断地回忆起这件事情，不断地以此再伤害自己，这是根本的问题。所以，人类普遍的问题是在受到伤害以后，由于无法接受而不断地给自己造成进一步的痛苦。西方哲人费斯汀格讲到'人类的痛苦只有百分之十是别人造成的，百分之九十是自己造成的'，换言之，我们在生活中碰到的所谓苦难，纯粹由外在因素造成的只占百分之十，剩下的百分之九十都是因为自己对这个苦难紧抓不放而衍生出来的痛苦，源于这种不健康的思惟定式造成的苦远远多于苦本身。</w:t>
+      </w:r>
+    </w:p>
+    <w:p>
+      <w:r>
+        <w:rPr>
+          <w:b w:val="0"/>
+        </w:rPr>
+        <w:t>当然从佛教的角度来讲，其实我们应该知道，就是这个百分之十的苦，也并不是无缘无故飞来的横祸，它就是我们的业。从这个角度来讲，百分之一百都是我们自己的事，没有别人的事。那个百分之十受到的伤害是你过去不善业成熟所导致的，剩下百分之九十是你自己折腾出来的。所以百分之一百都是你自己的事，没有别人的事，这是佛教徒的观点。当我们认定这个世界不公平，认定是别人伤害自己，认定自己本不该受到这样的伤害，或者对此感到恐惧而无法释怀，由此而衍生出更多的苦，这就如同中箭之后，不去想办法把箭拔出来，而是让那个箭继续扎在心中，想起来就往里面再扎一次、想起来就往里面再扎一次。那也如同我们看到一泡屎，觉得臭，反而把它捡起来放自己口袋里，时不时翻出来闻一下，说："嗯，真臭。"，然后再把它放回口袋珍藏起来，一辈子都不扔掉。我们经常会说别人："你这人自讨苦吃!"，什么是自讨苦吃？这个就是典型的自讨苦吃，这个就是佛法讲的无明与愚痴。</w:t>
+      </w:r>
+    </w:p>
+    <w:p>
+      <w:r>
+        <w:rPr>
+          <w:b/>
+        </w:rPr>
+        <w:t>二、如何修正错误的思惟方式？（定式转化与训练方法）</w:t>
+      </w:r>
+      <w:r>
+        <w:rPr>
+          <w:b w:val="0"/>
+        </w:rPr>
+        <w:t>（★核心）</w:t>
+      </w:r>
+    </w:p>
+    <w:p>
+      <w:r>
+        <w:rPr>
+          <w:b w:val="0"/>
+        </w:rPr>
+        <w:t>所以如何修正错误的思惟方式呢？首先我们讲，要具足正见才能去除邪见，才能去除邪思惟。所谓世间法的见，就是我们的观念，我们对生命、对世界的看法，宏观来讲就是世界观、人生观、价值观，它指引着我们一生的方向。然而，正如"见"有正见和邪见之分，世界观也有高尚与低俗、正确与错误之分，它导引我们的生命朝向提升或者堕落。思惟就是我们日常所说的思惟定式、思惟习惯，这些都是我们在世间行走，走向正道还是邪道的关键因素。要调整改变我们的见，就要修正我们的人生观、世界观、价值观。一个人如果能够认真学习、勤于思考，还是容易做到的，但是一个人的思惟定式要修正就很不容易，就像上一堂课我们讲到亚卡难德一样，由于过去生习惯性的瞋思惟、害思惟，所以这一生投生为亚卡，又由于这样的思惟定式，他造下了严重伤害的恶业，这导致他当生即投生到地狱，承受剧烈的痛苦和折磨。同样在日常生活中，欲思惟、瞋思惟、害思惟也处处左右我们的人生，要削弱乃至去除这些邪思惟，需要在正见的指导下长时间地训练，把旧的习性打磨掉，建立并巩固新的习惯。要借着重复缘数数习性的力量去建立新的习惯，否则旧的习性总是会通过自然亲依止缘的缘力，在有因缘的时候它就会冒出来。</w:t>
+      </w:r>
+    </w:p>
+    <w:p>
+      <w:r>
+        <w:rPr>
+          <w:b w:val="0"/>
+        </w:rPr>
+        <w:t>这个具体怎么来看呢？比如说，我们经常以貌取人，看到一个人长相比较猥琐，或者哪一个人长得高大威猛，内心会自然而然起来那种倾向，就是排斥那些其貌不扬的人。而我们总觉得那个高大威猛的人，就心地善良，那个长相不够威猛的人，就觉得他有很多问题。内心就会给他做很多的定义和标签，这就是思惟定式。所以上一堂课提到警察宣传如何防止被骗，你为什么会被骗？往往是因为你有一种贪小便宜的思惟定式。你没有贪小便宜的思惟定式，你就不会被骗。</w:t>
+      </w:r>
+    </w:p>
+    <w:p>
+      <w:r>
+        <w:rPr>
+          <w:b w:val="0"/>
+        </w:rPr>
+        <w:t>这个思惟定式不仅仅是人类，所有众生，尤其越低劣的众生，这种思惟习惯就越坚固。平常我们都可以看到，比如房间里面进来一只蜜蜂，你会发现它不断地撞那个窗户，它一次一次地去撞那个窗户，直到把自己撞死为止，它不会选择回头试一下。这个就是它的思惟定式，认为有亮光的地方就能出去，它看到亮光，撞到玻璃上了，它还是一次一次去撞，这就是它的思维定式。但是如果是一只苍蝇，它的反应就会不同，你把苍蝇和蜜蜂装在同一个玻璃瓶里面，然后把瓶底朝向亮光的地方，你会发现，蜜蜂会不断地撞击那个瓶底，而苍蝇就就比较聪明，它只撞一下，撞了一下就开始转方向，它会看看有没有别的出口。同样是人，有些人撞死南墙不回头，有些人撞了一次以后就会长智慧："为什么被撞啊？有没有不撞的方法？"，这就是改变的开始，如果你连这都没有，那改变是非常困难的。</w:t>
+      </w:r>
+    </w:p>
+    <w:p>
+      <w:r>
+        <w:rPr>
+          <w:b/>
+        </w:rPr>
+        <w:t>三、依性行选择念处长期训练</w:t>
+      </w:r>
+      <w:r>
+        <w:rPr>
+          <w:b w:val="0"/>
+        </w:rPr>
+        <w:t>（◈扩展）</w:t>
+      </w:r>
+    </w:p>
+    <w:p>
+      <w:r>
+        <w:rPr>
+          <w:b w:val="0"/>
+        </w:rPr>
+        <w:t>对于心的部分呢？无外乎受、想、行、识，佛陀教导的观法就是受念处、心念处和法念处。</w:t>
+      </w:r>
+    </w:p>
+    <w:p>
+      <w:r>
+        <w:rPr>
+          <w:b w:val="0"/>
+        </w:rPr>
+        <w:t>修习四念处对我们的修行到底会带来什么样的利益？以及它是一种什么样的修行方式呢？</w:t>
+      </w:r>
+    </w:p>
+    <w:p>
+      <w:r>
+        <w:rPr>
+          <w:b w:val="0"/>
+        </w:rPr>
+        <w:t>佛陀教导四念处，是针对不同性行的人。注释里讲，性行分成爱行人(就是贪行比较强的人)、见行人（总是执着自己的知见）、止行人（修止禅的人）、观行人（修纯观的人）。</w:t>
+      </w:r>
+    </w:p>
+    <w:p>
+      <w:r>
+        <w:rPr>
+          <w:b w:val="0"/>
+        </w:rPr>
+        <w:t>每一种人都有钝根和利根的差别，对于钝根的爱行人，要修习身念处，钝根的爱行人因为他执着自己的身体，要修身念处的不净，观察身的不净，去除渴爱。利根的爱行人呢？他要修更微细一点的受念处。我们讲"有受皆苦"，他要体验那个苦，通过苦来去除自己的渴爱、对这个身体的渴爱。</w:t>
+      </w:r>
+    </w:p>
+    <w:p>
+      <w:r>
+        <w:rPr>
+          <w:b w:val="0"/>
+        </w:rPr>
+        <w:t>对于钝根的见行人呢？要修心念处，见行人的慧根比较强，就需要更深一步。</w:t>
+      </w:r>
+    </w:p>
+    <w:p>
+      <w:r>
+        <w:rPr>
+          <w:b w:val="0"/>
+        </w:rPr>
+        <w:t>心念处，我们说观心无常，因为心的生灭速度非常地快，修心念处是要断除我们的常见，因为它刹那生灭，可以断除我们的常见。</w:t>
+      </w:r>
+    </w:p>
+    <w:p>
+      <w:r>
+        <w:rPr>
+          <w:b w:val="0"/>
+        </w:rPr>
+        <w:t>利根的见行人，修法念处，法念处就是五蕴、十二处、十八界，各种界分别，把它分析成十八界，发现里面"无我"，所以他修"无我"，去除我见。</w:t>
+      </w:r>
+    </w:p>
+    <w:p>
+      <w:r>
+        <w:rPr>
+          <w:b w:val="0"/>
+        </w:rPr>
+        <w:t>对于钝根的止行人，也适合修身念处。钝根的止行人容易取到禅相，修比较粗的、稳定的目标比较容易成就。</w:t>
+      </w:r>
+    </w:p>
+    <w:p>
+      <w:r>
+        <w:rPr>
+          <w:b w:val="0"/>
+        </w:rPr>
+        <w:t>利根的止行人修受念处、钝根的观行人修心念处、利根的观行人修法念处，这些基本上是特指修观智时候的状态。但你日常的时候同样可以用得上的，只是你不容易判断出来："我到底是一个爱行人还是见行人呢？我是钝根还是利根呢？"。</w:t>
+      </w:r>
+    </w:p>
+    <w:p>
+      <w:r>
+        <w:rPr>
+          <w:b w:val="0"/>
+        </w:rPr>
+        <w:t>我们一般情况下，不愿意把自己分在那个钝根上，对吧？"你说我笨，你才笨呢！"，其实你去修一下就知道了，如果你觉得你不钝，但是你觉得自己是个贪行人，那你修修受念处看，身心的每一种受，能不能清晰地觉知它？觉知完以后能不能生起"诸受都是苦，有受皆苦"的这种感觉，然后能看到它的过患，能生起厌离心，去除对这个目标的渴爱。如果觉得："这个一用，马上就能起到效果"，那可能你就是利根了，如果你搞不定，就不一定是利根，回过头来赶紧试一下身念处。</w:t>
+      </w:r>
+    </w:p>
+    <w:p>
+      <w:r>
+        <w:rPr>
+          <w:b w:val="0"/>
+        </w:rPr>
+        <w:t>身念处，佛陀教三十二身分和修四界差别，也是不容易修啊。其实比较容易的方式有两个，一个就是入出息念，修入出息念，先体会一下，是不是很容易地取到入出息的所缘，然后按照帕奥西亚多现在的要求，在鼻中隔里面，那个空间上、触点上找到它的气息，一开始位置找不太清楚，找到了以后，你能够安住在上面，你不会紧张，你能取到，基本上你是贪行者。然后你能够持续地、老实地，不分析评价判断，那么这个贪行者通常来讲不是很利，利一点的人就还会有点折腾，利根的人就喜欢折腾，初学普遍这样。再一个行住坐卧，按照《大念处经》讲的，在四威仪里面觉知自己身体的状态。这里我们特别需要搞明白一个问题，很多人对于身念处和受念处是混淆的，帕奥西亚多在《正念之道》里面也特别强调了，身体就是身体，身体就是二十八种色法，简单来讲，是这个叫做身体的身，二十八种色法，下来就是根本色，就是地水火风，其他你不容易觉察到，但地水火风你是容易觉察到一点。虽然你不是直接见到完整的究竟法，但是基本色法的特征你是可以体验到的，比如说铁，它是以硬为主要特征的色法堆积，这种硬你是能体会到的，它有地大硬的特相。在日常行住坐卧四威仪修习身念处呢，是先透由对地水火风特相觉知。有人就说："诶，你看这个地方是痒的，这个地方是麻的，这个地方是有酸酸的。"，这个就不是身念处了，它是一种感受，所以要把什么是身念处，什么是受念处，要分清的。你修身念处就是身念处，受念处就是受念处，要是把它们混在一起呢。目标混淆，心就不会变得越来越清明。</w:t>
+      </w:r>
+    </w:p>
+    <w:p>
+      <w:r>
+        <w:rPr>
+          <w:b w:val="0"/>
+        </w:rPr>
+        <w:t>《注疏》里面讲，身和受是造成渴爱的主要原因，要去除钝根爱行人对身的渴爱呢？观察身体的不净是合适的。如果你确定你是钝根，要观察自己身体不净，因为身这个粗的目标，是造成渴爱的主要要素。对于这一类人而言，身念处是到达清静之道的一个路径。</w:t>
+      </w:r>
+    </w:p>
+    <w:p>
+      <w:r>
+        <w:rPr>
+          <w:b w:val="0"/>
+        </w:rPr>
+        <w:t>为了去除利根的爱行人对感受的渴爱呢，观察感受的痛苦性是合适的，所以如果你觉得你是一个利根的贪行人，你要去观察所有的感受的痛苦，因为感受这个微细的目标是造成他们渴爱的要素。你看到对感受的这个渴爱，那么修受念处容易达到清净之道。</w:t>
+      </w:r>
+    </w:p>
+    <w:p>
+      <w:r>
+        <w:rPr>
+          <w:b w:val="0"/>
+        </w:rPr>
+        <w:t>心和法是造成错误见解的主要原因，对于钝根的见行人而言，观心是合适的，心是造成常见的决定因素，因此应当观察心是无常的。根据注释书的分类，就是如果你对贪欲的心、欲贪的心，对这些心进行观察，就可以去除认为"心是恒常的"这种颠倒错觉，所以对于这一类的人而言，心念处是达到清净的好路径。</w:t>
+      </w:r>
+    </w:p>
+    <w:p>
+      <w:r>
+        <w:rPr>
+          <w:b w:val="0"/>
+        </w:rPr>
+        <w:t>利根的见行人，用观察法的现象是合适的，因为法是造成我见的决定因素。我们觉得"五蕴是一个整体，十二处是我的，十八界是我的，五蕴是我的。"，因此应该依照想、触、五盖、十二处、十八界去观察它们，以便去除"法是我的"错误颠倒，这类人应修习法念处。心和法除了造成错误见解之外，也会造成渴爱；身与受除了造成渴爱之外，也会造成错误见解。但是身和受影响渴爱的作用偏强，心和法影响错误见解的作用偏强，这是它们之间的差别。</w:t>
+      </w:r>
+    </w:p>
+    <w:p>
+      <w:r>
+        <w:rPr>
+          <w:b/>
+        </w:rPr>
+        <w:t>材料③</w:t>
+      </w:r>
+      <w:r>
+        <w:rPr>
+          <w:b w:val="0"/>
+        </w:rPr>
+        <w:t xml:space="preserve"> ◈扩展：《第54讲-摄缘-十二缘起与二十四缘-释二十四缘-道缘2-古源尊者-20230903（共修版）》</w:t>
       </w:r>
     </w:p>
     <w:p>
       <w:pPr>
-        <w:ind w:left="340"/>
+        <w:pStyle w:val="ListBullet"/>
       </w:pPr>
       <w:r>
         <w:rPr>
+          <w:b w:val="0"/>
+        </w:rPr>
+        <w:t>文件类型：pdf</w:t>
+      </w:r>
+    </w:p>
+    <w:p>
+      <w:pPr>
+        <w:pStyle w:val="ListBullet"/>
+      </w:pPr>
+      <w:r>
+        <w:rPr>
+          <w:b w:val="0"/>
+        </w:rPr>
+        <w:t>知识库出处：古源尊者开示及上座部佛教资料</w:t>
+      </w:r>
+    </w:p>
+    <w:p>
+      <w:pPr>
+        <w:pStyle w:val="ListBullet"/>
+      </w:pPr>
+      <w:r>
+        <w:rPr>
+          <w:b w:val="0"/>
+        </w:rPr>
+        <w:t>media_id：pdf_d0dd1c0cd17209afe241ece24bf6b7b4_afe8c86e945667e60d9a79dc6048b03b7439961422831605</w:t>
+      </w:r>
+    </w:p>
+    <w:p>
+      <w:pPr>
+        <w:pStyle w:val="ListBullet"/>
+      </w:pPr>
+      <w:r>
+        <w:rPr>
+          <w:b w:val="0"/>
+        </w:rPr>
+        <w:t>打开方式：ima知识库搜索「第54讲 摄缘 道缘」</w:t>
+      </w:r>
+    </w:p>
+    <w:p>
+      <w:pPr>
+        <w:ind w:left="170"/>
+        <w:pBdr>
+          <w:left w:val="single" w:sz="18" w:space="4" w:color="1F3864"/>
+        </w:pBdr>
+        <w:shd w:val="clear" w:fill="F2F5FA"/>
+      </w:pPr>
+      <w:r>
+        <w:rPr>
+          <w:b w:val="0"/>
+        </w:rPr>
+        <w:t>⚠️ 主持人操作：本材料只取道缘应用中"舍断邪思惟、具足正思惟"的建立段与邪思惟苦果案例段；十二缘起支细节、二十四缘通论等无关章节未录入。该版本中曼德拉、康菲尔德宽恕故事与材料①重复，故不重录。齐读★核心第一、二、三段（《大四十经》引文＋三对思惟定义）；◈扩展第四、五、六段的故事部分，时间富余时选读"有狗猎人寇格的故事"至"逆风扬尘"偈收束。</w:t>
+      </w:r>
+    </w:p>
+    <w:p>
+      <w:r>
+        <w:rPr>
           <w:b/>
-          <w:sz w:val="21"/>
-        </w:rPr>
-        <w:t xml:space="preserve">5. </w:t>
-      </w:r>
-      <w:r>
-        <w:rPr>
-          <w:sz w:val="21"/>
-        </w:rPr>
-        <w:t>计时器定六段：10／30／25／35／15／20。把弹性指南表贴在手边，超时第一时间按"压缩方案"执行，不要临场纠结。</w:t>
+        </w:rPr>
+        <w:t>一、三正思惟建立（道缘应用段：舍断邪思惟，具足正思惟）</w:t>
+      </w:r>
+      <w:r>
+        <w:rPr>
+          <w:b w:val="0"/>
+        </w:rPr>
+        <w:t>（★核心）</w:t>
+      </w:r>
+    </w:p>
+    <w:p>
+      <w:r>
+        <w:rPr>
+          <w:b w:val="0"/>
+        </w:rPr>
+        <w:t>佛陀接着开示如何以正见为先导，正见、正精进、正念三法围绕，跟随着正思惟，从而舍断邪思惟，具足正思惟。佛陀说：</w:t>
+      </w:r>
+    </w:p>
+    <w:p>
+      <w:r>
+        <w:rPr>
+          <w:b w:val="0"/>
+        </w:rPr>
+        <w:t>"诸比库，其中，正见为先导。诸比库，如何正见为先导呢？了知邪思惟为邪思惟，了知正思惟为正思惟，这是他的正见。</w:t>
+      </w:r>
+    </w:p>
+    <w:p>
+      <w:r>
+        <w:rPr>
+          <w:b w:val="0"/>
+        </w:rPr>
+        <w:t>诸比库，什么是邪思惟呢？欲思惟、嗔思惟、害思惟。诸比库，这是邪思惟。</w:t>
+      </w:r>
+    </w:p>
+    <w:p>
+      <w:r>
+        <w:rPr>
+          <w:b w:val="0"/>
+        </w:rPr>
+        <w:t>诸比库，什么是正思惟呢？我说正思惟有两种。诸比库，有正思惟是有漏、福德分、所依果报；诸比库，有正思惟是圣、无漏、出世间、道支。</w:t>
+      </w:r>
+    </w:p>
+    <w:p>
+      <w:r>
+        <w:rPr>
+          <w:b w:val="0"/>
+        </w:rPr>
+        <w:t>诸比库，哪种正思惟是有漏、福德分、所依果报呢？出离思惟、无嗔思惟、无害思惟，诸比库，这种正思惟是有漏、福德分、所依果报。</w:t>
+      </w:r>
+    </w:p>
+    <w:p>
+      <w:r>
+        <w:rPr>
+          <w:b w:val="0"/>
+        </w:rPr>
+        <w:t>诸比库，哪种正思惟是圣、无漏、出世间、道支呢？诸比库，那圣心者、无漏心者、拥有圣道者、修习圣道者的思考、种种思考、思惟、安止、极安止、心固定、语行，诸比库，这种正思惟是圣、无漏、出世间、道支。"</w:t>
+      </w:r>
+    </w:p>
+    <w:p>
+      <w:r>
+        <w:rPr>
+          <w:b w:val="0"/>
+        </w:rPr>
+        <w:t>根据《大四十经》的义注和复注，我们解释一些关键词：</w:t>
+      </w:r>
+    </w:p>
+    <w:p>
+      <w:r>
+        <w:rPr>
+          <w:b w:val="0"/>
+        </w:rPr>
+        <w:t>【安止】是指通过一境性（定）支持的寻具备（把心）安放、嵌入在所缘上的技巧。</w:t>
+      </w:r>
+    </w:p>
+    <w:p>
+      <w:r>
+        <w:rPr>
+          <w:b w:val="0"/>
+        </w:rPr>
+        <w:t>【心固定】是指当有寻存在的时候，寻可以将心固定在所缘上。</w:t>
+      </w:r>
+    </w:p>
+    <w:p>
+      <w:r>
+        <w:rPr>
+          <w:b w:val="0"/>
+        </w:rPr>
+        <w:t>当寻不存在的时候，以其自己的法性，心自然缘取所缘上。（初禅时有寻有伺，二禅、三禅、四禅时则无寻无伺，以其自己的法性——初禅的自然亲依止缘的缘力，心自然缘取于所缘上）</w:t>
+      </w:r>
+    </w:p>
+    <w:p>
+      <w:r>
+        <w:rPr>
+          <w:b w:val="0"/>
+        </w:rPr>
+        <w:t>复注中补充说，无寻心安置在所缘上同样是因为在心相续中发生过的寻的修习力而形成熟练。而且在心相续中长期累积的时常发生的寻的力量使得无寻心可以安置在所缘上。</w:t>
+      </w:r>
+    </w:p>
+    <w:p>
+      <w:r>
+        <w:rPr>
+          <w:b w:val="0"/>
+        </w:rPr>
+        <w:t>义注中给出了一个譬喻，就如同不知名的人需要通过管理者或城门卫才能进入王舍城，而所有国王和大臣都熟知的有名望的人，他们可以随意进出王舍城，无需通过城门卫（的盘查、登记等流程）。</w:t>
+      </w:r>
+    </w:p>
+    <w:p>
+      <w:r>
+        <w:rPr>
+          <w:b w:val="0"/>
+        </w:rPr>
+        <w:t>譬喻中，人通过城门卫进城，就好比心通过寻安置在所缘上。</w:t>
+      </w:r>
+    </w:p>
+    <w:p>
+      <w:r>
+        <w:rPr>
+          <w:b w:val="0"/>
+        </w:rPr>
+        <w:t>二禅、三禅、四禅如同人们熟知的有名望的大臣们，无需通过城门卫的盘查等直接进入。</w:t>
+      </w:r>
+    </w:p>
+    <w:p>
+      <w:r>
+        <w:rPr>
+          <w:b w:val="0"/>
+        </w:rPr>
+        <w:t>【语行】是诸缘对言语的合成，言语的产生需要特定的缘，世间的寻会参与语言的合成（和合），但出世间的寻不参与语言的合成。</w:t>
+      </w:r>
+    </w:p>
+    <w:p>
+      <w:r>
+        <w:rPr>
+          <w:b w:val="0"/>
+        </w:rPr>
+        <w:t>不过，这里只是借用语行这个名字而已。</w:t>
+      </w:r>
+    </w:p>
+    <w:p>
+      <w:r>
+        <w:rPr>
+          <w:b w:val="0"/>
+        </w:rPr>
+        <w:t>关于正思惟的最后，经文总结说：</w:t>
+      </w:r>
+    </w:p>
+    <w:p>
+      <w:r>
+        <w:rPr>
+          <w:b w:val="0"/>
+        </w:rPr>
+        <w:t>"他为舍断邪思惟、具足正思惟而精进，这是他的正精进。他专念舍断邪思惟，专念具足正思惟而住，这是他的正念。如是此三法围绕、跟随着正思惟，即正见、正精进和正念。"</w:t>
+      </w:r>
+    </w:p>
+    <w:p>
+      <w:r>
+        <w:rPr>
+          <w:b w:val="0"/>
+        </w:rPr>
+        <w:t>根据义注和复注，</w:t>
+      </w:r>
+    </w:p>
+    <w:p>
+      <w:r>
+        <w:rPr>
+          <w:b w:val="0"/>
+        </w:rPr>
+        <w:t>这里说围绕、跟随，是因为在道心生起并根除、粉碎三种邪思惟时，圆满道支的道心只生起一种正思惟，然而在道心生起之前和之后，都会生起出离、无瞋、无害这三种正思惟，而且这三种正思惟必然出现在不同的心中。而这正见、正精进、正念这三法必须透过三种正思惟而起作用，</w:t>
+      </w:r>
+    </w:p>
+    <w:p>
+      <w:r>
+        <w:rPr>
+          <w:b w:val="0"/>
+        </w:rPr>
+        <w:t>因此这说此三法围绕。也就是说这里的围绕是指在出世间寻的之前或之后生起，但并不指俱生的三种法。</w:t>
+      </w:r>
+    </w:p>
+    <w:p>
+      <w:r>
+        <w:rPr>
+          <w:b w:val="0"/>
+        </w:rPr>
+        <w:t>但日常实践想对治世间邪思惟时，同样要三法围绕才能有效。</w:t>
+      </w:r>
+    </w:p>
+    <w:p>
+      <w:r>
+        <w:rPr>
+          <w:b w:val="0"/>
+        </w:rPr>
+        <w:t>正思惟中的出离思惟、无嗔思惟、无害思惟与邪思惟中的欲思惟、嗔思惟、害思惟是一一相对的。</w:t>
       </w:r>
     </w:p>
     <w:p>
       <w:r>
         <w:rPr>
           <w:b/>
-          <w:sz w:val="21"/>
-        </w:rPr>
-        <w:t>材料①</w:t>
-      </w:r>
-      <w:r>
-        <w:rPr>
-          <w:sz w:val="21"/>
-        </w:rPr>
-        <w:t xml:space="preserve"> ★核心：《162讲-摄集-去除邪思惟-古源尊者20210619(共修版)》</w:t>
+        </w:rPr>
+        <w:t>二、欲思惟与出离思惟</w:t>
+      </w:r>
+      <w:r>
+        <w:rPr>
+          <w:b w:val="0"/>
+        </w:rPr>
+        <w:t>（★核心）</w:t>
+      </w:r>
+    </w:p>
+    <w:p>
+      <w:r>
+        <w:rPr>
+          <w:b w:val="0"/>
+        </w:rPr>
+        <w:t>1.欲思惟与出离思惟</w:t>
+      </w:r>
+    </w:p>
+    <w:p>
+      <w:r>
+        <w:rPr>
+          <w:b w:val="0"/>
+        </w:rPr>
+        <w:t>欲思惟是内心对喜欢、如意的有情或行法生起贪。</w:t>
+      </w:r>
+    </w:p>
+    <w:p>
+      <w:r>
+        <w:rPr>
+          <w:b w:val="0"/>
+        </w:rPr>
+        <w:t>又分为事欲和烦恼欲。在大义释中提到：</w:t>
+      </w:r>
+    </w:p>
+    <w:p>
+      <w:r>
+        <w:rPr>
+          <w:b w:val="0"/>
+        </w:rPr>
+        <w:t>事欲指五种欲的所缘。即如意、喜爱的色、声、香、味、触。</w:t>
+      </w:r>
+    </w:p>
+    <w:p>
+      <w:r>
+        <w:rPr>
+          <w:b w:val="0"/>
+        </w:rPr>
+        <w:t>烦恼欲指缘取如意、喜爱所缘而生起的欲贪。它会带来痛苦和障碍。</w:t>
+      </w:r>
+    </w:p>
+    <w:p>
+      <w:r>
+        <w:rPr>
+          <w:b w:val="0"/>
+        </w:rPr>
+        <w:t>事欲是苦谛，应被遍知；烦恼欲是集谛，应被舍断。</w:t>
+      </w:r>
+    </w:p>
+    <w:p>
+      <w:r>
+        <w:rPr>
+          <w:b w:val="0"/>
+        </w:rPr>
+        <w:t>事欲被烦恼欲所希求。例如，当在大街上看到俊男美女时内心生起贪欲，帅哥美女属于事欲，对他们的贪爱属于烦恼欲。</w:t>
+      </w:r>
+    </w:p>
+    <w:p>
+      <w:r>
+        <w:rPr>
+          <w:b w:val="0"/>
+        </w:rPr>
+        <w:t>我们每天在努力以烦恼欲的心追逐事欲的所缘。正如佛陀在《皮带束缚经》中所说，犹如狗为皮带所束缚，被拴在坚固的桩柱旁，它只能围着那桩柱打转；同样地，我们为有身邪见的皮带所束缚，被渴爱的绳索牢牢地绑在五取蕴的桩柱旁，我们只能围着五取蕴打转。</w:t>
+      </w:r>
+    </w:p>
+    <w:p>
+      <w:r>
+        <w:rPr>
+          <w:b w:val="0"/>
+        </w:rPr>
+        <w:t>与欲思惟对应的是出离思惟，这包括五个层次，即：(1)出家；(2) 禅那；(3) 观智；(4) 道智；(5) 果智。</w:t>
+      </w:r>
+    </w:p>
+    <w:p>
+      <w:r>
+        <w:rPr>
+          <w:b w:val="0"/>
+        </w:rPr>
+        <w:t>后面四种思惟需要禅修基础，大部分同学处在第一种出离：出家出离，有两种出家：身出家、心出家。出家人要经常用《十法经》省察自己，是不是身出家而心没有出家。在家人应该经常省思，身还不能出家，心能不能时常出离世俗的欲思惟。心能出离世俗的欲思惟即心出家，心出家即出离思惟。</w:t>
+      </w:r>
+    </w:p>
+    <w:p>
+      <w:r>
+        <w:rPr>
+          <w:b/>
+        </w:rPr>
+        <w:t>三、嗔思惟、害思惟与无嗔思惟、无害思惟</w:t>
+      </w:r>
+      <w:r>
+        <w:rPr>
+          <w:b w:val="0"/>
+        </w:rPr>
+        <w:t>（★核心）</w:t>
       </w:r>
     </w:p>
     <w:p>
       <w:pPr>
-        <w:ind w:left="340"/>
+        <w:pStyle w:val="ListNumber"/>
       </w:pPr>
       <w:r>
         <w:rPr>
-          <w:color w:val="1F3864"/>
-          <w:sz w:val="21"/>
-        </w:rPr>
-        <w:t xml:space="preserve">• </w:t>
-      </w:r>
-      <w:r>
-        <w:rPr>
-          <w:sz w:val="21"/>
-        </w:rPr>
-        <w:t>文件类型：pdf</w:t>
+          <w:b w:val="0"/>
+        </w:rPr>
+        <w:t>嗔思惟、害思惟与无嗔思惟、无害思惟</w:t>
+      </w:r>
+    </w:p>
+    <w:p>
+      <w:r>
+        <w:rPr>
+          <w:b w:val="0"/>
+        </w:rPr>
+        <w:t>第二种邪思惟是嗔思惟，嗔即指嗔心。嗔思惟的表现就是内心对不喜欢、不如意的有情或行法的排斥，包括微细的排斥，我们经常感受到的烦躁、不悦乃至极端的愤怒、怨恨，所有一切导致内心不乐，导致愁、悲、苦、忧、恼生起的都属于嗔思惟。如果对嗔思惟不能加以梳理、防范、舍断，它会发展成为害思惟。</w:t>
+      </w:r>
+    </w:p>
+    <w:p>
+      <w:r>
+        <w:rPr>
+          <w:b w:val="0"/>
+        </w:rPr>
+        <w:t>第三种邪思惟是害思惟。它是指心怀伤害、恼害众生之意。</w:t>
+      </w:r>
+    </w:p>
+    <w:p>
+      <w:r>
+        <w:rPr>
+          <w:b w:val="0"/>
+        </w:rPr>
+        <w:t>欲思惟和嗔思惟可以对有情，也可以对行法。但是害思惟，只能对有情，无法缘取其他行法。心怀："想要杀、砍、伤害、破坏某个有情，希望某个有情消失"的这种念头时，就属于害思惟。</w:t>
+      </w:r>
+    </w:p>
+    <w:p>
+      <w:r>
+        <w:rPr>
+          <w:b w:val="0"/>
+        </w:rPr>
+        <w:t>佛陀在《小业分别经》中开示：</w:t>
+      </w:r>
+    </w:p>
+    <w:p>
+      <w:r>
+        <w:rPr>
+          <w:b w:val="0"/>
+        </w:rPr>
+        <w:t>"在此，年轻人，有些女人或男人用手、石块、棍棒、刀枪恼害诸有情。他如此完成、如此受持该业，身坏命终后，投生到苦界、恶趣、堕处、地狱。假如身怀命终后并没有投生到苦界、恶趣、堕处、地狱，而是来到人界，则无论生在何处皆多病。"</w:t>
+      </w:r>
+    </w:p>
+    <w:p>
+      <w:r>
+        <w:rPr>
+          <w:b w:val="0"/>
+        </w:rPr>
+        <w:t>这就是害思惟进一步呈现于身门而造下的恶业及其果报。</w:t>
+      </w:r>
+    </w:p>
+    <w:p>
+      <w:r>
+        <w:rPr>
+          <w:b w:val="0"/>
+        </w:rPr>
+        <w:t>与嗔思惟、害思惟相反的是无嗔思惟、无害思惟。无嗔思惟指让心从嗔恚中抽离，把心导向于慈爱；无害思惟指让心从自他的伤害中抽离。</w:t>
+      </w:r>
+    </w:p>
+    <w:p>
+      <w:r>
+        <w:rPr>
+          <w:b/>
+        </w:rPr>
+        <w:t>四、邪思惟引致苦果案例</w:t>
+      </w:r>
+      <w:r>
+        <w:rPr>
+          <w:b w:val="0"/>
+        </w:rPr>
+        <w:t>（◈扩展）</w:t>
+      </w:r>
+    </w:p>
+    <w:p>
+      <w:r>
+        <w:rPr>
+          <w:b w:val="0"/>
+        </w:rPr>
+        <w:t>（1）恼害他人与无嗔、无害</w:t>
+      </w:r>
+    </w:p>
+    <w:p>
+      <w:r>
+        <w:rPr>
+          <w:b w:val="0"/>
+        </w:rPr>
+        <w:t>① 有狗猎人寇格 (koka) 的故事</w:t>
+      </w:r>
+    </w:p>
+    <w:p>
+      <w:r>
+        <w:rPr>
+          <w:b w:val="0"/>
+        </w:rPr>
+        <w:t>法句义注中有个关于自食其害思惟之果的猎人的故事。</w:t>
+      </w:r>
+    </w:p>
+    <w:p>
+      <w:r>
+        <w:rPr>
+          <w:b w:val="0"/>
+        </w:rPr>
+        <w:t>据说，有一天的午前时分，一名叫寇格的有狗猎人带上弓箭，在狗的跟随下去往森林时，遇到一位想入村托钵的比库而感到忿怒。他思维"今天见到晦气者了，我将一无所获！"（此时他由于背后的邪见，由此生起了嗔思惟）长老在村中托钵用完餐又返回寺院。猎人在森林里巡猎一番却一无所获，返回时又看到了长老，心想："今天我见到了此晦气者后，去到森林里才一无所获。现在我又碰上了[他]，我要令狗咬他。"就这样猎人由嗔寻升级为害寻，于是发出信号放狗去咬长老。</w:t>
+      </w:r>
+    </w:p>
+    <w:p>
+      <w:r>
+        <w:rPr>
+          <w:b w:val="0"/>
+        </w:rPr>
+        <w:t>长老乞求道："近事男，不要如此作。"</w:t>
+      </w:r>
+    </w:p>
+    <w:p>
+      <w:r>
+        <w:rPr>
+          <w:b w:val="0"/>
+        </w:rPr>
+        <w:t>"今天因为遇见你，我一无所获。你又来到我的面前，我就要[让狗]咬你。"说完，他放出了狗。</w:t>
+      </w:r>
+    </w:p>
+    <w:p>
+      <w:r>
+        <w:rPr>
+          <w:b w:val="0"/>
+        </w:rPr>
+        <w:t>长老迅速爬上一棵树后，坐在一人高处。众狗就绕着树[转圈]。</w:t>
+      </w:r>
+    </w:p>
+    <w:p>
+      <w:r>
+        <w:rPr>
+          <w:b w:val="0"/>
+        </w:rPr>
+        <w:t>猎人赶到后，[说：]"你登上树也不能逃脱。"就用箭头刺向他的脚底。</w:t>
+      </w:r>
+    </w:p>
+    <w:p>
+      <w:r>
+        <w:rPr>
+          <w:b w:val="0"/>
+        </w:rPr>
+        <w:t>长老仍然乞求他："请不要如此作。"</w:t>
+      </w:r>
+    </w:p>
+    <w:p>
+      <w:r>
+        <w:rPr>
+          <w:b w:val="0"/>
+        </w:rPr>
+        <w:t>他根本不听，只是一再地刺。</w:t>
+      </w:r>
+    </w:p>
+    <w:p>
+      <w:r>
+        <w:rPr>
+          <w:b w:val="0"/>
+        </w:rPr>
+        <w:t>长老在一只脚板被箭刺到时，抬起那[只脚]后，垂下了第二只脚。</w:t>
+      </w:r>
+    </w:p>
+    <w:p>
+      <w:r>
+        <w:rPr>
+          <w:b w:val="0"/>
+        </w:rPr>
+        <w:t>当那[第二]只脚[也]被箭刺时，又抬起了那只脚。猎人仍旧不听乞求，只是不断地刺长老的两只脚板。长老的身体犹如炽燃的火炬一般。他不断[经受]痛苦而无法现起正念，连裹着的上衣掉落了都没意识到。</w:t>
+      </w:r>
+    </w:p>
+    <w:p>
+      <w:r>
+        <w:rPr>
+          <w:b w:val="0"/>
+        </w:rPr>
+        <w:t>当那件衣掉落时，就从头顶开始罩住了猎人寇格。众狗以为是"长老坠落了"，就冲入衣中，撕咬自己的主人，将其[食至]只剩下骨头。</w:t>
+      </w:r>
+    </w:p>
+    <w:p>
+      <w:r>
+        <w:rPr>
+          <w:b w:val="0"/>
+        </w:rPr>
+        <w:t>众狗从衣中离开时，蹲在外面。当时，长老折断一根干木棍，扔向那些狗。众狗见到了长老，知道被它们吃的是主人，就跑向林野。</w:t>
+      </w:r>
+    </w:p>
+    <w:p>
+      <w:r>
+        <w:rPr>
+          <w:b w:val="0"/>
+        </w:rPr>
+        <w:t>长老生起了追悔："进入了我的衣内，这位[猎人]丧生了，我的戒还完好无损吗？"</w:t>
+      </w:r>
+    </w:p>
+    <w:p>
+      <w:r>
+        <w:rPr>
+          <w:b w:val="0"/>
+        </w:rPr>
+        <w:t>他从树上下来后，去到佛陀跟前，将那来龙去脉告知后询问："尊者，这位猎人由于我的衣而丧生，我的戒是否还完好无损呢？我的沙门身份还存在吗？"佛陀听闻他的话后说："比库，你的戒完好无损，你的沙门身份还在。那个[猎人]对无过者起恶意后，到达毁灭。不只是现在，他过去也对无过者起恶念后，到达毁灭。"说完，在阐明该义时引述过去：</w:t>
+      </w:r>
+    </w:p>
+    <w:p>
+      <w:r>
+        <w:rPr>
+          <w:b w:val="0"/>
+        </w:rPr>
+        <w:t>据说，过去一位医生为治病而游历村落，却未获得任何需治疗者，饥肠辘辘而离开了。他在村口见到了许多童子在嬉戏，[思惟：]"令蛇咬中他们，治疗后，我将获得食物。"他在一个树洞中看到卧着的蛇，伸出头后说："嘿！孩子们，这是啄木鸟(sāḷika,萨莉格）的幼鸟，你们来抓它吧！"</w:t>
+      </w:r>
+    </w:p>
+    <w:p>
+      <w:r>
+        <w:rPr>
+          <w:b w:val="0"/>
+        </w:rPr>
+        <w:t>当时，一个童子紧紧抓住蛇颈，取出后，知道了这是蛇。随即大叫着，[将其]扔向站于近处的医生头顶。</w:t>
+      </w:r>
+    </w:p>
+    <w:p>
+      <w:r>
+        <w:rPr>
+          <w:b w:val="0"/>
+        </w:rPr>
+        <w:t>蛇绕住医生的肩膀后，不断地噬咬，他就在原地走到了生命尽头。</w:t>
+      </w:r>
+    </w:p>
+    <w:p>
+      <w:r>
+        <w:rPr>
+          <w:b w:val="0"/>
+        </w:rPr>
+        <w:t>像这样，这位[名叫]寇格的有狗猎人过去也对无过者起恶意后，到达了毁灭。</w:t>
+      </w:r>
+    </w:p>
+    <w:p>
+      <w:r>
+        <w:rPr>
+          <w:b w:val="0"/>
+        </w:rPr>
+        <w:t>导师引述这段过去[的事]后，指出[它们的]关联，在开示佛法时说出了这首偈颂：</w:t>
+      </w:r>
+    </w:p>
+    <w:p>
+      <w:r>
+        <w:rPr>
+          <w:b w:val="0"/>
+        </w:rPr>
+        <w:t>"若犯无过者，清白无秽人；如逆风扬尘，恶仍归愚人。"</w:t>
+      </w:r>
+    </w:p>
+    <w:p>
+      <w:r>
+        <w:rPr>
+          <w:b w:val="0"/>
+        </w:rPr>
+        <w:t>此中，无过者是指对自己和一切有情无嗔怒者。</w:t>
+      </w:r>
+    </w:p>
+    <w:p>
+      <w:r>
+        <w:rPr>
+          <w:b w:val="0"/>
+        </w:rPr>
+        <w:t>逆风[这句的]含义是：一个人因为在逆风中扬尘袭击别人，逆风扬尘只会归还给那个人，只会落在他的身上。同样地，凡在向无过之人施加用手袭击等[恶行]时生起恶念者，那恶无论在现法还是来世的果报中，都只会借由痛苦的果报还给那位愚人。</w:t>
+      </w:r>
+    </w:p>
+    <w:p>
+      <w:r>
+        <w:rPr>
+          <w:b w:val="0"/>
+        </w:rPr>
+        <w:t>因此生起嗔寻，害寻，就犹如逆风扬尘一般只会自食其果，就是走在邪道上，最终导向在恶趣中流转，带来当下及来世痛苦。</w:t>
+      </w:r>
+    </w:p>
+    <w:p>
+      <w:r>
+        <w:rPr>
+          <w:b w:val="0"/>
+        </w:rPr>
+        <w:t>② 蠕蛇鬼的故事</w:t>
+      </w:r>
+    </w:p>
+    <w:p>
+      <w:r>
+        <w:rPr>
+          <w:b w:val="0"/>
+        </w:rPr>
+        <w:t>据说，在咖沙巴(kassapa)佛的时代，有位名为善吉祥的富翁以金砖铺地后，就用那么多财富令人建造寺院并供养给咖沙巴佛。</w:t>
+      </w:r>
+    </w:p>
+    <w:p>
+      <w:r>
+        <w:rPr>
+          <w:b w:val="0"/>
+        </w:rPr>
+        <w:t>有一天，他于破晓前去看望导师时，在城门口的一间厅堂里看到一个盗贼，[此人]用坏色衣裹住头后躺卧着，双脚沾满灰泥。他说："这位灰泥涂脚者必定是在夜晚游方后，于日间休息之人。"</w:t>
+      </w:r>
+    </w:p>
+    <w:p>
+      <w:r>
+        <w:rPr>
+          <w:b w:val="0"/>
+        </w:rPr>
+        <w:t>盗贼睁眼见到富翁后，"就这样吧！我会知道要对你作什么的"，由此结怨而对富翁实施报复，盗贼的嗔寻、害寻很强烈，仅仅是因为不满富翁并无恶意的一句话就生起嗔恨、害人之心。他先后七次焚烧富翁家的田地，七次砍断富翁牛棚中的牛足，七次烧毁富翁的家宅。他即使以这么多[报复手段]也无法熄灭忿怒，在与那位[富翁]的小仆从结交后，询问："你的主人喜欢什么？"得知富翁最喜欢的是供养给佛陀的香室（咖沙巴佛的孤邸）之后，他想那就烧毁香室以平息内心的愤怒。于是他乘佛陀入[城]托钵时，在打碎寺院的饮用水罐后，在香室里放了火。</w:t>
+      </w:r>
+    </w:p>
+    <w:p>
+      <w:r>
+        <w:rPr>
+          <w:b w:val="0"/>
+        </w:rPr>
+        <w:t>富翁听闻"香室被烧毁了"，立即赶回，香室还在燃烧。当他注视着着火的香室时，连头发尖之量的忧伤都未产生，反而双手鼓出热烈的掌声。</w:t>
+      </w:r>
+    </w:p>
+    <w:p>
+      <w:r>
+        <w:rPr>
+          <w:b w:val="0"/>
+        </w:rPr>
+        <w:t>当时，站在附近的人询问他："大德，为何你在花费这么多财富而建造的香室被焚烧时还鼓掌呢？"</w:t>
+      </w:r>
+    </w:p>
+    <w:p>
+      <w:r>
+        <w:rPr>
+          <w:b w:val="0"/>
+        </w:rPr>
+        <w:t>他说："兄弟，我将获得再次供养这么多财富用来建造佛陀的香室的机会，如此[思惟]后，心满意足而鼓掌。"</w:t>
+      </w:r>
+    </w:p>
+    <w:p>
+      <w:r>
+        <w:rPr>
+          <w:b w:val="0"/>
+        </w:rPr>
+        <w:t>他又施舍了那么多财富，而令人建造了香室后，向被两万比库围绕的咖沙巴佛做了布施供养。</w:t>
+      </w:r>
+    </w:p>
+    <w:p>
+      <w:r>
+        <w:rPr>
+          <w:b w:val="0"/>
+        </w:rPr>
+        <w:t>见到那位[富翁]后，盗贼心想："我未杀死他，也无法使他愁眉不展。就这样吧！我要杀死他。"他将匕首绑在了下衣中，虽然七天都在寺院中游走，却仍未得到机会。</w:t>
+      </w:r>
+    </w:p>
+    <w:p>
+      <w:r>
+        <w:rPr>
+          <w:b w:val="0"/>
+        </w:rPr>
+        <w:t>大富翁向以佛陀为首的比库僧团供了七天布施，并礼敬佛陀后，说：</w:t>
+      </w:r>
+    </w:p>
+    <w:p>
+      <w:r>
+        <w:rPr>
+          <w:b w:val="0"/>
+        </w:rPr>
+        <w:t>"尊者，一个人七次焚烧我的田，七次砍断牛棚中的牛足，七次烧毁家宅。现在香室也必定是被他所烧。在此布施中，我首先将成就[回向]给他。"</w:t>
+      </w:r>
+    </w:p>
+    <w:p>
+      <w:r>
+        <w:rPr>
+          <w:b w:val="0"/>
+        </w:rPr>
+        <w:t>盗贼听闻那[话]后，心想"我确实造下了重业。他对犯下如此罪过的我，连[丝毫]忿怒都没有，又在此布施中，首先将成就[回向]给我。我冒犯了此人，若不请求像这样的人原谅，天罚都将降在我头上。"他前去匍匐在富翁的足下，"请原谅我，大德！"说完，当[富翁回答]说："这是为何"时，他说："大德，我作了如此不适当的行为，请就此原谅我。"</w:t>
+      </w:r>
+    </w:p>
+    <w:p>
+      <w:r>
+        <w:rPr>
+          <w:b w:val="0"/>
+        </w:rPr>
+        <w:t>当时，富翁询问他一切[所行]："你对我作了这些吗？"之后，当[对方回答]说："是的，我作了"时，[富翁又]问："我先前并未见过你，为何对我发怒后如此作呢？"</w:t>
+      </w:r>
+    </w:p>
+    <w:p>
+      <w:r>
+        <w:rPr>
+          <w:b w:val="0"/>
+        </w:rPr>
+        <w:t>那位[盗贼]就令其回想起有一天出城的他所说之语后，说："由于这个原因，我的忿怒生起了。"</w:t>
+      </w:r>
+    </w:p>
+    <w:p>
+      <w:r>
+        <w:rPr>
+          <w:b w:val="0"/>
+        </w:rPr>
+        <w:t>富翁想起自己所说后，请求盗贼的原谅："兄弟，我[的确]说了，请你原谅我的那[罪过]。"随后说："兄弟，起来吧！我原谅你。回去吧，兄弟。"</w:t>
+      </w:r>
+    </w:p>
+    <w:p>
+      <w:r>
+        <w:rPr>
+          <w:b w:val="0"/>
+        </w:rPr>
+        <w:t>盗贼说："大德，如果你原谅我，就请让妻儿与我在[你]家中作奴仆吧！"</w:t>
+      </w:r>
+    </w:p>
+    <w:p>
+      <w:r>
+        <w:rPr>
+          <w:b w:val="0"/>
+        </w:rPr>
+        <w:t>富翁说："兄弟，当我说这么多时，已像这样结束了与你[的沟通]。</w:t>
+      </w:r>
+    </w:p>
+    <w:p>
+      <w:r>
+        <w:rPr>
+          <w:b w:val="0"/>
+        </w:rPr>
+        <w:t>与你一起住在家中，我没法[再]说任何[话]。你住在我家也没有事务[可作]。我原谅你了，回去吧，兄弟！"</w:t>
+      </w:r>
+    </w:p>
+    <w:p>
+      <w:r>
+        <w:rPr>
+          <w:b w:val="0"/>
+        </w:rPr>
+        <w:t>这个故事当中盗贼以邪见为先导，随之邪思惟，嗔寻、害寻导致他对有德无过的富翁造作种种恶行，由于盗贼的恶行，即使求得了富翁的原谅，于命终时还是投生于无间地狱(avīci)。在那里长久受煎熬后，以[该业的]余报，投生成为在鹫峰山中受苦的蟒蛇鬼，他的身体有二十五由旬长，火焰从它的头上喷出后，烧及尾尖，从尾尖喷出后，烧及头顶，从这两处喷出后，烧及[身体]中间。因此，嗔寻、害寻于他人有害，于己更不利，带来长久的痛苦，这道缘中的邪道支以强有力的力量支持着他走向恶趣。</w:t>
+      </w:r>
+    </w:p>
+    <w:p>
+      <w:r>
+        <w:rPr>
+          <w:b w:val="0"/>
+        </w:rPr>
+        <w:t>而富翁则是无嗔思惟、无害思惟的典范了，即使盗贼屡次害他，而且还烧了他喜爱的香室，他的内心没有一丝嗔恨，还依旧愿将自己供养佛陀的功德分享给盗贼，得知因为自己无心之语令盗贼生起嗔怒，还因此请求盗贼的原谅，可见其内心之柔软慈悲，具足正思惟，于他人有益，于己有益，同样地，这道缘中的正道支以强有力的力量支持着他走在正道上，最终导向涅槃。</w:t>
+      </w:r>
+    </w:p>
+    <w:p>
+      <w:r>
+        <w:rPr>
+          <w:b/>
+        </w:rPr>
+        <w:t>五、无嗔、无害的拔古喇长老</w:t>
+      </w:r>
+      <w:r>
+        <w:rPr>
+          <w:b w:val="0"/>
+        </w:rPr>
+        <w:t>（◈扩展）</w:t>
+      </w:r>
+    </w:p>
+    <w:p>
+      <w:r>
+        <w:rPr>
+          <w:b w:val="0"/>
+        </w:rPr>
+        <w:t>③ 无嗔、无害的拔古喇长老</w:t>
+      </w:r>
+    </w:p>
+    <w:p>
+      <w:r>
+        <w:rPr>
+          <w:b w:val="0"/>
+        </w:rPr>
+        <w:t>与嗔思惟、害思惟相反的是无嗔思惟、无害思惟。怎样才能做到无嗔、无害呢？活到一百六十岁的拔古喇长老(Bākula,薄拘罗)是这方面的典范。他身体非常健康，从来不生病，而且很长寿。在最高见佛的教法时期，他供养佛陀药物，并治好了佛陀的病；在胜莲花佛的时代，他又造下供养佛陀与僧团各种必需品等许多善业，并发愿成为无病第一的弟子；在维巴西佛与咖沙巴佛时代，他同样做了很多类似的善业。</w:t>
+      </w:r>
+    </w:p>
+    <w:p>
+      <w:r>
+        <w:rPr>
+          <w:b w:val="0"/>
+        </w:rPr>
+        <w:t>供养药品的心，主要是慈悲，希望对方没有身体的苦。所以其中无嗔、无害思惟的道支起主要作用，使得他每一世都走向善趣，享有长寿与完美的健康，最后一生活到一百六十岁，自己坐在火葬的柴堆上般涅槃。</w:t>
+      </w:r>
+    </w:p>
+    <w:p>
+      <w:r>
+        <w:rPr>
+          <w:b w:val="0"/>
+        </w:rPr>
+        <w:t>还有，被佛陀称誉为他的比库弟子中"无诤住第一者"与"应供第一者"的苏菩帝尊者(Subhūti, 须菩提)也是无嗔、无害的表率。他们都是我们效法的榜样。</w:t>
+      </w:r>
+    </w:p>
+    <w:p>
+      <w:r>
+        <w:rPr>
+          <w:b/>
+        </w:rPr>
+        <w:t>六、修正错误的思维定势</w:t>
+      </w:r>
+      <w:r>
+        <w:rPr>
+          <w:b w:val="0"/>
+        </w:rPr>
+        <w:t>（◈扩展）</w:t>
       </w:r>
     </w:p>
     <w:p>
       <w:pPr>
-        <w:ind w:left="340"/>
+        <w:pStyle w:val="ListNumber"/>
       </w:pPr>
       <w:r>
         <w:rPr>
-          <w:color w:val="1F3864"/>
-          <w:sz w:val="21"/>
-        </w:rPr>
-        <w:t xml:space="preserve">• </w:t>
-      </w:r>
-      <w:r>
-        <w:rPr>
-          <w:sz w:val="21"/>
-        </w:rPr>
-        <w:t>知识库出处：古源尊者开示及上座部佛教资料</w:t>
+          <w:b w:val="0"/>
+        </w:rPr>
+        <w:t>修正错误的思维定势</w:t>
+      </w:r>
+    </w:p>
+    <w:p>
+      <w:r>
+        <w:rPr>
+          <w:b w:val="0"/>
+        </w:rPr>
+        <w:t>那么如何才能去除邪思惟，修正错误的思维定势呢？只有以正见为先导，正见、正精进、正念三法围绕，跟随着正见、正思惟，才能去除邪见、邪思惟。</w:t>
+      </w:r>
+    </w:p>
+    <w:p>
+      <w:r>
+        <w:rPr>
+          <w:b w:val="0"/>
+        </w:rPr>
+        <w:t>就世间法而言，所谓"见"就是我们的观念、看法，宏观地说，即世界观、人生观、价值观等，它指引着我们一生的方向。当然，正如"见"有正见与邪见之分，世界观等也有高尚与低俗、正确与错误之分，导引着我们的生命朝向提升或堕落。曼德拉和那位母亲可能没有观正见、道正见，但有以慈悲为基础的见和思维。</w:t>
+      </w:r>
+    </w:p>
+    <w:p>
+      <w:r>
+        <w:rPr>
+          <w:b w:val="0"/>
+        </w:rPr>
+        <w:t>一个人要调整、改变他的"见"，即修正人生观、世界观，如果能认真学习、勤于思考，还是容易做到的，但要修正思维定势却很不容易。就像刚才我们讲到的寇格猎人一样，由于过去生做医生习惯性的嗔思惟、害思惟，这一生他投生为猎人。同样由于这种思维定势，这一生他造下了严重的伤害恶业，这导致他投生到地狱，承受剧烈的痛苦折磨。未来当他恶业耗尽、逃离地狱时，即使有机会投生为人，也很可能是嗔性行者。同样地，在日常生活中，欲思惟、嗔思惟和害思惟也在处处左右着我们的人生。要削弱乃至去除这些邪思惟，就需要在正见的指导下，以正精进和正念进行长时间的微习惯训练，从而把旧的思维习惯打磨掉，建立并巩固新的思维习惯。也就是要借由数数习行的亲依止缘的力量建立新的思维习惯，否则旧的思维习惯总是会通过自然亲依止缘的力量在有合适条件的时候就冒出来。</w:t>
+      </w:r>
+    </w:p>
+    <w:p>
+      <w:r>
+        <w:rPr>
+          <w:b w:val="0"/>
+        </w:rPr>
+        <w:t>举例而言，毕业二、三十年了，中学或者大学的同学组织聚会。</w:t>
+      </w:r>
+    </w:p>
+    <w:p>
+      <w:r>
+        <w:rPr>
+          <w:b w:val="0"/>
+        </w:rPr>
+        <w:t>在聚会现场，你看到有个同学开着宝马车来了，衣冠楚楚；然后，你又看到一个同学骑着辆自行车来了，打扮简朴。习惯性反应马上就会做出判断，这个开宝马车的同学肯定有钱，骑自行车的同学一定是混得不太如意，这个时代、这把年纪连部车都没有。于是，自然而然地，你会对这个开宝马、衣冠楚楚的同学生起一种亲近感，或者感到羡慕乃至于谄媚，而对于那个骑自行车的同学不禁有点藐视，这就是思维定势。结果，聊着聊着你才发现，开宝马的这位同学的车是借朋友的，而这个骑自行车的同学，家里好车开腻了，讲究健康环保就骑了辆自行车，你一下就觉得颠覆了。</w:t>
+      </w:r>
+    </w:p>
+    <w:p>
+      <w:r>
+        <w:rPr>
+          <w:b w:val="0"/>
+        </w:rPr>
+        <w:t>又例如，我们常常会以貌取人，一看到这个人长得瘦小猥琐，那个人长得高大威猛，内心自然就会喜欢那个长得帅的——所谓具有所依成就的人，而排斥那个其貌不扬的人，甚至觉得他可能有各种问题，内心不愿意跟他在一起。这也是思维定势。</w:t>
+      </w:r>
+    </w:p>
+    <w:p>
+      <w:r>
+        <w:rPr>
+          <w:b w:val="0"/>
+        </w:rPr>
+        <w:t>人有思维定势，动物也是如此，平常我们只要稍加留意就能观察到。例如，家里飞进了一只蜜蜂，你会发现它总往透进亮光的窗玻璃上撞——它认为有亮光的地方就能出去。如果飞进来的是一只苍蝇，那苍蝇的反应则不同。将苍蝇和蜜蜂同时装入一只玻璃瓶里，打开瓶盖，瓶底朝向有亮光的地方，你会发现蜜蜂永远朝向瓶底有亮光的地方飞，不停地飞旋，直至死亡，而苍蝇却不遵循这个规则，它到处飞、到处撞，最终找到瓶口飞了出来。这就是它们不同的思维定势。如果苍蝇、蜜蜂有机会投生为人，它们的思维定势仍然如此。</w:t>
+      </w:r>
+    </w:p>
+    <w:p>
+      <w:r>
+        <w:rPr>
+          <w:b w:val="0"/>
+        </w:rPr>
+        <w:t>要观察自己的思维定势，这可以从我们日常的行为习惯中获取。</w:t>
+      </w:r>
+    </w:p>
+    <w:p>
+      <w:r>
+        <w:rPr>
+          <w:b w:val="0"/>
+        </w:rPr>
+        <w:t>例如，在面对新冠疫情此起彼伏时，通过省察在汹涌的疫情和舆情面前自己内心的状态，就可以很好地观察自己的思维定势。往更深的一层，在人生的六个阶段(0-3 岁、3-7 岁、7-13 岁、13-16 岁、16-21岁、21 岁到现在)中，每个阶段都有我们印象深刻的事件。我们可以回顾那些事件，将发生时自己的内心感受和情绪反应写下来。这样，就能大致找到自己的认知行为模式。然后，再针对其中不当的思维方式，进行梳理、校正、调整。</w:t>
+      </w:r>
+    </w:p>
+    <w:p>
+      <w:r>
+        <w:rPr>
+          <w:b w:val="0"/>
+        </w:rPr>
+        <w:t>通过正见、正精进、正念三法围绕，以微习惯的方式慢慢地调整，如此可修正思维定势。</w:t>
+      </w:r>
+    </w:p>
+    <w:p>
+      <w:r>
+        <w:rPr>
+          <w:b w:val="0"/>
+        </w:rPr>
+        <w:t>祝愿大家都拥有正思惟！</w:t>
       </w:r>
     </w:p>
     <w:p>
       <w:pPr>
-        <w:ind w:left="340"/>
+        <w:ind w:left="170"/>
+        <w:pBdr>
+          <w:left w:val="single" w:sz="18" w:space="4" w:color="1F3864"/>
+        </w:pBdr>
+        <w:shd w:val="clear" w:fill="F2F5FA"/>
       </w:pPr>
       <w:r>
         <w:rPr>
-          <w:color w:val="1F3864"/>
-          <w:sz w:val="21"/>
-        </w:rPr>
-        <w:t xml:space="preserve">• </w:t>
-      </w:r>
-      <w:r>
-        <w:rPr>
-          <w:sz w:val="21"/>
-        </w:rPr>
-        <w:t>media_id：`pdf_d0dd1c0cd17209afe241ece24bf6b7b4_b495d136684e121a180c9001a5f1be957439961422831605`</w:t>
-      </w:r>
-    </w:p>
-    <w:p>
-      <w:pPr>
-        <w:ind w:left="340"/>
-      </w:pPr>
-      <w:r>
-        <w:rPr>
-          <w:color w:val="1F3864"/>
-          <w:sz w:val="21"/>
-        </w:rPr>
-        <w:t xml:space="preserve">• </w:t>
-      </w:r>
-      <w:r>
-        <w:rPr>
-          <w:sz w:val="21"/>
-        </w:rPr>
-        <w:t>打开方式：ima知识库搜索「162讲 摄集 去除邪思惟」</w:t>
-      </w:r>
-    </w:p>
-    <w:p>
-      <w:pPr>
-        <w:spacing w:before="40" w:after="80"/>
-        <w:ind w:left="283"/>
-        <w:shd w:val="clear" w:color="auto" w:fill="EEF2F8"/>
-        <w:pBdr>
-          <w:left w:val="single" w:sz="20" w:space="6" w:color="1F3864"/>
-        </w:pBdr>
-      </w:pPr>
-      <w:r>
-        <w:rPr>
-          <w:sz w:val="20"/>
-        </w:rPr>
-        <w:t>⚠️ 主持人操作：本材料照录五段，与同讲次另一版本（材料②）已按章节拆分——本材料取"邪思惟定义与苦果、宽恕、七随观"段，"定式转化与训练"段归材料②，各自注明。齐读顺序：先★核心三段（一、二、三），◈扩展两段（四、五）视时间选读；"宽恕"段较长，可只读首尾两小节＋《法句经》偈。</w:t>
-      </w:r>
-    </w:p>
-    <w:p>
-      <w:r>
-        <w:rPr>
-          <w:b/>
-          <w:sz w:val="21"/>
-        </w:rPr>
-        <w:t>一、三法围绕去除邪思惟</w:t>
-      </w:r>
-      <w:r>
-        <w:rPr>
-          <w:sz w:val="21"/>
-        </w:rPr>
-        <w:t>（★核心）</w:t>
-      </w:r>
-    </w:p>
-    <w:p>
-      <w:r>
-        <w:rPr>
-          <w:sz w:val="21"/>
-        </w:rPr>
-        <w:t>邪思惟的去除是很不容易的。如何去除邪思惟，佛陀讲要"善法围绕"，所谓"善法围绕"，就是为了舍断邪思惟而要具足正思惟及正精进。要专念舍断邪思惟，专念具足正思惟而住，这是他的正念。也就是说，去除邪思惟首先要有正见、正精进和正念三法围绕，才有可能去除邪思惟。</w:t>
-      </w:r>
-    </w:p>
-    <w:p>
-      <w:r>
-        <w:rPr>
-          <w:b/>
-          <w:sz w:val="21"/>
-        </w:rPr>
-        <w:t>二、邪思惟在日常生活中的体现</w:t>
-      </w:r>
-      <w:r>
-        <w:rPr>
-          <w:sz w:val="21"/>
-        </w:rPr>
-        <w:t>（★核心）</w:t>
-      </w:r>
-    </w:p>
-    <w:p>
-      <w:r>
-        <w:rPr>
-          <w:sz w:val="21"/>
-        </w:rPr>
-        <w:t>欲思惟、瞋思惟和害思惟，这三种思惟在日常生活我们怎么体现呢？欲思惟就是当我们特别想要、或者想听、想感受某一种所缘的时候，内心的那股力量，那股特别想的力量，就是那种寻、那种思惟力量的表现。这种力量我们日常生活中去体会，它是特别不容易去除掉的，因为感觉它跟我们血肉相连。要去除邪思惟，是需要正念、正精进再加上正见。</w:t>
-      </w:r>
-    </w:p>
-    <w:p>
-      <w:r>
-        <w:rPr>
-          <w:sz w:val="21"/>
-        </w:rPr>
-        <w:t>前提是要有正见，在正见的基础上知道什么是邪见，邪见会导致邪思惟。当邪思惟这股力量出来的时候，我们能够以正念觉知到它，觉知到以后呢？还要能够知道这个邪思惟背后的"见"——是什么样的邪见导致这样的邪思惟？如果去除完邪见以后，邪思惟这股力量还在，就要用正精进，"已生善法令增长"，对于邪思惟来讲应该"已生不善令断除，未生不善令不生"，需要正精进来围绕。</w:t>
-      </w:r>
-    </w:p>
-    <w:p>
-      <w:r>
-        <w:rPr>
-          <w:b/>
-          <w:sz w:val="21"/>
-        </w:rPr>
-        <w:t>三、三邪思惟的苦果（不善心必招苦果）</w:t>
-      </w:r>
-      <w:r>
-        <w:rPr>
-          <w:sz w:val="21"/>
-        </w:rPr>
-        <w:t>（★核心）</w:t>
-      </w:r>
-    </w:p>
-    <w:p>
-      <w:r>
-        <w:rPr>
-          <w:sz w:val="21"/>
-        </w:rPr>
-        <w:t>不管是困扰性烦恼（比如你记恨在心），还是遇到仇人就爆发成违害性烦恼，出现在身业和语业上，不善心生起的当下就是伤害自他，是不健康的，会留下不良的影响力，会在未来因缘成熟时感得不善的果报。这是不善心的特点。相反善心的特点：善心生起时，它是健康的，不管是身体方面，还是心理方面都是健康的，它是给自他带来利益的，是会留下好的影响力，在未来因缘成熟时会产生乐的果报。这是善和不善的区别。那么对于瞋寻和害寻主导下的这种心呢？它必然是不善心。所以佛陀在《增支部一集》里面开示说："诸比库，无有此事，绝不可能，若身恶行会产生可爱、可喜、可意的果报者，无有此事！诸比库，乃有此事，若身恶行会产生不可爱、不可喜、不可意的果报者，乃有此事。诸比库，无有此事，绝不可能，若语恶行会产生可爱、可喜、可意的果报者，无有此事！诸比库，乃有此事，若语恶行会产生不可爱、不可喜、不可意的果报者，乃有此事。诸比库，无有此事，绝不可能，若意恶行会产生可爱、可喜、可意的果报者，无有此事！诸比库，乃有此事，若意恶行会产生不可爱、不可喜、不可意的果报者，乃有此事。"。佛陀在这样教诫的时候，并不是强迫大家必须要这样做，他只是纯粹基于他甚深的智慧和广大的慈悲，如实客观地来告诉我们这样一个事实。佛陀观察到这样的身恶行、语恶行、意恶行必定会给自己带来痛苦，也给他人带来痛苦，会有不好的结果，他是为了众生的利益来作这样的教诫。</w:t>
-      </w:r>
-    </w:p>
-    <w:p>
-      <w:r>
-        <w:rPr>
-          <w:b/>
-          <w:sz w:val="21"/>
-        </w:rPr>
-        <w:t>四、如何面对不可意所缘的恼害？——宽恕的能力</w:t>
-      </w:r>
-      <w:r>
-        <w:rPr>
-          <w:sz w:val="21"/>
-        </w:rPr>
-        <w:t>（◈扩展）</w:t>
-      </w:r>
-    </w:p>
-    <w:p>
-      <w:r>
-        <w:rPr>
-          <w:sz w:val="21"/>
-        </w:rPr>
-        <w:t>那么如何去面对这些不可意的所缘，面对这些恼害呢？古今中外的圣贤，不光是佛陀，都给出了贤明的教导。在中国，老子讲"以德报怨"，孔夫子讲"以直报怨"，但我们从来没有听说古今中外有哪一个老师讲要"以怨报怨"，没有听说过，只要他是一个像样的老师，他就不会讲"以怨报怨"。即使到近代，我们也有很多伟大的人物，像印度的圣雄甘地、宗教改革家马丁路德金、南非的曼德拉，都是以非暴力、理性、和平的方式达成自己理念的典范。</w:t>
-      </w:r>
-    </w:p>
-    <w:p>
-      <w:r>
-        <w:rPr>
-          <w:sz w:val="21"/>
-        </w:rPr>
-        <w:t>曼德拉有一个非常著名的故事：他曾经被监禁二十七年，期间受尽各种折磨。当他走出监狱后，却选择了用宽容与和解来征服这个世界。他非但不支持把白人赶进大海，反而呼吁黑人将武器扔到大海。</w:t>
-      </w:r>
-    </w:p>
-    <w:p>
-      <w:r>
-        <w:rPr>
-          <w:sz w:val="21"/>
-        </w:rPr>
-        <w:t>出狱四年后，曼德拉当选为南非总统，他专门邀请了在狱中看守他的三位狱警来出席总统就职仪式。这三位狱警在曼德拉被监禁期间，经常侮辱痛打他，甚至在他的饭里泼脏水、放脏东西，然后强迫他吃下去。当这三位狱警接到邀请的时候，内心惴惴不安，他们不知道会发生什么事，然而在就职仪式上，曼德拉致辞时说："能够接待这么多尊贵的客人我深感荣幸，但最让我高兴的是，当年陪我在罗本岛度过艰难岁月的三位狱警也能到场。"，然后他把三位狱警一一介绍给大家，并分别和他们拥抱，对他们三人说："我年轻的时候，性子很急、脾气很暴躁，在狱中正是在这三位的帮助下，我才学会了怎样控制自己的情绪。"，这番话，让虐待他二十七年的三位狱警无地自容，仪式结束以后，曼德拉再次走到这三位狱警身边，平静地说出了那句全世界都在传颂的话，他说："当我走出囚室，迈向通往自由的监狱大门，我已经清楚，如果自己不能把悲伤和怨恨留在身后，那我其实还在监狱里面。"，当时这三位狱警泪流满面。曼德拉当选总统以后，他并没有像外界所担心的那样，兴起一场对白人的大复仇、大清算，他超越了受害者的心态和非黑即白的对抗思惟，他还原真相，但同时宽恕罪恶，正是他以这种宽阔的心胸推动了饱经种族压迫的南非超越仇恨走向和谐，顺利实现了南非和平向民主过渡，而曼德拉也以自己的实际行动说明——告别仇恨的最佳方式是宽恕，而非仇恨。</w:t>
-      </w:r>
-    </w:p>
-    <w:p>
-      <w:r>
-        <w:rPr>
-          <w:sz w:val="21"/>
-        </w:rPr>
-        <w:t>美国的一个教禅的禅师，叫杰克·康菲尔德，他分享过一个故事，他说有一次在火车遇到一位在监狱里做社工的年轻人，这个年轻人给他转述的故事：监狱里有一个十四岁的男孩，在中国我们讲十四岁以下属于未成年，犯罪不用坐牢，但在美国满 14岁就要服刑，这个十四岁男孩为什么要坐牢呢？他当时想加入一个黑帮会，但根据这个黑帮会的帮规，他必须杀死一个人才能加入那个帮会，所以这个孩子就射杀了一个陌生的孩子。之后他就被逮捕了，然后他接受审判被定罪，就在这个男孩被扣上手铐带走之前，法庭上被枪杀男孩的母亲从座位上站了起来，看着这个男孩的眼睛，对他说："我要杀了你！"，然后坐下。这个年轻男孩在监狱里呆了一年左右，被枪杀男孩的母亲要求探视这个男孩。男孩对此很恐惧，被害者的母亲对他说："我要跟你谈一谈。"，这位母亲跟这个男孩聊天，问男孩："你需要什么？比如说烟或者什么其它的物品？"，然后她走之前给这个男孩留下一些钱。从那以后，这位母亲每隔几个月就会来看他一次，等到这个男孩入狱第三年、第四年，她开始更加有规律地来看他，并且跟他交谈，当这个男孩到十八岁的时候，他可以减刑出狱。这位母亲就问他："你出狱以后打算做什么呢？"，男孩说："我不知道，我没有任何家人，我一无所有。"，这位母亲就说："我有一个朋友开了间小型的工厂，或许能帮你找到一份工作。"。因此这位母亲就在监狱的假释官那边为这个男孩安排这件事，然后她又问这个男孩："你出狱以后，准备住哪儿呢？"，男孩回答说："我不知道我要去哪里。"，母亲说："我家有个空房间，或许你可以跟我一起住。于是男孩出狱以后就住进了她家的空房间，并接受了这位母亲给他找的工作。大概六个月以后，这位母亲对这个男孩说："我真的需要和你谈一谈，到客厅来吧！"，然后她看着男孩说："你还记得我在法庭上，你接受审判的那一天，我告诉你说'我要杀了你'吗？"，男孩说："是的，夫人，我永远都不会忘记那一天。"，随后这位母亲转过头来对他说："嗯，其实我已经杀了那个你了。你看，我不希望一个冷血杀人的男孩继续活在这个世界上，所以当你在狱中的时候，我开始探视你，给你带去礼物，照顾你，等你出狱以后，我还邀请你到我家来，给你找了一份工作和住的地方，我现在也是一个亲人都没有了，我的儿子，我唯一的一个儿子，可以和我一起生活的人，他已经走了，所以我一直在尝试改变你，现在呢，你也再不是原来的你了。我现在什么亲人都没有，我想知道你愿不愿意留下来，我需要一个儿子，我想知道，是否能够收养你？"，听到这话，男孩答应了，这位母亲收养了他，成为了她的孩子。</w:t>
-      </w:r>
-    </w:p>
-    <w:p>
-      <w:pPr>
-        <w:spacing w:before="40" w:after="80"/>
-        <w:ind w:left="283"/>
-        <w:shd w:val="clear" w:color="auto" w:fill="EEF2F8"/>
-        <w:pBdr>
-          <w:left w:val="single" w:sz="20" w:space="6" w:color="1F3864"/>
-        </w:pBdr>
-      </w:pPr>
-      <w:r>
-        <w:rPr>
-          <w:b/>
-          <w:sz w:val="20"/>
-        </w:rPr>
-        <w:t>【本周朗读段 · 结束】</w:t>
-      </w:r>
-      <w:r>
-        <w:rPr>
-          <w:sz w:val="20"/>
-        </w:rPr>
-        <w:t>（以下为默读／选读／延伸内容，时间富余时再读）</w:t>
-      </w:r>
-    </w:p>
-    <w:p>
-      <w:r>
-        <w:rPr>
-          <w:sz w:val="21"/>
-        </w:rPr>
-        <w:t>康菲尔德说："什么是人类的宽恕能力？就是在任何生活状况下，保持人类的尊严。"。如何具备这样的能力呢？就如故事所呈现的，宽恕不仅仅指对他人宽恕，更是在美化自己的心灵，是一种满足自己生活的能力。宽恕，尤其是一种释放的能力，它释放痛苦、悲伤，以及过去的伤痛和背叛所带来的负担，去选择慈爱。宽恕能够让我们把渺小独立的自我意识转换成一种重新开始的能力，一种释怀的能力，一种爱的能力。有了宽恕，我们就不想去攻击和伤害，包括对我们自己。没有宽恕，生活将无法忍受。很难想象一个没有宽恕的世界，因为我们将被束缚在过去的痛苦中，只能一次又一次地重复它，不会有任何的释怀。</w:t>
-      </w:r>
-    </w:p>
-    <w:p>
-      <w:r>
-        <w:rPr>
-          <w:sz w:val="21"/>
-        </w:rPr>
-        <w:t>然而宽恕并不容易，印度一位叫梅赫尔·巴巴的神秘主义者，他说过一句话："懦弱的人是不会有爱和宽恕的。"，然而总要有人站出来说："让悲伤在我这里停止吧！我不会把这种悲伤传递给我的孩子们。"，所以不管是在爱尔兰还是在以色列，总有人说："我会接受背叛和痛苦，我会忍受，但我不会报复，我不会把这些传递给下一代，以及传给子孙后代。"。</w:t>
-      </w:r>
-    </w:p>
-    <w:p>
-      <w:r>
-        <w:rPr>
-          <w:sz w:val="21"/>
-        </w:rPr>
-        <w:t>康菲尔德最后分享到，有一次他去看望在国外被迫害并且被监禁的出家人，他问这些出家人："你们曾经害怕过吗？"，这些出家人就告诉他："是的，我们非常害怕，我们害怕的是，我们最终会憎恨我们的看守 —— 因为这样我们会失去悲悯心，失去悲悯之心是我们最害怕的事情。"。真正的出家人不害怕肉体上或者精神上被人折磨伤害，害怕的是自己的内心失去了平静，失去了悲悯。所以佛陀在《法句经》里讲："'他打我骂我，败我劫掠我'，怀有此念者，怨恨不止息。'他骂我打我，败我劫掠我'，不怀此念者，怨恨得止息。"。</w:t>
-      </w:r>
-    </w:p>
-    <w:p>
-      <w:r>
-        <w:rPr>
-          <w:sz w:val="21"/>
-        </w:rPr>
-        <w:t>宽恕是一种自我救赎，排斥、伤害他人是瞋，受到伤害后无法释怀而继续令自己痛苦也是瞋，所以在修正瞋思惟、害思惟的时候，我们应该努力尝试放下这两者。</w:t>
-      </w:r>
-    </w:p>
-    <w:p>
-      <w:r>
-        <w:rPr>
-          <w:b/>
-          <w:sz w:val="21"/>
-        </w:rPr>
-        <w:t>五、日常生活中的七随观</w:t>
-      </w:r>
-      <w:r>
-        <w:rPr>
-          <w:sz w:val="21"/>
-        </w:rPr>
-        <w:t>（◈扩展）</w:t>
-      </w:r>
-    </w:p>
-    <w:p>
-      <w:r>
-        <w:rPr>
-          <w:sz w:val="21"/>
-        </w:rPr>
-        <w:t>最后佛陀教导七随观，观照身无常是无常随观，观照身苦是苦随观，观照身无我是无我随观，观察身体的无常、苦、无我三相而厌离身体是厌离随观，观察身体的无常、苦、无我三相而远离对身体的贪欲是离欲随观，以倾向于寂灭的心观照身为无常、苦、无我是寂灭随观，观照身为无常、苦、无我而舍弃它的心是舍遣随观。</w:t>
-      </w:r>
-    </w:p>
-    <w:p>
-      <w:r>
-        <w:rPr>
-          <w:sz w:val="21"/>
-        </w:rPr>
-        <w:t>在日常的生活中，我们同样可以从概念的角度上来看这个身体有没有无常。今天早上七点钟妙音贤友的母亲过世了，大家去医院送别。我们直接就看到这个无常，没有恒常的。妙音贤友对她母亲很敬爱、很爱护，但再爱护，总有离别的一天，这就是无常，就能够从无常的角度来看；走的人已经很长时间瘫痪在床，生命就是苦的，病就是苦，能不能有苦随观？而这个过程你完全不可控制，这是无我随观；这样躺在那的身体，你会觉得它很可爱吗？这么热的天，你一天不洗澡就臭得不行，你会很喜欢这个身体吗？能不能生起厌离的心呢？如果这样的身体彻底地灭除，涅槃呈现，导向寂灭，我们的心真的想去吗？我们能不能生起这个心？能生起，那才能讲说，我有解脱的心。</w:t>
-      </w:r>
-    </w:p>
-    <w:p>
-      <w:r>
-        <w:rPr>
-          <w:b/>
-          <w:sz w:val="21"/>
-        </w:rPr>
-        <w:t>材料②</w:t>
-      </w:r>
-      <w:r>
-        <w:rPr>
-          <w:sz w:val="21"/>
-        </w:rPr>
-        <w:t xml:space="preserve"> ◈扩展：《第 162 讲 应用 (摄集 10)：三十七道品╱苦之集［去除邪思惟］》</w:t>
-      </w:r>
-    </w:p>
-    <w:p>
-      <w:pPr>
-        <w:ind w:left="340"/>
-      </w:pPr>
-      <w:r>
-        <w:rPr>
-          <w:color w:val="1F3864"/>
-          <w:sz w:val="21"/>
-        </w:rPr>
-        <w:t xml:space="preserve">• </w:t>
-      </w:r>
-      <w:r>
-        <w:rPr>
-          <w:sz w:val="21"/>
-        </w:rPr>
-        <w:t>文件类型：pdf</w:t>
-      </w:r>
-    </w:p>
-    <w:p>
-      <w:pPr>
-        <w:ind w:left="340"/>
-      </w:pPr>
-      <w:r>
-        <w:rPr>
-          <w:color w:val="1F3864"/>
-          <w:sz w:val="21"/>
-        </w:rPr>
-        <w:t xml:space="preserve">• </w:t>
-      </w:r>
-      <w:r>
-        <w:rPr>
-          <w:sz w:val="21"/>
-        </w:rPr>
-        <w:t>知识库出处：古源尊者开示及上座部佛教资料</w:t>
-      </w:r>
-    </w:p>
-    <w:p>
-      <w:pPr>
-        <w:ind w:left="340"/>
-      </w:pPr>
-      <w:r>
-        <w:rPr>
-          <w:color w:val="1F3864"/>
-          <w:sz w:val="21"/>
-        </w:rPr>
-        <w:t xml:space="preserve">• </w:t>
-      </w:r>
-      <w:r>
-        <w:rPr>
-          <w:sz w:val="21"/>
-        </w:rPr>
-        <w:t>media_id：`pdf_d0dd1c0cd17209afe241ece24bf6b7b4_b09a9ab3ab6cf243b3437ce9e6f0593a7439961422831605`</w:t>
-      </w:r>
-    </w:p>
-    <w:p>
-      <w:pPr>
-        <w:ind w:left="340"/>
-      </w:pPr>
-      <w:r>
-        <w:rPr>
-          <w:color w:val="1F3864"/>
-          <w:sz w:val="21"/>
-        </w:rPr>
-        <w:t xml:space="preserve">• </w:t>
-      </w:r>
-      <w:r>
-        <w:rPr>
-          <w:sz w:val="21"/>
-        </w:rPr>
-        <w:t>打开方式：ima知识库搜索「第162讲 应用 摄集 去除邪思惟」</w:t>
-      </w:r>
-    </w:p>
-    <w:p>
-      <w:pPr>
-        <w:spacing w:before="40" w:after="80"/>
-        <w:ind w:left="283"/>
-        <w:shd w:val="clear" w:color="auto" w:fill="EEF2F8"/>
-        <w:pBdr>
-          <w:left w:val="single" w:sz="20" w:space="6" w:color="1F3864"/>
-        </w:pBdr>
-      </w:pPr>
-      <w:r>
-        <w:rPr>
-          <w:sz w:val="20"/>
-        </w:rPr>
-        <w:t>⚠️ 主持人操作：本材料为同讲次另一版本（校对版PDF），与材料①按章节拆分——材料①取"邪思惟定义与苦果、宽恕、七随观"段，本材料取"不健康思惟定式根源、定式转化与训练方法"段，各自注明。齐读★核心两段（一、二）；◈扩展第三段"依性行选择念处"较长且含禅修术语，建议主持人摘要式朗读或完全跳过，留给有禅修基础的成员课后自读。原文间夹带的页眉页脚水印行为PDF版式残留，非正文，朗读时跳过。</w:t>
-      </w:r>
-    </w:p>
-    <w:p>
-      <w:r>
-        <w:rPr>
-          <w:b/>
-          <w:sz w:val="21"/>
-        </w:rPr>
-        <w:t>一、不健康思惟定式根源（自我伤害型：记仇与第二支箭）</w:t>
-      </w:r>
-      <w:r>
-        <w:rPr>
-          <w:sz w:val="21"/>
-        </w:rPr>
-        <w:t>（★核心）</w:t>
-      </w:r>
-    </w:p>
-    <w:p>
-      <w:r>
-        <w:rPr>
-          <w:sz w:val="21"/>
-        </w:rPr>
-        <w:t>以上是我们复习上一堂课的内容，我们也举到了三个例子，由于过去的邪思惟导致这一生的不善业，以及出离思惟导致我们这一生良善的的果报，提到了亚卡打沙利子尊者头的故事，还有拔古喇长老活到一百六十岁，他为什么这么长寿而且健康。善吉祥长老经常带大家回向，愿大家健康、快乐、长寿，修行体证一切的道果。</w:t>
-      </w:r>
-    </w:p>
-    <w:p>
-      <w:r>
-        <w:rPr>
-          <w:sz w:val="21"/>
-        </w:rPr>
-        <w:t>健康、快乐、长寿的因是什么？它的因就是离瞋思惟、离害思惟，就是与瞋思惟、害思惟相关。除了上一堂课讲到的亚卡难德和帝思尊者这种伤害他人、恼害他人的情况之外呢，还有一种比较典型的思惟模式，我们称为自我伤害，伤害自己。人类，其实不管哪个民族，似乎都有一种传统，叫记仇，鼓励记仇。我们平时经常听到"杀父之仇不能不报"、"国仇家恨要牢记"、"君子报仇十年不晚"，等等，而且是当做美德来传颂，然而从佛法的角度来看，这是瞋心，是瞋恨的心，瞋恨的心是不善法，想用不善法来对治不善法，"无有是处"。那是不可能真正地、从根本上解决问题，因为并不是报完仇以后这个事就了了，你报完仇，后面的人又来报你这个仇，冤冤相报没完没了。不管是困扰性烦恼（比如你记恨在心），还是遇到仇人就爆发成违害性烦恼，出现在身业和语业上，不善心生起的当下就是伤害自他，是不健康的，会留下不良的影响力，会在未来因缘成熟时感得不善的果报。这是不善心的特点。相反善心的特点：善心生起时，它是健康的，不管是身体方面，还是心理方面都是健康的，它是给自他带来利益的，是会留下好的影响力，在未来因缘成熟时会产生乐的果报。这是善和不善的区别。那么对于瞋寻和害寻主导下的这种心呢？它必然是不善心。所以佛陀在《增支部一集》里面开示说：</w:t>
-      </w:r>
-    </w:p>
-    <w:p>
-      <w:r>
-        <w:rPr>
-          <w:sz w:val="21"/>
-        </w:rPr>
-        <w:t>诸比库，无有此事，绝不可能，若身恶行会产生可爱、可喜、可意的果报者，无有此事！诸比库，乃有此事，若身恶行会产生不可爱、不可喜、不可意的果报者，乃有此事。诸比库，无有此事，绝不可能，若语恶行会产生可爱、可喜、可意的果报者，无有此事！诸比库，乃有此事，若语恶行会产生不可爱、不可喜、不可意的果报者，乃有此事。诸比库，无有此事，绝不可能，若意恶行会产生可爱、可喜、可意的果报者，无有此事！诸比库，乃有此事，若意恶行会产生不可爱、不可喜、不可意的果报者，乃有此事。</w:t>
-      </w:r>
-    </w:p>
-    <w:p>
-      <w:r>
-        <w:rPr>
-          <w:sz w:val="21"/>
-        </w:rPr>
-        <w:t>佛陀在这样教诫的时候，并不是强迫大家必须要这样做，他只是纯粹基于他甚深的智慧和广大的慈悲，如实客观地来告诉我们这样一个事实。佛陀观察到这样的身恶行、语恶行、意恶行必定会给自己带来痛苦，也给他人带来痛苦，会有不好的结果，他是为了众生的利益来作这样的教诫。佛陀在《相应部》三十六第六箭经里面有教导：</w:t>
-      </w:r>
-    </w:p>
-    <w:p>
-      <w:r>
-        <w:rPr>
-          <w:sz w:val="21"/>
-        </w:rPr>
-        <w:t>诸比库，无闻凡夫为苦受所触，忧愁、疲累、悲泣、捶胸号哭、陷入迷乱。</w:t>
-      </w:r>
-    </w:p>
-    <w:p>
-      <w:r>
-        <w:rPr>
-          <w:sz w:val="21"/>
-        </w:rPr>
-        <w:t>他体验到两种受——身的受与心的受……诸比库，具闻圣弟子为苦受所触，不忧愁、不疲累、不悲泣、不捶胸号哭、不陷入迷乱。他体验到一种受，只有一种受——身的受而没有心的受。</w:t>
-      </w:r>
-    </w:p>
-    <w:p>
-      <w:r>
-        <w:rPr>
-          <w:sz w:val="21"/>
-        </w:rPr>
-        <w:t>在我们的生命当中，总是会有不善的果报成熟，令我们倍感痛苦，觉得深受伤害。然而作为一名佛弟子，我们应该对自己的心善加观察、善加训练，不要以受到伤害为理由，而进一步地伤害自己，一再重复地伤害自己，令自己被第二支箭反复射中。我们需要依照佛陀的教导，深刻省思，反省自己是否形成了恼害他人或伤害自己的瞋思惟乃至害思惟的思惟定式。如果我们已经被第一支箭射中，佛陀讲不要停留下来问："到底是谁在射我？"，把他记恨在心，而是要马上把箭拔出来，尽快疗愈自己的身心。</w:t>
-      </w:r>
-    </w:p>
-    <w:p>
-      <w:r>
-        <w:rPr>
-          <w:sz w:val="21"/>
-        </w:rPr>
-        <w:t>记仇、报仇，不是哪一个国家或者民族独有的文化传统，瞋恨心是众生共有的烦恼，只是程度上有深浅。那么其实我们去看，瞋恨乃至伤害他人的身语意恶行，它其实并不会一直都存在，天天打人、天天骂人，这样的人其实不存在。他敢这样做，马上就会产生果报。但我们往往会把别人曾经骂过你一次，说过你一次，乃至动过一次手——记恨一辈子。然后不断地回忆起这件事情，不断地以此再伤害自己，这是根本的问题。所以，人类普遍的问题是在受到伤害以后，由于无法接受而不断地给自己造成进一步的痛苦。西方哲人费斯汀格讲到'人类的痛苦只有百分之十是别人造成的，百分之九十是自己造成的'，换言之，我们在生活中碰到的所谓苦难，纯粹由外在因素造成的只占百分之十，剩下的百分之九十都是因为自己对这个苦难紧抓不放而衍生出来的痛苦，源于这种不健康的思惟定式造成的苦远远多于苦本身。</w:t>
-      </w:r>
-    </w:p>
-    <w:p>
-      <w:r>
-        <w:rPr>
-          <w:sz w:val="21"/>
-        </w:rPr>
-        <w:t>当然从佛教的角度来讲，其实我们应该知道，就是这个百分之十的苦，也并不是无缘无故飞来的横祸，它就是我们的业。从这个角度来讲，百分之一百都是我们自己的事，没有别人的事。那个百分之十受到的伤害是你过去不善业成熟所导致的，剩下百分之九十是你自己折腾出来的。所以百分之一百都是你自己的事，没有别人的事，这是佛教徒的观点。当我们认定这个世界不公平，认定是别人伤害自己，认定自己本不该受到这样的伤害，或者对此感到恐惧而无法释怀，由此而衍生出更多的苦，这就如同中箭之后，不去想办法把箭拔出来，而是让那个箭继续扎在心中，想起来就往里面再扎一次、想起来就往里面再扎一次。那也如同我们看到一泡屎，觉得臭，反而把它捡起来放自己口袋里，时不时翻出来闻一下，说："嗯，真臭。"，然后再把它放回口袋珍藏起来，一辈子都不扔掉。我们经常会说别人："你这人自讨苦吃!"，什么是自讨苦吃？这个就是典型的自讨苦吃，这个就是佛法讲的无明与愚痴。</w:t>
-      </w:r>
-    </w:p>
-    <w:p>
-      <w:r>
-        <w:rPr>
-          <w:b/>
-          <w:sz w:val="21"/>
-        </w:rPr>
-        <w:t>二、如何修正错误的思惟方式？（定式转化与训练方法）</w:t>
-      </w:r>
-      <w:r>
-        <w:rPr>
-          <w:sz w:val="21"/>
-        </w:rPr>
-        <w:t>（★核心）</w:t>
-      </w:r>
-    </w:p>
-    <w:p>
-      <w:r>
-        <w:rPr>
-          <w:sz w:val="21"/>
-        </w:rPr>
-        <w:t>所以如何修正错误的思惟方式呢？首先我们讲，要具足正见才能去除邪见，才能去除邪思惟。所谓世间法的见，就是我们的观念，我们对生命、对世界的看法，宏观来讲就是世界观、人生观、价值观，它指引着我们一生的方向。然而，正如"见"有正见和邪见之分，世界观也有高尚与低俗、正确与错误之分，它导引我们的生命朝向提升或者堕落。思惟就是我们日常所说的思惟定式、思惟习惯，这些都是我们在世间行走，走向正道还是邪道的关键因素。要调整改变我们的见，就要修正我们的人生观、世界观、价值观。一个人如果能够认真学习、勤于思考，还是容易做到的，但是一个人的思惟定式要修正就很不容易，就像上一堂课我们讲到亚卡难德一样，由于过去生习惯性的瞋思惟、害思惟，所以这一生投生为亚卡，又由于这样的思惟定式，他造下了严重伤害的恶业，这导致他当生即投生到地狱，承受剧烈的痛苦和折磨。同样在日常生活中，欲思惟、瞋思惟、害思惟也处处左右我们的人生，要削弱乃至去除这些邪思惟，需要在正见的指导下长时间地训练，把旧的习性打磨掉，建立并巩固新的习惯。要借着重复缘数数习性的力量去建立新的习惯，否则旧的习性总是会通过自然亲依止缘的缘力，在有因缘的时候它就会冒出来。</w:t>
-      </w:r>
-    </w:p>
-    <w:p>
-      <w:r>
-        <w:rPr>
-          <w:sz w:val="21"/>
-        </w:rPr>
-        <w:t>这个具体怎么来看呢？比如说，我们经常以貌取人，看到一个人长相比较猥琐，或者哪一个人长得高大威猛，内心会自然而然起来那种倾向，就是排斥那些其貌不扬的人。而我们总觉得那个高大威猛的人，就心地善良，那个长相不够威猛的人，就觉得他有很多问题。内心就会给他做很多的定义和标签，这就是思惟定式。所以上一堂课提到警察宣传如何防止被骗，你为什么会被骗？往往是因为你有一种贪小便宜的思惟定式。你没有贪小便宜的思惟定式，你就不会被骗。</w:t>
-      </w:r>
-    </w:p>
-    <w:p>
-      <w:r>
-        <w:rPr>
-          <w:sz w:val="21"/>
-        </w:rPr>
-        <w:t>这个思惟定式不仅仅是人类，所有众生，尤其越低劣的众生，这种思惟习惯就越坚固。平常我们都可以看到，比如房间里面进来一只蜜蜂，你会发现它不断地撞那个窗户，它一次一次地去撞那个窗户，直到把自己撞死为止，它不会选择回头试一下。这个就是它的思惟定式，认为有亮光的地方就能出去，它看到亮光，撞到玻璃上了，它还是一次一次去撞，这就是它的思维定式。但是如果是一只苍蝇，它的反应就会不同，你把苍蝇和蜜蜂装在同一个玻璃瓶里面，然后把瓶底朝向亮光的地方，你会发现，蜜蜂会不断地撞击那个瓶底，而苍蝇就就比较聪明，它只撞一下，撞了一下就开始转方向，它会看看有没有别的出口。同样是人，有些人撞死南墙不回头，有些人撞了一次以后就会长智慧："为什么被撞啊？有没有不撞的方法？"，这就是改变的开始，如果你连这都没有，那改变是非常困难的。</w:t>
-      </w:r>
-    </w:p>
-    <w:p>
-      <w:r>
-        <w:rPr>
-          <w:b/>
-          <w:sz w:val="21"/>
-        </w:rPr>
-        <w:t>三、依性行选择念处长期训练</w:t>
-      </w:r>
-      <w:r>
-        <w:rPr>
-          <w:sz w:val="21"/>
-        </w:rPr>
-        <w:t>（◈扩展）</w:t>
-      </w:r>
-    </w:p>
-    <w:p>
-      <w:r>
-        <w:rPr>
-          <w:sz w:val="21"/>
-        </w:rPr>
-        <w:t>对于心的部分呢？无外乎受、想、行、识，佛陀教导的观法就是受念处、心念处和法念处。</w:t>
-      </w:r>
-    </w:p>
-    <w:p>
-      <w:r>
-        <w:rPr>
-          <w:sz w:val="21"/>
-        </w:rPr>
-        <w:t>修习四念处对我们的修行到底会带来什么样的利益？以及它是一种什么样的修行方式呢？</w:t>
-      </w:r>
-    </w:p>
-    <w:p>
-      <w:r>
-        <w:rPr>
-          <w:sz w:val="21"/>
-        </w:rPr>
-        <w:t>佛陀教导四念处，是针对不同性行的人。注释里讲，性行分成爱行人(就是贪行比较强的人)、见行人（总是执着自己的知见）、止行人（修止禅的人）、观行人（修纯观的人）。</w:t>
-      </w:r>
-    </w:p>
-    <w:p>
-      <w:r>
-        <w:rPr>
-          <w:sz w:val="21"/>
-        </w:rPr>
-        <w:t>每一种人都有钝根和利根的差别，对于钝根的爱行人，要修习身念处，钝根的爱行人因为他执着自己的身体，要修身念处的不净，观察身的不净，去除渴爱。利根的爱行人呢？他要修更微细一点的受念处。我们讲"有受皆苦"，他要体验那个苦，通过苦来去除自己的渴爱、对这个身体的渴爱。</w:t>
-      </w:r>
-    </w:p>
-    <w:p>
-      <w:r>
-        <w:rPr>
-          <w:sz w:val="21"/>
-        </w:rPr>
-        <w:t>对于钝根的见行人呢？要修心念处，见行人的慧根比较强，就需要更深一步。</w:t>
-      </w:r>
-    </w:p>
-    <w:p>
-      <w:r>
-        <w:rPr>
-          <w:sz w:val="21"/>
-        </w:rPr>
-        <w:t>心念处，我们说观心无常，因为心的生灭速度非常地快，修心念处是要断除我们的常见，因为它刹那生灭，可以断除我们的常见。</w:t>
-      </w:r>
-    </w:p>
-    <w:p>
-      <w:r>
-        <w:rPr>
-          <w:sz w:val="21"/>
-        </w:rPr>
-        <w:t>利根的见行人，修法念处，法念处就是五蕴、十二处、十八界，各种界分别，把它分析成十八界，发现里面"无我"，所以他修"无我"，去除我见。</w:t>
-      </w:r>
-    </w:p>
-    <w:p>
-      <w:r>
-        <w:rPr>
-          <w:sz w:val="21"/>
-        </w:rPr>
-        <w:t>对于钝根的止行人，也适合修身念处。钝根的止行人容易取到禅相，修比较粗的、稳定的目标比较容易成就。</w:t>
-      </w:r>
-    </w:p>
-    <w:p>
-      <w:r>
-        <w:rPr>
-          <w:sz w:val="21"/>
-        </w:rPr>
-        <w:t>利根的止行人修受念处、钝根的观行人修心念处、利根的观行人修法念处，这些基本上是特指修观智时候的状态。但你日常的时候同样可以用得上的，只是你不容易判断出来："我到底是一个爱行人还是见行人呢？我是钝根还是利根呢？"。</w:t>
-      </w:r>
-    </w:p>
-    <w:p>
-      <w:r>
-        <w:rPr>
-          <w:sz w:val="21"/>
-        </w:rPr>
-        <w:t>我们一般情况下，不愿意把自己分在那个钝根上，对吧？"你说我笨，你才笨呢！"，其实你去修一下就知道了，如果你觉得你不钝，但是你觉得自己是个贪行人，那你修修受念处看，身心的每一种受，能不能清晰地觉知它？觉知完以后能不能生起"诸受都是苦，有受皆苦"的这种感觉，然后能看到它的过患，能生起厌离心，去除对这个目标的渴爱。如果觉得："这个一用，马上就能起到效果"，那可能你就是利根了，如果你搞不定，就不一定是利根，回过头来赶紧试一下身念处。</w:t>
-      </w:r>
-    </w:p>
-    <w:p>
-      <w:r>
-        <w:rPr>
-          <w:sz w:val="21"/>
-        </w:rPr>
-        <w:t>身念处，佛陀教三十二身分和修四界差别，也是不容易修啊。其实比较容易的方式有两个，一个就是入出息念，修入出息念，先体会一下，是不是很容易地取到入出息的所缘，然后按照帕奥西亚多现在的要求，在鼻中隔里面，那个空间上、触点上找到它的气息，一开始位置找不太清楚，找到了以后，你能够安住在上面，你不会紧张，你能取到，基本上你是贪行者。然后你能够持续地、老实地，不分析评价判断，那么这个贪行者通常来讲不是很利，利一点的人就还会有点折腾，利根的人就喜欢折腾，初学普遍这样。再一个行住坐卧，按照《大念处经》讲的，在四威仪里面觉知自己身体的状态。这里我们特别需要搞明白一个问题，很多人对于身念处和受念处是混淆的，帕奥西亚多在《正念之道》里面也特别强调了，身体就是身体，身体就是二十八种色法，简单来讲，是这个叫做身体的身，二十八种色法，下来就是根本色，就是地水火风，其他你不容易觉察到，但地水火风你是容易觉察到一点。虽然你不是直接见到完整的究竟法，但是基本色法的特征你是可以体验到的，比如说铁，它是以硬为主要特征的色法堆积，这种硬你是能体会到的，它有地大硬的特相。在日常行住坐卧四威仪修习身念处呢，是先透由对地水火风特相觉知。有人就说："诶，你看这个地方是痒的，这个地方是麻的，这个地方是有酸酸的。"，这个就不是身念处了，它是一种感受，所以要把什么是身念处，什么是受念处，要分清的。你修身念处就是身念处，受念处就是受念处，要是把它们混在一起呢。目标混淆，心就不会变得越来越清明。</w:t>
-      </w:r>
-    </w:p>
-    <w:p>
-      <w:r>
-        <w:rPr>
-          <w:sz w:val="21"/>
-        </w:rPr>
-        <w:t>《注疏》里面讲，身和受是造成渴爱的主要原因，要去除钝根爱行人对身的渴爱呢？观察身体的不净是合适的。如果你确定你是钝根，要观察自己身体不净，因为身这个粗的目标，是造成渴爱的主要要素。对于这一类人而言，身念处是到达清静之道的一个路径。</w:t>
-      </w:r>
-    </w:p>
-    <w:p>
-      <w:r>
-        <w:rPr>
-          <w:sz w:val="21"/>
-        </w:rPr>
-        <w:t>为了去除利根的爱行人对感受的渴爱呢，观察感受的痛苦性是合适的，所以如果你觉得你是一个利根的贪行人，你要去观察所有的感受的痛苦，因为感受这个微细的目标是造成他们渴爱的要素。你看到对感受的这个渴爱，那么修受念处容易达到清净之道。</w:t>
-      </w:r>
-    </w:p>
-    <w:p>
-      <w:r>
-        <w:rPr>
-          <w:sz w:val="21"/>
-        </w:rPr>
-        <w:t>心和法是造成错误见解的主要原因，对于钝根的见行人而言，观心是合适的，心是造成常见的决定因素，因此应当观察心是无常的。根据注释书的分类，就是如果你对贪欲的心、欲贪的心，对这些心进行观察，就可以去除认为"心是恒常的"这种颠倒错觉，所以对于这一类的人而言，心念处是达到清净的好路径。</w:t>
-      </w:r>
-    </w:p>
-    <w:p>
-      <w:r>
-        <w:rPr>
-          <w:sz w:val="21"/>
-        </w:rPr>
-        <w:t>利根的见行人，用观察法的现象是合适的，因为法是造成我见的决定因素。我们觉得"五蕴是一个整体，十二处是我的，十八界是我的，五蕴是我的。"，因此应该依照想、触、五盖、十二处、十八界去观察它们，以便去除"法是我的"错误颠倒，这类人应修习法念处。心和法除了造成错误见解之外，也会造成渴爱；身与受除了造成渴爱之外，也会造成错误见解。但是身和受影响渴爱的作用偏强，心和法影响错误见解的作用偏强，这是它们之间的差别。</w:t>
-      </w:r>
-    </w:p>
-    <w:p>
-      <w:r>
-        <w:rPr>
-          <w:b/>
-          <w:sz w:val="21"/>
-        </w:rPr>
-        <w:t>材料③</w:t>
-      </w:r>
-      <w:r>
-        <w:rPr>
-          <w:sz w:val="21"/>
-        </w:rPr>
-        <w:t xml:space="preserve"> ◈扩展：《第54讲-摄缘-十二缘起与二十四缘-释二十四缘-道缘2-古源尊者-20230903（共修版）》</w:t>
-      </w:r>
-    </w:p>
-    <w:p>
-      <w:pPr>
-        <w:ind w:left="340"/>
-      </w:pPr>
-      <w:r>
-        <w:rPr>
-          <w:color w:val="1F3864"/>
-          <w:sz w:val="21"/>
-        </w:rPr>
-        <w:t xml:space="preserve">• </w:t>
-      </w:r>
-      <w:r>
-        <w:rPr>
-          <w:sz w:val="21"/>
-        </w:rPr>
-        <w:t>文件类型：pdf</w:t>
-      </w:r>
-    </w:p>
-    <w:p>
-      <w:pPr>
-        <w:ind w:left="340"/>
-      </w:pPr>
-      <w:r>
-        <w:rPr>
-          <w:color w:val="1F3864"/>
-          <w:sz w:val="21"/>
-        </w:rPr>
-        <w:t xml:space="preserve">• </w:t>
-      </w:r>
-      <w:r>
-        <w:rPr>
-          <w:sz w:val="21"/>
-        </w:rPr>
-        <w:t>知识库出处：古源尊者开示及上座部佛教资料</w:t>
-      </w:r>
-    </w:p>
-    <w:p>
-      <w:pPr>
-        <w:ind w:left="340"/>
-      </w:pPr>
-      <w:r>
-        <w:rPr>
-          <w:color w:val="1F3864"/>
-          <w:sz w:val="21"/>
-        </w:rPr>
-        <w:t xml:space="preserve">• </w:t>
-      </w:r>
-      <w:r>
-        <w:rPr>
-          <w:sz w:val="21"/>
-        </w:rPr>
-        <w:t>media_id：`pdf_d0dd1c0cd17209afe241ece24bf6b7b4_afe8c86e945667e60d9a79dc6048b03b7439961422831605`</w:t>
-      </w:r>
-    </w:p>
-    <w:p>
-      <w:pPr>
-        <w:ind w:left="340"/>
-      </w:pPr>
-      <w:r>
-        <w:rPr>
-          <w:color w:val="1F3864"/>
-          <w:sz w:val="21"/>
-        </w:rPr>
-        <w:t xml:space="preserve">• </w:t>
-      </w:r>
-      <w:r>
-        <w:rPr>
-          <w:sz w:val="21"/>
-        </w:rPr>
-        <w:t>打开方式：ima知识库搜索「第54讲 摄缘 道缘」</w:t>
-      </w:r>
-    </w:p>
-    <w:p>
-      <w:pPr>
-        <w:spacing w:before="40" w:after="80"/>
-        <w:ind w:left="283"/>
-        <w:shd w:val="clear" w:color="auto" w:fill="EEF2F8"/>
-        <w:pBdr>
-          <w:left w:val="single" w:sz="20" w:space="6" w:color="1F3864"/>
-        </w:pBdr>
-      </w:pPr>
-      <w:r>
-        <w:rPr>
-          <w:sz w:val="20"/>
-        </w:rPr>
-        <w:t>⚠️ 主持人操作：本材料只取道缘应用中"舍断邪思惟、具足正思惟"的建立段与邪思惟苦果案例段；十二缘起支细节、二十四缘通论等无关章节未录入。该版本中曼德拉、康菲尔德宽恕故事与材料①重复，故不重录。齐读★核心第一、二、三段（《大四十经》引文＋三对思惟定义）；◈扩展第四、五、六段的故事部分，时间富余时选读"有狗猎人寇格的故事"至"逆风扬尘"偈收束。</w:t>
-      </w:r>
-    </w:p>
-    <w:p>
-      <w:r>
-        <w:rPr>
-          <w:b/>
-          <w:sz w:val="21"/>
-        </w:rPr>
-        <w:t>一、三正思惟建立（道缘应用段：舍断邪思惟，具足正思惟）</w:t>
-      </w:r>
-      <w:r>
-        <w:rPr>
-          <w:sz w:val="21"/>
-        </w:rPr>
-        <w:t>（★核心）</w:t>
-      </w:r>
-    </w:p>
-    <w:p>
-      <w:r>
-        <w:rPr>
-          <w:sz w:val="21"/>
-        </w:rPr>
-        <w:t>佛陀接着开示如何以正见为先导，正见、正精进、正念三法围绕，跟随着正思惟，从而舍断邪思惟，具足正思惟。佛陀说：</w:t>
-      </w:r>
-    </w:p>
-    <w:p>
-      <w:r>
-        <w:rPr>
-          <w:sz w:val="21"/>
-        </w:rPr>
-        <w:t>"诸比库，其中，正见为先导。诸比库，如何正见为先导呢？了知邪思惟为邪思惟，了知正思惟为正思惟，这是他的正见。</w:t>
-      </w:r>
-    </w:p>
-    <w:p>
-      <w:r>
-        <w:rPr>
-          <w:sz w:val="21"/>
-        </w:rPr>
-        <w:t>诸比库，什么是邪思惟呢？欲思惟、嗔思惟、害思惟。诸比库，这是邪思惟。</w:t>
-      </w:r>
-    </w:p>
-    <w:p>
-      <w:r>
-        <w:rPr>
-          <w:sz w:val="21"/>
-        </w:rPr>
-        <w:t>诸比库，什么是正思惟呢？我说正思惟有两种。诸比库，有正思惟是有漏、福德分、所依果报；诸比库，有正思惟是圣、无漏、出世间、道支。</w:t>
-      </w:r>
-    </w:p>
-    <w:p>
-      <w:r>
-        <w:rPr>
-          <w:sz w:val="21"/>
-        </w:rPr>
-        <w:t>诸比库，哪种正思惟是有漏、福德分、所依果报呢？出离思惟、无嗔思惟、无害思惟，诸比库，这种正思惟是有漏、福德分、所依果报。</w:t>
-      </w:r>
-    </w:p>
-    <w:p>
-      <w:r>
-        <w:rPr>
-          <w:sz w:val="21"/>
-        </w:rPr>
-        <w:t>诸比库，哪种正思惟是圣、无漏、出世间、道支呢？诸比库，那圣心者、无漏心者、拥有圣道者、修习圣道者的思考、种种思考、思惟、安止、极安止、心固定、语行，诸比库，这种正思惟是圣、无漏、出世间、道支。"</w:t>
-      </w:r>
-    </w:p>
-    <w:p>
-      <w:r>
-        <w:rPr>
-          <w:sz w:val="21"/>
-        </w:rPr>
-        <w:t>根据《大四十经》的义注和复注，我们解释一些关键词：</w:t>
-      </w:r>
-    </w:p>
-    <w:p>
-      <w:r>
-        <w:rPr>
-          <w:sz w:val="21"/>
-        </w:rPr>
-        <w:t>【安止】是指通过一境性（定）支持的寻具备（把心）安放、嵌入在所缘上的技巧。</w:t>
-      </w:r>
-    </w:p>
-    <w:p>
-      <w:r>
-        <w:rPr>
-          <w:sz w:val="21"/>
-        </w:rPr>
-        <w:t>【心固定】是指当有寻存在的时候，寻可以将心固定在所缘上。</w:t>
-      </w:r>
-    </w:p>
-    <w:p>
-      <w:r>
-        <w:rPr>
-          <w:sz w:val="21"/>
-        </w:rPr>
-        <w:t>当寻不存在的时候，以其自己的法性，心自然缘取所缘上。（初禅时有寻有伺，二禅、三禅、四禅时则无寻无伺，以其自己的法性——初禅的自然亲依止缘的缘力，心自然缘取于所缘上）</w:t>
-      </w:r>
-    </w:p>
-    <w:p>
-      <w:r>
-        <w:rPr>
-          <w:sz w:val="21"/>
-        </w:rPr>
-        <w:t>复注中补充说，无寻心安置在所缘上同样是因为在心相续中发生过的寻的修习力而形成熟练。而且在心相续中长期累积的时常发生的寻的力量使得无寻心可以安置在所缘上。</w:t>
-      </w:r>
-    </w:p>
-    <w:p>
-      <w:r>
-        <w:rPr>
-          <w:sz w:val="21"/>
-        </w:rPr>
-        <w:t>义注中给出了一个譬喻，就如同不知名的人需要通过管理者或城门卫才能进入王舍城，而所有国王和大臣都熟知的有名望的人，他们可以随意进出王舍城，无需通过城门卫（的盘查、登记等流程）。</w:t>
-      </w:r>
-    </w:p>
-    <w:p>
-      <w:r>
-        <w:rPr>
-          <w:sz w:val="21"/>
-        </w:rPr>
-        <w:t>譬喻中，人通过城门卫进城，就好比心通过寻安置在所缘上。</w:t>
-      </w:r>
-    </w:p>
-    <w:p>
-      <w:r>
-        <w:rPr>
-          <w:sz w:val="21"/>
-        </w:rPr>
-        <w:t>二禅、三禅、四禅如同人们熟知的有名望的大臣们，无需通过城门卫的盘查等直接进入。</w:t>
-      </w:r>
-    </w:p>
-    <w:p>
-      <w:r>
-        <w:rPr>
-          <w:sz w:val="21"/>
-        </w:rPr>
-        <w:t>【语行】是诸缘对言语的合成，言语的产生需要特定的缘，世间的寻会参与语言的合成（和合），但出世间的寻不参与语言的合成。</w:t>
-      </w:r>
-    </w:p>
-    <w:p>
-      <w:r>
-        <w:rPr>
-          <w:sz w:val="21"/>
-        </w:rPr>
-        <w:t>不过，这里只是借用语行这个名字而已。</w:t>
-      </w:r>
-    </w:p>
-    <w:p>
-      <w:r>
-        <w:rPr>
-          <w:sz w:val="21"/>
-        </w:rPr>
-        <w:t>关于正思惟的最后，经文总结说：</w:t>
-      </w:r>
-    </w:p>
-    <w:p>
-      <w:r>
-        <w:rPr>
-          <w:sz w:val="21"/>
-        </w:rPr>
-        <w:t>"他为舍断邪思惟、具足正思惟而精进，这是他的正精进。他专念舍断邪思惟，专念具足正思惟而住，这是他的正念。如是此三法围绕、跟随着正思惟，即正见、正精进和正念。"</w:t>
-      </w:r>
-    </w:p>
-    <w:p>
-      <w:r>
-        <w:rPr>
-          <w:sz w:val="21"/>
-        </w:rPr>
-        <w:t>根据义注和复注，</w:t>
-      </w:r>
-    </w:p>
-    <w:p>
-      <w:r>
-        <w:rPr>
-          <w:sz w:val="21"/>
-        </w:rPr>
-        <w:t>这里说围绕、跟随，是因为在道心生起并根除、粉碎三种邪思惟时，圆满道支的道心只生起一种正思惟，然而在道心生起之前和之后，都会生起出离、无瞋、无害这三种正思惟，而且这三种正思惟必然出现在不同的心中。而这正见、正精进、正念这三法必须透过三种正思惟而起作用，</w:t>
-      </w:r>
-    </w:p>
-    <w:p>
-      <w:r>
-        <w:rPr>
-          <w:sz w:val="21"/>
-        </w:rPr>
-        <w:t>因此这说此三法围绕。也就是说这里的围绕是指在出世间寻的之前或之后生起，但并不指俱生的三种法。</w:t>
-      </w:r>
-    </w:p>
-    <w:p>
-      <w:r>
-        <w:rPr>
-          <w:sz w:val="21"/>
-        </w:rPr>
-        <w:t>但日常实践想对治世间邪思惟时，同样要三法围绕才能有效。</w:t>
-      </w:r>
-    </w:p>
-    <w:p>
-      <w:r>
-        <w:rPr>
-          <w:sz w:val="21"/>
-        </w:rPr>
-        <w:t>正思惟中的出离思惟、无嗔思惟、无害思惟与邪思惟中的欲思惟、嗔思惟、害思惟是一一相对的。</w:t>
-      </w:r>
-    </w:p>
-    <w:p>
-      <w:r>
-        <w:rPr>
-          <w:b/>
-          <w:sz w:val="21"/>
-        </w:rPr>
-        <w:t>二、欲思惟与出离思惟</w:t>
-      </w:r>
-      <w:r>
-        <w:rPr>
-          <w:sz w:val="21"/>
-        </w:rPr>
-        <w:t>（★核心）</w:t>
-      </w:r>
-    </w:p>
-    <w:p>
-      <w:r>
-        <w:rPr>
-          <w:sz w:val="21"/>
-        </w:rPr>
-        <w:t>1.欲思惟与出离思惟</w:t>
-      </w:r>
-    </w:p>
-    <w:p>
-      <w:r>
-        <w:rPr>
-          <w:sz w:val="21"/>
-        </w:rPr>
-        <w:t>欲思惟是内心对喜欢、如意的有情或行法生起贪。</w:t>
-      </w:r>
-    </w:p>
-    <w:p>
-      <w:r>
-        <w:rPr>
-          <w:sz w:val="21"/>
-        </w:rPr>
-        <w:t>又分为事欲和烦恼欲。在大义释中提到：</w:t>
-      </w:r>
-    </w:p>
-    <w:p>
-      <w:r>
-        <w:rPr>
-          <w:sz w:val="21"/>
-        </w:rPr>
-        <w:t>事欲指五种欲的所缘。即如意、喜爱的色、声、香、味、触。</w:t>
-      </w:r>
-    </w:p>
-    <w:p>
-      <w:r>
-        <w:rPr>
-          <w:sz w:val="21"/>
-        </w:rPr>
-        <w:t>烦恼欲指缘取如意、喜爱所缘而生起的欲贪。它会带来痛苦和障碍。</w:t>
-      </w:r>
-    </w:p>
-    <w:p>
-      <w:r>
-        <w:rPr>
-          <w:sz w:val="21"/>
-        </w:rPr>
-        <w:t>事欲是苦谛，应被遍知；烦恼欲是集谛，应被舍断。</w:t>
-      </w:r>
-    </w:p>
-    <w:p>
-      <w:r>
-        <w:rPr>
-          <w:sz w:val="21"/>
-        </w:rPr>
-        <w:t>事欲被烦恼欲所希求。例如，当在大街上看到俊男美女时内心生起贪欲，帅哥美女属于事欲，对他们的贪爱属于烦恼欲。</w:t>
-      </w:r>
-    </w:p>
-    <w:p>
-      <w:r>
-        <w:rPr>
-          <w:sz w:val="21"/>
-        </w:rPr>
-        <w:t>我们每天在努力以烦恼欲的心追逐事欲的所缘。正如佛陀在《皮带束缚经》中所说，犹如狗为皮带所束缚，被拴在坚固的桩柱旁，它只能围着那桩柱打转；同样地，我们为有身邪见的皮带所束缚，被渴爱的绳索牢牢地绑在五取蕴的桩柱旁，我们只能围着五取蕴打转。</w:t>
-      </w:r>
-    </w:p>
-    <w:p>
-      <w:r>
-        <w:rPr>
-          <w:sz w:val="21"/>
-        </w:rPr>
-        <w:t>与欲思惟对应的是出离思惟，这包括五个层次，即：(1)出家；(2) 禅那；(3) 观智；(4) 道智；(5) 果智。</w:t>
-      </w:r>
-    </w:p>
-    <w:p>
-      <w:r>
-        <w:rPr>
-          <w:sz w:val="21"/>
-        </w:rPr>
-        <w:t>后面四种思惟需要禅修基础，大部分同学处在第一种出离：出家出离，有两种出家：身出家、心出家。出家人要经常用《十法经》省察自己，是不是身出家而心没有出家。在家人应该经常省思，身还不能出家，心能不能时常出离世俗的欲思惟。心能出离世俗的欲思惟即心出家，心出家即出离思惟。</w:t>
-      </w:r>
-    </w:p>
-    <w:p>
-      <w:r>
-        <w:rPr>
-          <w:b/>
-          <w:sz w:val="21"/>
-        </w:rPr>
-        <w:t>三、嗔思惟、害思惟与无嗔思惟、无害思惟</w:t>
-      </w:r>
-      <w:r>
-        <w:rPr>
-          <w:sz w:val="21"/>
-        </w:rPr>
-        <w:t>（★核心）</w:t>
-      </w:r>
-    </w:p>
-    <w:p>
-      <w:pPr>
-        <w:ind w:left="340"/>
-      </w:pPr>
-      <w:r>
-        <w:rPr>
-          <w:b/>
-          <w:sz w:val="21"/>
-        </w:rPr>
-        <w:t xml:space="preserve">2. </w:t>
-      </w:r>
-      <w:r>
-        <w:rPr>
-          <w:sz w:val="21"/>
-        </w:rPr>
-        <w:t>嗔思惟、害思惟与无嗔思惟、无害思惟</w:t>
-      </w:r>
-    </w:p>
-    <w:p>
-      <w:r>
-        <w:rPr>
-          <w:sz w:val="21"/>
-        </w:rPr>
-        <w:t>第二种邪思惟是嗔思惟，嗔即指嗔心。嗔思惟的表现就是内心对不喜欢、不如意的有情或行法的排斥，包括微细的排斥，我们经常感受到的烦躁、不悦乃至极端的愤怒、怨恨，所有一切导致内心不乐，导致愁、悲、苦、忧、恼生起的都属于嗔思惟。如果对嗔思惟不能加以梳理、防范、舍断，它会发展成为害思惟。</w:t>
-      </w:r>
-    </w:p>
-    <w:p>
-      <w:r>
-        <w:rPr>
-          <w:sz w:val="21"/>
-        </w:rPr>
-        <w:t>第三种邪思惟是害思惟。它是指心怀伤害、恼害众生之意。</w:t>
-      </w:r>
-    </w:p>
-    <w:p>
-      <w:r>
-        <w:rPr>
-          <w:sz w:val="21"/>
-        </w:rPr>
-        <w:t>欲思惟和嗔思惟可以对有情，也可以对行法。但是害思惟，只能对有情，无法缘取其他行法。心怀："想要杀、砍、伤害、破坏某个有情，希望某个有情消失"的这种念头时，就属于害思惟。</w:t>
-      </w:r>
-    </w:p>
-    <w:p>
-      <w:r>
-        <w:rPr>
-          <w:sz w:val="21"/>
-        </w:rPr>
-        <w:t>佛陀在《小业分别经》中开示：</w:t>
-      </w:r>
-    </w:p>
-    <w:p>
-      <w:r>
-        <w:rPr>
-          <w:sz w:val="21"/>
-        </w:rPr>
-        <w:t>"在此，年轻人，有些女人或男人用手、石块、棍棒、刀枪恼害诸有情。他如此完成、如此受持该业，身坏命终后，投生到苦界、恶趣、堕处、地狱。假如身怀命终后并没有投生到苦界、恶趣、堕处、地狱，而是来到人界，则无论生在何处皆多病。"</w:t>
-      </w:r>
-    </w:p>
-    <w:p>
-      <w:r>
-        <w:rPr>
-          <w:sz w:val="21"/>
-        </w:rPr>
-        <w:t>这就是害思惟进一步呈现于身门而造下的恶业及其果报。</w:t>
-      </w:r>
-    </w:p>
-    <w:p>
-      <w:r>
-        <w:rPr>
-          <w:sz w:val="21"/>
-        </w:rPr>
-        <w:t>与嗔思惟、害思惟相反的是无嗔思惟、无害思惟。无嗔思惟指让心从嗔恚中抽离，把心导向于慈爱；无害思惟指让心从自他的伤害中抽离。</w:t>
-      </w:r>
-    </w:p>
-    <w:p>
-      <w:r>
-        <w:rPr>
-          <w:b/>
-          <w:sz w:val="21"/>
-        </w:rPr>
-        <w:t>四、邪思惟引致苦果案例</w:t>
-      </w:r>
-      <w:r>
-        <w:rPr>
-          <w:sz w:val="21"/>
-        </w:rPr>
-        <w:t>（◈扩展）</w:t>
-      </w:r>
-    </w:p>
-    <w:p>
-      <w:r>
-        <w:rPr>
-          <w:sz w:val="21"/>
-        </w:rPr>
-        <w:t>（1）恼害他人与无嗔、无害</w:t>
-      </w:r>
-    </w:p>
-    <w:p>
-      <w:r>
-        <w:rPr>
-          <w:sz w:val="21"/>
-        </w:rPr>
-        <w:t>① 有狗猎人寇格 (koka) 的故事</w:t>
-      </w:r>
-    </w:p>
-    <w:p>
-      <w:r>
-        <w:rPr>
-          <w:sz w:val="21"/>
-        </w:rPr>
-        <w:t>法句义注中有个关于自食其害思惟之果的猎人的故事。</w:t>
-      </w:r>
-    </w:p>
-    <w:p>
-      <w:r>
-        <w:rPr>
-          <w:sz w:val="21"/>
-        </w:rPr>
-        <w:t>据说，有一天的午前时分，一名叫寇格的有狗猎人带上弓箭，在狗的跟随下去往森林时，遇到一位想入村托钵的比库而感到忿怒。他思维"今天见到晦气者了，我将一无所获！"（此时他由于背后的邪见，由此生起了嗔思惟）长老在村中托钵用完餐又返回寺院。猎人在森林里巡猎一番却一无所获，返回时又看到了长老，心想："今天我见到了此晦气者后，去到森林里才一无所获。现在我又碰上了[他]，我要令狗咬他。"就这样猎人由嗔寻升级为害寻，于是发出信号放狗去咬长老。</w:t>
-      </w:r>
-    </w:p>
-    <w:p>
-      <w:r>
-        <w:rPr>
-          <w:sz w:val="21"/>
-        </w:rPr>
-        <w:t>长老乞求道："近事男，不要如此作。"</w:t>
-      </w:r>
-    </w:p>
-    <w:p>
-      <w:r>
-        <w:rPr>
-          <w:sz w:val="21"/>
-        </w:rPr>
-        <w:t>"今天因为遇见你，我一无所获。你又来到我的面前，我就要[让狗]咬你。"说完，他放出了狗。</w:t>
-      </w:r>
-    </w:p>
-    <w:p>
-      <w:r>
-        <w:rPr>
-          <w:sz w:val="21"/>
-        </w:rPr>
-        <w:t>长老迅速爬上一棵树后，坐在一人高处。众狗就绕着树[转圈]。</w:t>
-      </w:r>
-    </w:p>
-    <w:p>
-      <w:r>
-        <w:rPr>
-          <w:sz w:val="21"/>
-        </w:rPr>
-        <w:t>猎人赶到后，[说：]"你登上树也不能逃脱。"就用箭头刺向他的脚底。</w:t>
-      </w:r>
-    </w:p>
-    <w:p>
-      <w:r>
-        <w:rPr>
-          <w:sz w:val="21"/>
-        </w:rPr>
-        <w:t>长老仍然乞求他："请不要如此作。"</w:t>
-      </w:r>
-    </w:p>
-    <w:p>
-      <w:r>
-        <w:rPr>
-          <w:sz w:val="21"/>
-        </w:rPr>
-        <w:t>他根本不听，只是一再地刺。</w:t>
-      </w:r>
-    </w:p>
-    <w:p>
-      <w:r>
-        <w:rPr>
-          <w:sz w:val="21"/>
-        </w:rPr>
-        <w:t>长老在一只脚板被箭刺到时，抬起那[只脚]后，垂下了第二只脚。</w:t>
-      </w:r>
-    </w:p>
-    <w:p>
-      <w:r>
-        <w:rPr>
-          <w:sz w:val="21"/>
-        </w:rPr>
-        <w:t>当那[第二]只脚[也]被箭刺时，又抬起了那只脚。猎人仍旧不听乞求，只是不断地刺长老的两只脚板。长老的身体犹如炽燃的火炬一般。他不断[经受]痛苦而无法现起正念，连裹着的上衣掉落了都没意识到。</w:t>
-      </w:r>
-    </w:p>
-    <w:p>
-      <w:r>
-        <w:rPr>
-          <w:sz w:val="21"/>
-        </w:rPr>
-        <w:t>当那件衣掉落时，就从头顶开始罩住了猎人寇格。众狗以为是"长老坠落了"，就冲入衣中，撕咬自己的主人，将其[食至]只剩下骨头。</w:t>
-      </w:r>
-    </w:p>
-    <w:p>
-      <w:r>
-        <w:rPr>
-          <w:sz w:val="21"/>
-        </w:rPr>
-        <w:t>众狗从衣中离开时，蹲在外面。当时，长老折断一根干木棍，扔向那些狗。众狗见到了长老，知道被它们吃的是主人，就跑向林野。</w:t>
-      </w:r>
-    </w:p>
-    <w:p>
-      <w:r>
-        <w:rPr>
-          <w:sz w:val="21"/>
-        </w:rPr>
-        <w:t>长老生起了追悔："进入了我的衣内，这位[猎人]丧生了，我的戒还完好无损吗？"</w:t>
-      </w:r>
-    </w:p>
-    <w:p>
-      <w:r>
-        <w:rPr>
-          <w:sz w:val="21"/>
-        </w:rPr>
-        <w:t>他从树上下来后，去到佛陀跟前，将那来龙去脉告知后询问："尊者，这位猎人由于我的衣而丧生，我的戒是否还完好无损呢？我的沙门身份还存在吗？"佛陀听闻他的话后说："比库，你的戒完好无损，你的沙门身份还在。那个[猎人]对无过者起恶意后，到达毁灭。不只是现在，他过去也对无过者起恶念后，到达毁灭。"说完，在阐明该义时引述过去：</w:t>
-      </w:r>
-    </w:p>
-    <w:p>
-      <w:r>
-        <w:rPr>
-          <w:sz w:val="21"/>
-        </w:rPr>
-        <w:t>据说，过去一位医生为治病而游历村落，却未获得任何需治疗者，饥肠辘辘而离开了。他在村口见到了许多童子在嬉戏，[思惟：]"令蛇咬中他们，治疗后，我将获得食物。"他在一个树洞中看到卧着的蛇，伸出头后说："嘿！孩子们，这是啄木鸟(sāḷika,萨莉格）的幼鸟，你们来抓它吧！"</w:t>
-      </w:r>
-    </w:p>
-    <w:p>
-      <w:r>
-        <w:rPr>
-          <w:sz w:val="21"/>
-        </w:rPr>
-        <w:t>当时，一个童子紧紧抓住蛇颈，取出后，知道了这是蛇。随即大叫着，[将其]扔向站于近处的医生头顶。</w:t>
-      </w:r>
-    </w:p>
-    <w:p>
-      <w:r>
-        <w:rPr>
-          <w:sz w:val="21"/>
-        </w:rPr>
-        <w:t>蛇绕住医生的肩膀后，不断地噬咬，他就在原地走到了生命尽头。</w:t>
-      </w:r>
-    </w:p>
-    <w:p>
-      <w:r>
-        <w:rPr>
-          <w:sz w:val="21"/>
-        </w:rPr>
-        <w:t>像这样，这位[名叫]寇格的有狗猎人过去也对无过者起恶意后，到达了毁灭。</w:t>
-      </w:r>
-    </w:p>
-    <w:p>
-      <w:r>
-        <w:rPr>
-          <w:sz w:val="21"/>
-        </w:rPr>
-        <w:t>导师引述这段过去[的事]后，指出[它们的]关联，在开示佛法时说出了这首偈颂：</w:t>
-      </w:r>
-    </w:p>
-    <w:p>
-      <w:r>
-        <w:rPr>
-          <w:sz w:val="21"/>
-        </w:rPr>
-        <w:t>"若犯无过者，清白无秽人；如逆风扬尘，恶仍归愚人。"</w:t>
-      </w:r>
-    </w:p>
-    <w:p>
-      <w:r>
-        <w:rPr>
-          <w:sz w:val="21"/>
-        </w:rPr>
-        <w:t>此中，无过者是指对自己和一切有情无嗔怒者。</w:t>
-      </w:r>
-    </w:p>
-    <w:p>
-      <w:r>
-        <w:rPr>
-          <w:sz w:val="21"/>
-        </w:rPr>
-        <w:t>逆风[这句的]含义是：一个人因为在逆风中扬尘袭击别人，逆风扬尘只会归还给那个人，只会落在他的身上。同样地，凡在向无过之人施加用手袭击等[恶行]时生起恶念者，那恶无论在现法还是来世的果报中，都只会借由痛苦的果报还给那位愚人。</w:t>
-      </w:r>
-    </w:p>
-    <w:p>
-      <w:r>
-        <w:rPr>
-          <w:sz w:val="21"/>
-        </w:rPr>
-        <w:t>因此生起嗔寻，害寻，就犹如逆风扬尘一般只会自食其果，就是走在邪道上，最终导向在恶趣中流转，带来当下及来世痛苦。</w:t>
-      </w:r>
-    </w:p>
-    <w:p>
-      <w:r>
-        <w:rPr>
-          <w:sz w:val="21"/>
-        </w:rPr>
-        <w:t>② 蠕蛇鬼的故事</w:t>
-      </w:r>
-    </w:p>
-    <w:p>
-      <w:r>
-        <w:rPr>
-          <w:sz w:val="21"/>
-        </w:rPr>
-        <w:t>据说，在咖沙巴(kassapa)佛的时代，有位名为善吉祥的富翁以金砖铺地后，就用那么多财富令人建造寺院并供养给咖沙巴佛。</w:t>
-      </w:r>
-    </w:p>
-    <w:p>
-      <w:r>
-        <w:rPr>
-          <w:sz w:val="21"/>
-        </w:rPr>
-        <w:t>有一天，他于破晓前去看望导师时，在城门口的一间厅堂里看到一个盗贼，[此人]用坏色衣裹住头后躺卧着，双脚沾满灰泥。他说："这位灰泥涂脚者必定是在夜晚游方后，于日间休息之人。"</w:t>
-      </w:r>
-    </w:p>
-    <w:p>
-      <w:r>
-        <w:rPr>
-          <w:sz w:val="21"/>
-        </w:rPr>
-        <w:t>盗贼睁眼见到富翁后，"就这样吧！我会知道要对你作什么的"，由此结怨而对富翁实施报复，盗贼的嗔寻、害寻很强烈，仅仅是因为不满富翁并无恶意的一句话就生起嗔恨、害人之心。他先后七次焚烧富翁家的田地，七次砍断富翁牛棚中的牛足，七次烧毁富翁的家宅。他即使以这么多[报复手段]也无法熄灭忿怒，在与那位[富翁]的小仆从结交后，询问："你的主人喜欢什么？"得知富翁最喜欢的是供养给佛陀的香室（咖沙巴佛的孤邸）之后，他想那就烧毁香室以平息内心的愤怒。于是他乘佛陀入[城]托钵时，在打碎寺院的饮用水罐后，在香室里放了火。</w:t>
-      </w:r>
-    </w:p>
-    <w:p>
-      <w:r>
-        <w:rPr>
-          <w:sz w:val="21"/>
-        </w:rPr>
-        <w:t>富翁听闻"香室被烧毁了"，立即赶回，香室还在燃烧。当他注视着着火的香室时，连头发尖之量的忧伤都未产生，反而双手鼓出热烈的掌声。</w:t>
-      </w:r>
-    </w:p>
-    <w:p>
-      <w:r>
-        <w:rPr>
-          <w:sz w:val="21"/>
-        </w:rPr>
-        <w:t>当时，站在附近的人询问他："大德，为何你在花费这么多财富而建造的香室被焚烧时还鼓掌呢？"</w:t>
-      </w:r>
-    </w:p>
-    <w:p>
-      <w:r>
-        <w:rPr>
-          <w:sz w:val="21"/>
-        </w:rPr>
-        <w:t>他说："兄弟，我将获得再次供养这么多财富用来建造佛陀的香室的机会，如此[思惟]后，心满意足而鼓掌。"</w:t>
-      </w:r>
-    </w:p>
-    <w:p>
-      <w:r>
-        <w:rPr>
-          <w:sz w:val="21"/>
-        </w:rPr>
-        <w:t>他又施舍了那么多财富，而令人建造了香室后，向被两万比库围绕的咖沙巴佛做了布施供养。</w:t>
-      </w:r>
-    </w:p>
-    <w:p>
-      <w:r>
-        <w:rPr>
-          <w:sz w:val="21"/>
-        </w:rPr>
-        <w:t>见到那位[富翁]后，盗贼心想："我未杀死他，也无法使他愁眉不展。就这样吧！我要杀死他。"他将匕首绑在了下衣中，虽然七天都在寺院中游走，却仍未得到机会。</w:t>
-      </w:r>
-    </w:p>
-    <w:p>
-      <w:r>
-        <w:rPr>
-          <w:sz w:val="21"/>
-        </w:rPr>
-        <w:t>大富翁向以佛陀为首的比库僧团供了七天布施，并礼敬佛陀后，说：</w:t>
-      </w:r>
-    </w:p>
-    <w:p>
-      <w:r>
-        <w:rPr>
-          <w:sz w:val="21"/>
-        </w:rPr>
-        <w:t>"尊者，一个人七次焚烧我的田，七次砍断牛棚中的牛足，七次烧毁家宅。现在香室也必定是被他所烧。在此布施中，我首先将成就[回向]给他。"</w:t>
-      </w:r>
-    </w:p>
-    <w:p>
-      <w:r>
-        <w:rPr>
-          <w:sz w:val="21"/>
-        </w:rPr>
-        <w:t>盗贼听闻那[话]后，心想"我确实造下了重业。他对犯下如此罪过的我，连[丝毫]忿怒都没有，又在此布施中，首先将成就[回向]给我。我冒犯了此人，若不请求像这样的人原谅，天罚都将降在我头上。"他前去匍匐在富翁的足下，"请原谅我，大德！"说完，当[富翁回答]说："这是为何"时，他说："大德，我作了如此不适当的行为，请就此原谅我。"</w:t>
-      </w:r>
-    </w:p>
-    <w:p>
-      <w:r>
-        <w:rPr>
-          <w:sz w:val="21"/>
-        </w:rPr>
-        <w:t>当时，富翁询问他一切[所行]："你对我作了这些吗？"之后，当[对方回答]说："是的，我作了"时，[富翁又]问："我先前并未见过你，为何对我发怒后如此作呢？"</w:t>
-      </w:r>
-    </w:p>
-    <w:p>
-      <w:r>
-        <w:rPr>
-          <w:sz w:val="21"/>
-        </w:rPr>
-        <w:t>那位[盗贼]就令其回想起有一天出城的他所说之语后，说："由于这个原因，我的忿怒生起了。"</w:t>
-      </w:r>
-    </w:p>
-    <w:p>
-      <w:r>
-        <w:rPr>
-          <w:sz w:val="21"/>
-        </w:rPr>
-        <w:t>富翁想起自己所说后，请求盗贼的原谅："兄弟，我[的确]说了，请你原谅我的那[罪过]。"随后说："兄弟，起来吧！我原谅你。回去吧，兄弟。"</w:t>
-      </w:r>
-    </w:p>
-    <w:p>
-      <w:r>
-        <w:rPr>
-          <w:sz w:val="21"/>
-        </w:rPr>
-        <w:t>盗贼说："大德，如果你原谅我，就请让妻儿与我在[你]家中作奴仆吧！"</w:t>
-      </w:r>
-    </w:p>
-    <w:p>
-      <w:r>
-        <w:rPr>
-          <w:sz w:val="21"/>
-        </w:rPr>
-        <w:t>富翁说："兄弟，当我说这么多时，已像这样结束了与你[的沟通]。</w:t>
-      </w:r>
-    </w:p>
-    <w:p>
-      <w:r>
-        <w:rPr>
-          <w:sz w:val="21"/>
-        </w:rPr>
-        <w:t>与你一起住在家中，我没法[再]说任何[话]。你住在我家也没有事务[可作]。我原谅你了，回去吧，兄弟！"</w:t>
-      </w:r>
-    </w:p>
-    <w:p>
-      <w:r>
-        <w:rPr>
-          <w:sz w:val="21"/>
-        </w:rPr>
-        <w:t>这个故事当中盗贼以邪见为先导，随之邪思惟，嗔寻、害寻导致他对有德无过的富翁造作种种恶行，由于盗贼的恶行，即使求得了富翁的原谅，于命终时还是投生于无间地狱(avīci)。在那里长久受煎熬后，以[该业的]余报，投生成为在鹫峰山中受苦的蟒蛇鬼，他的身体有二十五由旬长，火焰从它的头上喷出后，烧及尾尖，从尾尖喷出后，烧及头顶，从这两处喷出后，烧及[身体]中间。因此，嗔寻、害寻于他人有害，于己更不利，带来长久的痛苦，这道缘中的邪道支以强有力的力量支持着他走向恶趣。</w:t>
-      </w:r>
-    </w:p>
-    <w:p>
-      <w:r>
-        <w:rPr>
-          <w:sz w:val="21"/>
-        </w:rPr>
-        <w:t>而富翁则是无嗔思惟、无害思惟的典范了，即使盗贼屡次害他，而且还烧了他喜爱的香室，他的内心没有一丝嗔恨，还依旧愿将自己供养佛陀的功德分享给盗贼，得知因为自己无心之语令盗贼生起嗔怒，还因此请求盗贼的原谅，可见其内心之柔软慈悲，具足正思惟，于他人有益，于己有益，同样地，这道缘中的正道支以强有力的力量支持着他走在正道上，最终导向涅槃。</w:t>
-      </w:r>
-    </w:p>
-    <w:p>
-      <w:r>
-        <w:rPr>
-          <w:b/>
-          <w:sz w:val="21"/>
-        </w:rPr>
-        <w:t>五、无嗔、无害的拔古喇长老</w:t>
-      </w:r>
-      <w:r>
-        <w:rPr>
-          <w:sz w:val="21"/>
-        </w:rPr>
-        <w:t>（◈扩展）</w:t>
-      </w:r>
-    </w:p>
-    <w:p>
-      <w:r>
-        <w:rPr>
-          <w:sz w:val="21"/>
-        </w:rPr>
-        <w:t>③ 无嗔、无害的拔古喇长老</w:t>
-      </w:r>
-    </w:p>
-    <w:p>
-      <w:r>
-        <w:rPr>
-          <w:sz w:val="21"/>
-        </w:rPr>
-        <w:t>与嗔思惟、害思惟相反的是无嗔思惟、无害思惟。怎样才能做到无嗔、无害呢？活到一百六十岁的拔古喇长老(Bākula,薄拘罗)是这方面的典范。他身体非常健康，从来不生病，而且很长寿。在最高见佛的教法时期，他供养佛陀药物，并治好了佛陀的病；在胜莲花佛的时代，他又造下供养佛陀与僧团各种必需品等许多善业，并发愿成为无病第一的弟子；在维巴西佛与咖沙巴佛时代，他同样做了很多类似的善业。</w:t>
-      </w:r>
-    </w:p>
-    <w:p>
-      <w:r>
-        <w:rPr>
-          <w:sz w:val="21"/>
-        </w:rPr>
-        <w:t>供养药品的心，主要是慈悲，希望对方没有身体的苦。所以其中无嗔、无害思惟的道支起主要作用，使得他每一世都走向善趣，享有长寿与完美的健康，最后一生活到一百六十岁，自己坐在火葬的柴堆上般涅槃。</w:t>
-      </w:r>
-    </w:p>
-    <w:p>
-      <w:r>
-        <w:rPr>
-          <w:sz w:val="21"/>
-        </w:rPr>
-        <w:t>还有，被佛陀称誉为他的比库弟子中"无诤住第一者"与"应供第一者"的苏菩帝尊者(Subhūti, 须菩提)也是无嗔、无害的表率。他们都是我们效法的榜样。</w:t>
-      </w:r>
-    </w:p>
-    <w:p>
-      <w:r>
-        <w:rPr>
-          <w:b/>
-          <w:sz w:val="21"/>
-        </w:rPr>
-        <w:t>六、修正错误的思维定势</w:t>
-      </w:r>
-      <w:r>
-        <w:rPr>
-          <w:sz w:val="21"/>
-        </w:rPr>
-        <w:t>（◈扩展）</w:t>
-      </w:r>
-    </w:p>
-    <w:p>
-      <w:pPr>
-        <w:ind w:left="340"/>
-      </w:pPr>
-      <w:r>
-        <w:rPr>
-          <w:b/>
-          <w:sz w:val="21"/>
-        </w:rPr>
-        <w:t xml:space="preserve">3. </w:t>
-      </w:r>
-      <w:r>
-        <w:rPr>
-          <w:sz w:val="21"/>
-        </w:rPr>
-        <w:t>修正错误的思维定势</w:t>
-      </w:r>
-    </w:p>
-    <w:p>
-      <w:r>
-        <w:rPr>
-          <w:sz w:val="21"/>
-        </w:rPr>
-        <w:t>那么如何才能去除邪思惟，修正错误的思维定势呢？只有以正见为先导，正见、正精进、正念三法围绕，跟随着正见、正思惟，才能去除邪见、邪思惟。</w:t>
-      </w:r>
-    </w:p>
-    <w:p>
-      <w:r>
-        <w:rPr>
-          <w:sz w:val="21"/>
-        </w:rPr>
-        <w:t>就世间法而言，所谓"见"就是我们的观念、看法，宏观地说，即世界观、人生观、价值观等，它指引着我们一生的方向。当然，正如"见"有正见与邪见之分，世界观等也有高尚与低俗、正确与错误之分，导引着我们的生命朝向提升或堕落。曼德拉和那位母亲可能没有观正见、道正见，但有以慈悲为基础的见和思维。</w:t>
-      </w:r>
-    </w:p>
-    <w:p>
-      <w:r>
-        <w:rPr>
-          <w:sz w:val="21"/>
-        </w:rPr>
-        <w:t>一个人要调整、改变他的"见"，即修正人生观、世界观，如果能认真学习、勤于思考，还是容易做到的，但要修正思维定势却很不容易。就像刚才我们讲到的寇格猎人一样，由于过去生做医生习惯性的嗔思惟、害思惟，这一生他投生为猎人。同样由于这种思维定势，这一生他造下了严重的伤害恶业，这导致他投生到地狱，承受剧烈的痛苦折磨。未来当他恶业耗尽、逃离地狱时，即使有机会投生为人，也很可能是嗔性行者。同样地，在日常生活中，欲思惟、嗔思惟和害思惟也在处处左右着我们的人生。要削弱乃至去除这些邪思惟，就需要在正见的指导下，以正精进和正念进行长时间的微习惯训练，从而把旧的思维习惯打磨掉，建立并巩固新的思维习惯。也就是要借由数数习行的亲依止缘的力量建立新的思维习惯，否则旧的思维习惯总是会通过自然亲依止缘的力量在有合适条件的时候就冒出来。</w:t>
-      </w:r>
-    </w:p>
-    <w:p>
-      <w:r>
-        <w:rPr>
-          <w:sz w:val="21"/>
-        </w:rPr>
-        <w:t>举例而言，毕业二、三十年了，中学或者大学的同学组织聚会。</w:t>
-      </w:r>
-    </w:p>
-    <w:p>
-      <w:r>
-        <w:rPr>
-          <w:sz w:val="21"/>
-        </w:rPr>
-        <w:t>在聚会现场，你看到有个同学开着宝马车来了，衣冠楚楚；然后，你又看到一个同学骑着辆自行车来了，打扮简朴。习惯性反应马上就会做出判断，这个开宝马车的同学肯定有钱，骑自行车的同学一定是混得不太如意，这个时代、这把年纪连部车都没有。于是，自然而然地，你会对这个开宝马、衣冠楚楚的同学生起一种亲近感，或者感到羡慕乃至于谄媚，而对于那个骑自行车的同学不禁有点藐视，这就是思维定势。结果，聊着聊着你才发现，开宝马的这位同学的车是借朋友的，而这个骑自行车的同学，家里好车开腻了，讲究健康环保就骑了辆自行车，你一下就觉得颠覆了。</w:t>
-      </w:r>
-    </w:p>
-    <w:p>
-      <w:r>
-        <w:rPr>
-          <w:sz w:val="21"/>
-        </w:rPr>
-        <w:t>又例如，我们常常会以貌取人，一看到这个人长得瘦小猥琐，那个人长得高大威猛，内心自然就会喜欢那个长得帅的——所谓具有所依成就的人，而排斥那个其貌不扬的人，甚至觉得他可能有各种问题，内心不愿意跟他在一起。这也是思维定势。</w:t>
-      </w:r>
-    </w:p>
-    <w:p>
-      <w:r>
-        <w:rPr>
-          <w:sz w:val="21"/>
-        </w:rPr>
-        <w:t>人有思维定势，动物也是如此，平常我们只要稍加留意就能观察到。例如，家里飞进了一只蜜蜂，你会发现它总往透进亮光的窗玻璃上撞——它认为有亮光的地方就能出去。如果飞进来的是一只苍蝇，那苍蝇的反应则不同。将苍蝇和蜜蜂同时装入一只玻璃瓶里，打开瓶盖，瓶底朝向有亮光的地方，你会发现蜜蜂永远朝向瓶底有亮光的地方飞，不停地飞旋，直至死亡，而苍蝇却不遵循这个规则，它到处飞、到处撞，最终找到瓶口飞了出来。这就是它们不同的思维定势。如果苍蝇、蜜蜂有机会投生为人，它们的思维定势仍然如此。</w:t>
-      </w:r>
-    </w:p>
-    <w:p>
-      <w:r>
-        <w:rPr>
-          <w:sz w:val="21"/>
-        </w:rPr>
-        <w:t>要观察自己的思维定势，这可以从我们日常的行为习惯中获取。</w:t>
-      </w:r>
-    </w:p>
-    <w:p>
-      <w:r>
-        <w:rPr>
-          <w:sz w:val="21"/>
-        </w:rPr>
-        <w:t>例如，在面对新冠疫情此起彼伏时，通过省察在汹涌的疫情和舆情面前自己内心的状态，就可以很好地观察自己的思维定势。往更深的一层，在人生的六个阶段(0-3 岁、3-7 岁、7-13 岁、13-16 岁、16-21岁、21 岁到现在)中，每个阶段都有我们印象深刻的事件。我们可以回顾那些事件，将发生时自己的内心感受和情绪反应写下来。这样，就能大致找到自己的认知行为模式。然后，再针对其中不当的思维方式，进行梳理、校正、调整。</w:t>
-      </w:r>
-    </w:p>
-    <w:p>
-      <w:r>
-        <w:rPr>
-          <w:sz w:val="21"/>
-        </w:rPr>
-        <w:t>通过正见、正精进、正念三法围绕，以微习惯的方式慢慢地调整，如此可修正思维定势。</w:t>
-      </w:r>
-    </w:p>
-    <w:p>
-      <w:r>
-        <w:rPr>
-          <w:sz w:val="21"/>
-        </w:rPr>
-        <w:t>祝愿大家都拥有正思惟！</w:t>
-      </w:r>
-    </w:p>
-    <w:p>
-      <w:pPr>
-        <w:spacing w:before="40" w:after="80"/>
-        <w:ind w:left="283"/>
-        <w:shd w:val="clear" w:color="auto" w:fill="EEF2F8"/>
-        <w:pBdr>
-          <w:left w:val="single" w:sz="20" w:space="6" w:color="1F3864"/>
-        </w:pBdr>
-      </w:pPr>
-      <w:r>
-        <w:rPr>
-          <w:sz w:val="20"/>
+          <w:b w:val="0"/>
         </w:rPr>
         <w:t>主持人：三份材料共读结束后，用一句话过渡："读了不少，现在把它放回我们自己的日子里——第一轮分享，说故事不说道理。"过渡后请稍作停顿，让大家从朗读的文本里缓一缓再开口。</w:t>
       </w:r>
     </w:p>
     <w:p>
-      <w:pPr>
-        <w:spacing w:before="160" w:after="80"/>
-      </w:pPr>
-      <w:r>
-        <w:rPr>
-          <w:rFonts w:ascii="Microsoft YaHei" w:hAnsi="Microsoft YaHei" w:eastAsia="Microsoft YaHei"/>
+      <w:r>
+        <w:rPr>
           <w:b/>
           <w:color w:val="1F3864"/>
-          <w:sz w:val="28"/>
+          <w:sz w:val="26"/>
         </w:rPr>
         <w:t>💬 第一轮分享（20 min）</w:t>
       </w:r>
     </w:p>
     <w:p>
       <w:pPr>
-        <w:spacing w:before="40" w:after="80"/>
-        <w:ind w:left="283"/>
-        <w:shd w:val="clear" w:color="auto" w:fill="EEF2F8"/>
+        <w:ind w:left="170"/>
         <w:pBdr>
-          <w:left w:val="single" w:sz="20" w:space="6" w:color="1F3864"/>
+          <w:left w:val="single" w:sz="18" w:space="4" w:color="1F3864"/>
         </w:pBdr>
+        <w:shd w:val="clear" w:fill="F2F5FA"/>
       </w:pPr>
       <w:r>
         <w:rPr>
-          <w:sz w:val="20"/>
+          <w:b w:val="0"/>
         </w:rPr>
         <w:t>主持人：先念分享规则，再给起手问题。规则：①自愿发言，可以只听不说，"今晚我先听"是完整的一句话发言；②说自己的观察与故事，不引用理论压人；③每次发言尽量在3分钟内，超时时主持人以手势温和提示；④不接话茬点评他人，倾听就是布施；⑤发言中不出现真实姓名指认第三方（"我们单位有个人"比点名更安全），涉他人隐私一律模糊化。</w:t>
       </w:r>
@@ -3843,23 +3815,21 @@
       <w:r>
         <w:rPr>
           <w:b/>
-          <w:sz w:val="21"/>
         </w:rPr>
         <w:t>开场示范（主持人先说，给足安全感）</w:t>
       </w:r>
     </w:p>
     <w:p>
       <w:pPr>
-        <w:spacing w:before="40" w:after="80"/>
-        <w:ind w:left="283"/>
-        <w:shd w:val="clear" w:color="auto" w:fill="EEF2F8"/>
+        <w:ind w:left="170"/>
         <w:pBdr>
-          <w:left w:val="single" w:sz="20" w:space="6" w:color="1F3864"/>
+          <w:left w:val="single" w:sz="18" w:space="4" w:color="1F3864"/>
         </w:pBdr>
+        <w:shd w:val="clear" w:fill="F2F5FA"/>
       </w:pPr>
       <w:r>
         <w:rPr>
-          <w:sz w:val="20"/>
+          <w:b w:val="0"/>
         </w:rPr>
         <w:t>主持人可先用自己的一个轻例子示范："'我先来一个轻的：这周有一天我明明打算只看一眼手机，结果'再看一条'的念头自己接了半小时。那种手指不受指挥的感觉，大概就是今晚说的欲思惟。'——示范要轻、要真实、要自嘲而不自我批判，给大家定一个'说小事'的调子。"</w:t>
       </w:r>
@@ -3867,170 +3837,121 @@
     <w:p>
       <w:r>
         <w:rPr>
-          <w:sz w:val="21"/>
+          <w:b w:val="0"/>
         </w:rPr>
         <w:t>起手问题（任选2-3个）：</w:t>
       </w:r>
     </w:p>
     <w:p>
       <w:pPr>
-        <w:ind w:left="340"/>
+        <w:pStyle w:val="ListNumber"/>
       </w:pPr>
       <w:r>
         <w:rPr>
+          <w:b w:val="0"/>
+        </w:rPr>
+        <w:t>这一周里，哪一刻你清晰地遇到了自己的一股"特别想要""特别排斥"或"希望对方不好过"的心念？当时发生了什么？（提示：只描述事件与身体感受，不分析对错，不涉及仍在进行中的纠纷细节。）</w:t>
+      </w:r>
+    </w:p>
+    <w:p>
+      <w:pPr>
+        <w:pStyle w:val="ListNumber"/>
+      </w:pPr>
+      <w:r>
+        <w:rPr>
+          <w:b w:val="0"/>
+        </w:rPr>
+        <w:t>三种邪思惟——欲、瞋、害——中，你觉得自己哪一种最"自动化"？它是怎么在你日常里现形的？（提示：允许说"我分不清"，分不清本身就是本周的观察成果。）</w:t>
+      </w:r>
+    </w:p>
+    <w:p>
+      <w:pPr>
+        <w:pStyle w:val="ListNumber"/>
+      </w:pPr>
+      <w:r>
+        <w:rPr>
+          <w:b w:val="0"/>
+        </w:rPr>
+        <w:t>读到"人类的痛苦只有百分之十是别人造成的，百分之九十是自己造成的"或"第二支箭"时，你心里最先浮现的是什么事？你愿意分享吗？（提示：此题涉个人伤痛，必须强调自愿；愿意讲的人，只讲到愿意为止；主持人注意接住情绪，不深挖。）</w:t>
+      </w:r>
+    </w:p>
+    <w:p>
+      <w:r>
+        <w:rPr>
           <w:b/>
-          <w:sz w:val="21"/>
-        </w:rPr>
-        <w:t xml:space="preserve">1. </w:t>
-      </w:r>
-      <w:r>
-        <w:rPr>
-          <w:sz w:val="21"/>
-        </w:rPr>
-        <w:t>这一周里，哪一刻你清晰地遇到了自己的一股"特别想要""特别排斥"或"希望对方不好过"的心念？当时发生了什么？（提示：只描述事件与身体感受，不分析对错，不涉及仍在进行中的纠纷细节。）</w:t>
+        </w:rPr>
+        <w:t>主持人听点（不外读，仅供自己把握）</w:t>
       </w:r>
     </w:p>
     <w:p>
       <w:pPr>
-        <w:ind w:left="340"/>
+        <w:pStyle w:val="ListBullet"/>
       </w:pPr>
       <w:r>
         <w:rPr>
-          <w:b/>
-          <w:sz w:val="21"/>
-        </w:rPr>
-        <w:t xml:space="preserve">2. </w:t>
-      </w:r>
-      <w:r>
-        <w:rPr>
-          <w:sz w:val="21"/>
-        </w:rPr>
-        <w:t>三种邪思惟——欲、瞋、害——中，你觉得自己哪一种最"自动化"？它是怎么在你日常里现形的？（提示：允许说"我分不清"，分不清本身就是本周的观察成果。）</w:t>
+          <w:b w:val="0"/>
+        </w:rPr>
+        <w:t>本轮目标只有一个：让"邪思惟"从名词变成每个人能认出的活生生的经验。所以听到好例子时，可以用复述帮全组定格："你刚才说的是——看到群里那条消息，手指就自己点开了，心里那股'想看'在你察觉之前已经在跑了。是这样吗？"</w:t>
       </w:r>
     </w:p>
     <w:p>
       <w:pPr>
-        <w:ind w:left="340"/>
+        <w:pStyle w:val="ListBullet"/>
       </w:pPr>
       <w:r>
         <w:rPr>
-          <w:b/>
-          <w:sz w:val="21"/>
-        </w:rPr>
-        <w:t xml:space="preserve">3. </w:t>
-      </w:r>
-      <w:r>
-        <w:rPr>
-          <w:sz w:val="21"/>
-        </w:rPr>
-        <w:t>读到"人类的痛苦只有百分之十是别人造成的，百分之九十是自己造成的"或"第二支箭"时，你心里最先浮现的是什么事？你愿意分享吗？（提示：此题涉个人伤痛，必须强调自愿；愿意讲的人，只讲到愿意为止；主持人注意接住情绪，不深挖。）</w:t>
-      </w:r>
-    </w:p>
-    <w:p>
-      <w:r>
-        <w:rPr>
-          <w:b/>
-          <w:sz w:val="21"/>
-        </w:rPr>
-        <w:t>主持人听点（不外读，仅供自己把握）</w:t>
+          <w:b w:val="0"/>
+        </w:rPr>
+        <w:t>区分"讲故事"与"论道理"：成员开始引用大段理论互相说服时，收回事件层面："这个道理我们讨论环节再展开，现在先听故事。"</w:t>
       </w:r>
     </w:p>
     <w:p>
       <w:pPr>
-        <w:ind w:left="340"/>
+        <w:pStyle w:val="ListBullet"/>
       </w:pPr>
       <w:r>
         <w:rPr>
-          <w:color w:val="1F3864"/>
-          <w:sz w:val="21"/>
-        </w:rPr>
-        <w:t xml:space="preserve">• </w:t>
-      </w:r>
-      <w:r>
-        <w:rPr>
-          <w:sz w:val="21"/>
-        </w:rPr>
-        <w:t>本轮目标只有一个：让"邪思惟"从名词变成每个人能认出的活生生的经验。所以听到好例子时，可以用复述帮全组定格："你刚才说的是——看到群里那条消息，手指就自己点开了，心里那股'想看'在你察觉之前已经在跑了。是这样吗？"</w:t>
+          <w:b w:val="0"/>
+        </w:rPr>
+        <w:t>特别留意三类发言：①给他人贴标签的（"他就是害思惟"）→ 按特别提醒第1条转译；②披露较重伤害经历的 → 致谢＋收拢＋留意情绪；③全程沉默的 → 不点名，散会时可私下轻声问一句"今晚有想说而没说的吗"，把门留开。</w:t>
       </w:r>
     </w:p>
     <w:p>
       <w:pPr>
-        <w:ind w:left="340"/>
+        <w:ind w:left="170"/>
+        <w:pBdr>
+          <w:left w:val="single" w:sz="18" w:space="4" w:color="1F3864"/>
+        </w:pBdr>
+        <w:shd w:val="clear" w:fill="F2F5FA"/>
       </w:pPr>
       <w:r>
         <w:rPr>
-          <w:color w:val="1F3864"/>
-          <w:sz w:val="21"/>
-        </w:rPr>
-        <w:t xml:space="preserve">• </w:t>
-      </w:r>
-      <w:r>
-        <w:rPr>
-          <w:sz w:val="21"/>
-        </w:rPr>
-        <w:t>区分"讲故事"与"论道理"：成员开始引用大段理论互相说服时，收回事件层面："这个道理我们讨论环节再展开，现在先听故事。"</w:t>
-      </w:r>
-    </w:p>
-    <w:p>
-      <w:pPr>
-        <w:ind w:left="340"/>
-      </w:pPr>
-      <w:r>
-        <w:rPr>
-          <w:color w:val="1F3864"/>
-          <w:sz w:val="21"/>
-        </w:rPr>
-        <w:t xml:space="preserve">• </w:t>
-      </w:r>
-      <w:r>
-        <w:rPr>
-          <w:sz w:val="21"/>
-        </w:rPr>
-        <w:t>特别留意三类发言：①给他人贴标签的（"他就是害思惟"）→ 按特别提醒第1条转译；②披露较重伤害经历的 → 致谢＋收拢＋留意情绪；③全程沉默的 → 不点名，散会时可私下轻声问一句"今晚有想说而没说的吗"，把门留开。</w:t>
-      </w:r>
-    </w:p>
-    <w:p>
-      <w:pPr>
-        <w:spacing w:before="40" w:after="80"/>
-        <w:ind w:left="283"/>
-        <w:shd w:val="clear" w:color="auto" w:fill="EEF2F8"/>
-        <w:pBdr>
-          <w:left w:val="single" w:sz="20" w:space="6" w:color="1F3864"/>
-        </w:pBdr>
-      </w:pPr>
-      <w:r>
-        <w:rPr>
-          <w:sz w:val="20"/>
+          <w:b w:val="0"/>
         </w:rPr>
         <w:t>主持人：本轮只收集"现象"，不给建议、不互相分析。有人讲到较重的人际伤害经历时，先致谢，再温和收拢："谢谢你愿意说，这个感受很真实。我们先把它放在这里，稍后的练习里可以跟它温柔相处。"</w:t>
       </w:r>
     </w:p>
     <w:p>
-      <w:pPr>
-        <w:spacing w:before="160" w:after="80"/>
-      </w:pPr>
-      <w:r>
-        <w:rPr>
-          <w:rFonts w:ascii="Microsoft YaHei" w:hAnsi="Microsoft YaHei" w:eastAsia="Microsoft YaHei"/>
+      <w:r>
+        <w:rPr>
           <w:b/>
           <w:color w:val="1F3864"/>
-          <w:sz w:val="28"/>
+          <w:sz w:val="26"/>
         </w:rPr>
         <w:t>🎯 主题讨论（35 min）</w:t>
       </w:r>
     </w:p>
     <w:p>
       <w:pPr>
-        <w:spacing w:before="40" w:after="80"/>
-        <w:ind w:left="283"/>
-        <w:shd w:val="clear" w:color="auto" w:fill="EEF2F8"/>
+        <w:ind w:left="170"/>
         <w:pBdr>
-          <w:left w:val="single" w:sz="20" w:space="6" w:color="1F3864"/>
+          <w:left w:val="single" w:sz="18" w:space="4" w:color="1F3864"/>
         </w:pBdr>
+        <w:shd w:val="clear" w:fill="F2F5FA"/>
       </w:pPr>
       <w:r>
         <w:rPr>
-          <w:sz w:val="20"/>
+          <w:b w:val="0"/>
         </w:rPr>
         <w:t>主持人：三个问题层层递进，每个问题约10-12分钟。讨论中若有人用"邪思维"去指认他人的观点或经历，立即温和介入（见特别提醒第1条）。</w:t>
       </w:r>
@@ -4039,7 +3960,6 @@
       <w:r>
         <w:rPr>
           <w:b/>
-          <w:sz w:val="21"/>
         </w:rPr>
         <w:t>第1问：原文说"去除邪思惟首先要有正见、正精进和正念三法围绕"。结合你自己的经验，这三法里你最容易着手的是哪一个？最难的是哪一个？为什么？</w:t>
       </w:r>
@@ -4047,7 +3967,7 @@
     <w:p>
       <w:r>
         <w:rPr>
-          <w:sz w:val="21"/>
+          <w:b w:val="0"/>
         </w:rPr>
         <w:t>提示：引导成员回到材料①第一、二段。"最容易着手"往往因人而异——有人觉得"看见它"（正念）可行，有人发现"知道它背后是什么见"（正见）更有力。主持人不复述教理定义，只追问"你说的这个'看见'，具体是怎么发生的？"注意：如果有人说"我努力了但还是做不到"，请正常化它——原文已说这股力量"跟我们血肉相连"，长期训练正是本周的主题。</w:t>
       </w:r>
@@ -4056,7 +3976,6 @@
       <w:r>
         <w:rPr>
           <w:b/>
-          <w:sz w:val="21"/>
         </w:rPr>
         <w:t>第2问：材料③把出离思惟讲成五个层次，其中第一种是"心出家"——在家人"身还不能出家，心能不能时常出离世俗的欲思惟"。对你来说，"心的出离"在日常生活里可能长什么样？它和压抑欲望是一回事吗？</w:t>
       </w:r>
@@ -4064,20 +3983,19 @@
     <w:p>
       <w:r>
         <w:rPr>
-          <w:sz w:val="21"/>
+          <w:b w:val="0"/>
         </w:rPr>
         <w:t>提示：这是本讲义理重心。引导方向：心的出离是"心不缠在里面打转"，不是消灭正常生活；可用《皮带束缚经》的狗与桩柱的比喻——问题不在所缘出现，而在心被拴住绕圈。让成员举生活化例子（购物冲动、刷手机、对某句话反复回味）。可补充两个对照帮大家分清：①"出离"与"压抑"的差别——压抑是"看见了、咽下去、心还在桩柱边打转"，出离是"看见了、心换一个所缘安放"；②"出离"与"逃避"的差别——逃避是绕开该处理的事，出离是处理事情时心不粘着。</w:t>
       </w:r>
       <w:r>
         <w:rPr>
           <w:b/>
-          <w:sz w:val="21"/>
         </w:rPr>
         <w:t>谨慎点</w:t>
       </w:r>
       <w:r>
         <w:rPr>
-          <w:sz w:val="21"/>
+          <w:b w:val="0"/>
         </w:rPr>
         <w:t>：如果讨论滑向"要不要戒掉某习惯""某段关系是不是该断"，主持人把握分寸——回到"心如何转向"的问法，不对成员的生活选择下判断，也绝不逼迫任何人交代自己的习惯或隐私（见特别提醒第2条）。若成员问"那我这份工作／这段关系是不是不如法"，主持人标准应答："道支修的是心怎么转，不是给生活开处方；你自己心里那杆秤，配上本周的观察卡，比今晚任何人的建议都准。"</w:t>
       </w:r>
@@ -4086,7 +4004,6 @@
       <w:r>
         <w:rPr>
           <w:b/>
-          <w:sz w:val="21"/>
         </w:rPr>
         <w:t>第3问：材料②说"把旧的习性打磨掉，建立并巩固新的习惯"要借"重复缘数数习性的力量"，材料③同样说"以微习惯的方式慢慢地调整"。如果从今晚起，你只为自己选一个"心的转向"微习惯，它会是什么？请在小组里说出来，下周我们来对照。</w:t>
       </w:r>
@@ -4094,7 +4011,7 @@
     <w:p>
       <w:r>
         <w:rPr>
-          <w:sz w:val="21"/>
+          <w:b w:val="0"/>
         </w:rPr>
         <w:t>提示：收束性问题，让每个人（自愿）说出一个具体、微小、可持续的动作，例如：被勾起脾气时先说一句"这是瞋思惟"再开口；睡前写下今天一次自动化反应；每天对家人讲一句善语。主持人把大家说的记在白板或备忘里，收尾环节回扣。强调"微小、重复、不自我苛责"——定不下来的人，允许今晚只选"观察"。</w:t>
       </w:r>
@@ -4103,161 +4020,168 @@
       <w:r>
         <w:rPr>
           <w:b/>
-          <w:sz w:val="21"/>
         </w:rPr>
         <w:t>讨论掌控要点</w:t>
       </w:r>
     </w:p>
     <w:p>
       <w:pPr>
-        <w:ind w:left="340"/>
+        <w:pStyle w:val="ListBullet"/>
       </w:pPr>
       <w:r>
         <w:rPr>
-          <w:color w:val="1F3864"/>
-          <w:sz w:val="21"/>
-        </w:rPr>
-        <w:t xml:space="preserve">• </w:t>
-      </w:r>
-      <w:r>
-        <w:rPr>
-          <w:sz w:val="21"/>
+          <w:b w:val="0"/>
         </w:rPr>
         <w:t>时间分配：第1问10分钟、第2问13分钟、第3问10分钟，留2分钟机动。用手机计时，过半时口头报一次"我们还剩五分钟"。</w:t>
       </w:r>
     </w:p>
     <w:p>
       <w:pPr>
-        <w:ind w:left="340"/>
+        <w:pStyle w:val="ListBullet"/>
       </w:pPr>
       <w:r>
         <w:rPr>
-          <w:color w:val="1F3864"/>
-          <w:sz w:val="21"/>
-        </w:rPr>
-        <w:t xml:space="preserve">• </w:t>
-      </w:r>
-      <w:r>
-        <w:rPr>
-          <w:sz w:val="21"/>
+          <w:b w:val="0"/>
         </w:rPr>
         <w:t>发言均衡：若三人以上垄断发言，用"我们再听听还没开过口的朋友"来开闸，不点名；若冷场，主持人先自我示范一个轻的例子（如"我等电梯时刷手机的冲动"），再邀请大家。</w:t>
       </w:r>
     </w:p>
     <w:p>
       <w:pPr>
-        <w:ind w:left="340"/>
+        <w:pStyle w:val="ListBullet"/>
       </w:pPr>
       <w:r>
         <w:rPr>
-          <w:color w:val="1F3864"/>
-          <w:sz w:val="21"/>
-        </w:rPr>
-        <w:t xml:space="preserve">• </w:t>
-      </w:r>
-      <w:r>
-        <w:rPr>
-          <w:sz w:val="21"/>
+          <w:b w:val="0"/>
         </w:rPr>
         <w:t>引用原文锚点：讨论飘远时，用原文短句拉回——"欲思惟和嗔思惟可以对有情，也可以对行法""要借着重复缘数数习性的力量去建立新的习惯"。让原文（而不是主持人）当老师。</w:t>
       </w:r>
     </w:p>
     <w:p>
       <w:pPr>
-        <w:ind w:left="340"/>
+        <w:pStyle w:val="ListBullet"/>
       </w:pPr>
       <w:r>
         <w:rPr>
-          <w:color w:val="1F3864"/>
-          <w:sz w:val="21"/>
-        </w:rPr>
-        <w:t xml:space="preserve">• </w:t>
-      </w:r>
-      <w:r>
-        <w:rPr>
-          <w:sz w:val="21"/>
+          <w:b w:val="0"/>
         </w:rPr>
         <w:t>收束动作：第3问结束后，主持人用三句话串起三问的回答脉络（认出→转向→微习惯），自然过渡到禅修练习。</w:t>
       </w:r>
     </w:p>
     <w:p>
       <w:pPr>
-        <w:spacing w:before="40" w:after="80"/>
-        <w:ind w:left="283"/>
-        <w:shd w:val="clear" w:color="auto" w:fill="EEF2F8"/>
+        <w:ind w:left="170"/>
         <w:pBdr>
-          <w:left w:val="single" w:sz="20" w:space="6" w:color="1F3864"/>
+          <w:left w:val="single" w:sz="18" w:space="4" w:color="1F3864"/>
         </w:pBdr>
+        <w:shd w:val="clear" w:fill="F2F5FA"/>
       </w:pPr>
       <w:r>
         <w:rPr>
           <w:b/>
-          <w:sz w:val="20"/>
         </w:rPr>
         <w:t>分层追问</w:t>
       </w:r>
       <w:r>
         <w:rPr>
-          <w:sz w:val="20"/>
-        </w:rPr>
-        <w:t>（可视时间取用，由浅入深）： - 【现象】正思维（出离、无瞋、无害）三支里，你最需要哪一支？ - 【影响】心里存着怨恨或怨怪，最先伤到的往往是谁？ - 【应对】这周你愿意对哪一个人、哪一件旧事，练习一次「宽恕」？</w:t>
+          <w:b w:val="0"/>
+        </w:rPr>
+        <w:t>（可视时间取用，由浅入深）：</w:t>
       </w:r>
     </w:p>
     <w:p>
       <w:pPr>
-        <w:spacing w:before="160" w:after="80"/>
+        <w:ind w:left="170"/>
+        <w:pBdr>
+          <w:left w:val="single" w:sz="18" w:space="4" w:color="1F3864"/>
+        </w:pBdr>
+        <w:shd w:val="clear" w:fill="F2F5FA"/>
       </w:pPr>
       <w:r>
         <w:rPr>
-          <w:rFonts w:ascii="Microsoft YaHei" w:hAnsi="Microsoft YaHei" w:eastAsia="Microsoft YaHei"/>
+          <w:b w:val="0"/>
+        </w:rPr>
+        <w:t>- 【现象】正思维（出离、无瞋、无害）三支里，你最需要哪一支？</w:t>
+      </w:r>
+    </w:p>
+    <w:p>
+      <w:pPr>
+        <w:ind w:left="170"/>
+        <w:pBdr>
+          <w:left w:val="single" w:sz="18" w:space="4" w:color="1F3864"/>
+        </w:pBdr>
+        <w:shd w:val="clear" w:fill="F2F5FA"/>
+      </w:pPr>
+      <w:r>
+        <w:rPr>
+          <w:b w:val="0"/>
+        </w:rPr>
+        <w:t>- 【影响】心里存着怨恨或怨怪，最先伤到的往往是谁？</w:t>
+      </w:r>
+    </w:p>
+    <w:p>
+      <w:pPr>
+        <w:ind w:left="170"/>
+        <w:pBdr>
+          <w:left w:val="single" w:sz="18" w:space="4" w:color="1F3864"/>
+        </w:pBdr>
+        <w:shd w:val="clear" w:fill="F2F5FA"/>
+      </w:pPr>
+      <w:r>
+        <w:rPr>
+          <w:b w:val="0"/>
+        </w:rPr>
+        <w:t>- 【应对】这周你愿意对哪一个人、哪一件旧事，练习一次「宽恕」？</w:t>
+      </w:r>
+    </w:p>
+    <w:p>
+      <w:r>
+        <w:rPr>
           <w:b/>
           <w:color w:val="1F3864"/>
-          <w:sz w:val="28"/>
+          <w:sz w:val="26"/>
         </w:rPr>
         <w:t>🧘 禅修练习（15 min）</w:t>
       </w:r>
     </w:p>
     <w:p>
       <w:pPr>
-        <w:spacing w:before="40" w:after="80"/>
-        <w:ind w:left="283"/>
-        <w:shd w:val="clear" w:color="auto" w:fill="EEF2F8"/>
+        <w:ind w:left="170"/>
         <w:pBdr>
-          <w:left w:val="single" w:sz="20" w:space="6" w:color="1F3864"/>
+          <w:left w:val="single" w:sz="18" w:space="4" w:color="1F3864"/>
         </w:pBdr>
+        <w:shd w:val="clear" w:fill="F2F5FA"/>
       </w:pPr>
       <w:r>
         <w:rPr>
-          <w:sz w:val="20"/>
+          <w:b w:val="0"/>
         </w:rPr>
         <w:t xml:space="preserve">⚠️ </w:t>
       </w:r>
       <w:r>
         <w:rPr>
           <w:b/>
-          <w:sz w:val="20"/>
         </w:rPr>
         <w:t>禅修禁忌提示</w:t>
       </w:r>
       <w:r>
         <w:rPr>
-          <w:sz w:val="20"/>
+          <w:b w:val="0"/>
         </w:rPr>
         <w:t>：若你正处在严重抑郁、焦虑、创伤后应激，或精神类疾病的发作／用药期，或正经历强烈的情绪危机，请先咨询医生或心理师，再决定是否练习；练习中若出现明显不适（如心悸、胸闷、情绪失控），请立即停止，睁开眼睛，把注意力放回呼吸与身体，必要时离场休息。</w:t>
       </w:r>
     </w:p>
     <w:p>
       <w:pPr>
-        <w:spacing w:before="40" w:after="80"/>
-        <w:ind w:left="283"/>
-        <w:shd w:val="clear" w:color="auto" w:fill="EEF2F8"/>
+        <w:ind w:left="170"/>
         <w:pBdr>
-          <w:left w:val="single" w:sz="20" w:space="6" w:color="1F3864"/>
+          <w:left w:val="single" w:sz="18" w:space="4" w:color="1F3864"/>
         </w:pBdr>
+        <w:shd w:val="clear" w:fill="F2F5FA"/>
       </w:pPr>
       <w:r>
         <w:rPr>
-          <w:sz w:val="20"/>
+          <w:b w:val="0"/>
         </w:rPr>
         <w:t>主持人：本周练习是"心的转向"观察练习，不必有禅修基础。请成员坐稳，以下引导词照读即可，括号内为停顿提示，不读出。引导中所有"回忆"都限定在"小事、轻的事"，主持人不得在现场要求成员回忆具体伤害事件。</w:t>
       </w:r>
@@ -4265,7 +4189,7 @@
     <w:p>
       <w:r>
         <w:rPr>
-          <w:sz w:val="21"/>
+          <w:b w:val="0"/>
         </w:rPr>
         <w:t>（先自然地坐好，让身体安稳，眼睛轻闭。）</w:t>
       </w:r>
@@ -4273,7 +4197,7 @@
     <w:p>
       <w:r>
         <w:rPr>
-          <w:sz w:val="21"/>
+          <w:b w:val="0"/>
         </w:rPr>
         <w:t>先让呼吸自然，三次深呼吸后放任它自由地来去。……感受鼻端或腹部的起伏，不控制，只是知道。（停顿约一分钟）</w:t>
       </w:r>
@@ -4281,7 +4205,7 @@
     <w:p>
       <w:r>
         <w:rPr>
-          <w:sz w:val="21"/>
+          <w:b w:val="0"/>
         </w:rPr>
         <w:t>现在，请轻轻回想最近几天里一件"小事"——也许是一句让你不舒服的话，一件没得到的想要的东西，一个让你心里冒出"他凭什么"的瞬间。选一件轻的就好，我们不碰大的伤口。（停顿）</w:t>
       </w:r>
@@ -4289,7 +4213,7 @@
     <w:p>
       <w:r>
         <w:rPr>
-          <w:sz w:val="21"/>
+          <w:b w:val="0"/>
         </w:rPr>
         <w:t>当那个画面或话语浮起来的时候，注意身体的变化：肩膀、胸口、喉咙、胃，哪里紧了？哪里热了？……不去改变它，只是给这份感觉一个位置。（停顿约一分钟）</w:t>
       </w:r>
@@ -4297,7 +4221,7 @@
     <w:p>
       <w:r>
         <w:rPr>
-          <w:sz w:val="21"/>
+          <w:b w:val="0"/>
         </w:rPr>
         <w:t>现在，在心里非常柔和地给它一个名字："这是一股心的力量，它想抓取／想推开／想让什么消失。"不用判断对错。能认出来，就已是正念在工作。（停顿）</w:t>
       </w:r>
@@ -4305,7 +4229,7 @@
     <w:p>
       <w:r>
         <w:rPr>
-          <w:sz w:val="21"/>
+          <w:b w:val="0"/>
         </w:rPr>
         <w:t>接下来，我们练习转向。先对自己说三遍："愿我安宁，愿我心不被这股力量拖走。"……（停顿）</w:t>
       </w:r>
@@ -4313,7 +4237,7 @@
     <w:p>
       <w:r>
         <w:rPr>
-          <w:sz w:val="21"/>
+          <w:b w:val="0"/>
         </w:rPr>
         <w:t>再对事件里涉及的人——哪怕你此刻做不到祝福——只说："愿这件事不再多生一人一分的苦。"能说多少是多少，说不动就停在这里，没有任何勉强。（停顿约一分钟）</w:t>
       </w:r>
@@ -4321,7 +4245,7 @@
     <w:p>
       <w:r>
         <w:rPr>
-          <w:sz w:val="21"/>
+          <w:b w:val="0"/>
         </w:rPr>
         <w:t>最后，把注意力轻轻放回呼吸，感受一次完整的呼气，让肩膀沉下来。（停顿约一分钟）</w:t>
       </w:r>
@@ -4329,23 +4253,22 @@
     <w:p>
       <w:r>
         <w:rPr>
-          <w:sz w:val="21"/>
+          <w:b w:val="0"/>
         </w:rPr>
         <w:t>今晚我们只是演示"认出—转向"这个动作。它像走一条新路，第一次一定生疏。本周每天挑一个小场景练习一次，重复就是力量。准备好的话，轻轻活动手指，睁开眼睛。</w:t>
       </w:r>
     </w:p>
     <w:p>
       <w:pPr>
-        <w:spacing w:before="40" w:after="80"/>
-        <w:ind w:left="283"/>
-        <w:shd w:val="clear" w:color="auto" w:fill="EEF2F8"/>
+        <w:ind w:left="170"/>
         <w:pBdr>
-          <w:left w:val="single" w:sz="20" w:space="6" w:color="1F3864"/>
+          <w:left w:val="single" w:sz="18" w:space="4" w:color="1F3864"/>
         </w:pBdr>
+        <w:shd w:val="clear" w:fill="F2F5FA"/>
       </w:pPr>
       <w:r>
         <w:rPr>
-          <w:sz w:val="20"/>
+          <w:b w:val="0"/>
         </w:rPr>
         <w:t>主持人：结束后给两三人一句话反馈的机会，也可直接过渡到收尾。若有成员练习中明显触动（落泪、呼吸急促），请其先做三次深呼吸，或示意可到场外暂离，不追问。</w:t>
       </w:r>
@@ -4354,93 +4277,60 @@
       <w:r>
         <w:rPr>
           <w:b/>
-          <w:sz w:val="21"/>
         </w:rPr>
         <w:t>练习前后注意事项</w:t>
       </w:r>
     </w:p>
     <w:p>
       <w:pPr>
-        <w:ind w:left="340"/>
+        <w:pStyle w:val="ListNumber"/>
       </w:pPr>
       <w:r>
         <w:rPr>
-          <w:b/>
-          <w:sz w:val="21"/>
-        </w:rPr>
-        <w:t xml:space="preserve">1. </w:t>
-      </w:r>
-      <w:r>
-        <w:rPr>
-          <w:sz w:val="21"/>
+          <w:b w:val="0"/>
         </w:rPr>
         <w:t>本练习是"认出—转向"的示范，不是治疗，也不评价完成度；有人全程"什么都没想起来"，请肯定这也是一种诚实的观察结果。</w:t>
       </w:r>
     </w:p>
     <w:p>
       <w:pPr>
-        <w:ind w:left="340"/>
+        <w:pStyle w:val="ListNumber"/>
       </w:pPr>
       <w:r>
         <w:rPr>
-          <w:b/>
-          <w:sz w:val="21"/>
-        </w:rPr>
-        <w:t xml:space="preserve">2. </w:t>
-      </w:r>
-      <w:r>
-        <w:rPr>
-          <w:sz w:val="21"/>
+          <w:b w:val="0"/>
         </w:rPr>
         <w:t>慈心口令只作为转向心的引导用一两句，不展开《应作慈爱经》修法（整篇归读书会02），不引导逐类遍满。</w:t>
       </w:r>
     </w:p>
     <w:p>
       <w:pPr>
-        <w:ind w:left="340"/>
+        <w:pStyle w:val="ListNumber"/>
       </w:pPr>
       <w:r>
         <w:rPr>
-          <w:b/>
-          <w:sz w:val="21"/>
-        </w:rPr>
-        <w:t xml:space="preserve">3. </w:t>
-      </w:r>
-      <w:r>
-        <w:rPr>
-          <w:sz w:val="21"/>
+          <w:b w:val="0"/>
         </w:rPr>
         <w:t>若成员在"对事件里涉及的人祝愿"一步卡住（做不到），当场明确说："做不到就停在'愿我安宁'，这完全合乎原文——宽恕本就是长期训练，不是今晚的任务。"</w:t>
       </w:r>
     </w:p>
     <w:p>
       <w:pPr>
-        <w:ind w:left="340"/>
+        <w:pStyle w:val="ListNumber"/>
       </w:pPr>
       <w:r>
         <w:rPr>
-          <w:b/>
-          <w:sz w:val="21"/>
-        </w:rPr>
-        <w:t xml:space="preserve">4. </w:t>
-      </w:r>
-      <w:r>
-        <w:rPr>
-          <w:sz w:val="21"/>
+          <w:b w:val="0"/>
         </w:rPr>
         <w:t>结束后不做体验深浅的比较与点评，尤其不说"你今天状态真好／你不够专注"。</w:t>
       </w:r>
     </w:p>
     <w:p>
-      <w:pPr>
-        <w:spacing w:before="160" w:after="80"/>
-      </w:pPr>
-      <w:r>
-        <w:rPr>
-          <w:rFonts w:ascii="Microsoft YaHei" w:hAnsi="Microsoft YaHei" w:eastAsia="Microsoft YaHei"/>
+      <w:r>
+        <w:rPr>
           <w:b/>
           <w:color w:val="1F3864"/>
-          <w:sz w:val="28"/>
+          <w:sz w:val="26"/>
         </w:rPr>
         <w:t>📚 扩展内容包（时间富余时使用）</w:t>
       </w:r>
@@ -4449,7 +4339,6 @@
       <w:r>
         <w:rPr>
           <w:b/>
-          <w:sz w:val="21"/>
         </w:rPr>
         <w:t>扩展话题一：蜜蜂与苍蝇——思惟定式的现场观察（约8分钟）</w:t>
       </w:r>
@@ -4457,43 +4346,29 @@
     <w:p>
       <w:r>
         <w:rPr>
-          <w:sz w:val="21"/>
+          <w:b w:val="0"/>
         </w:rPr>
         <w:t>主持人可回放材料②"蜜蜂与苍蝇"段落或请成员复述，然后提问：</w:t>
       </w:r>
     </w:p>
     <w:p>
       <w:pPr>
-        <w:ind w:left="340"/>
+        <w:pStyle w:val="ListBullet"/>
       </w:pPr>
       <w:r>
         <w:rPr>
-          <w:color w:val="1F3864"/>
-          <w:sz w:val="21"/>
-        </w:rPr>
-        <w:t xml:space="preserve">• </w:t>
-      </w:r>
-      <w:r>
-        <w:rPr>
-          <w:sz w:val="21"/>
+          <w:b w:val="0"/>
         </w:rPr>
         <w:t>你生活里有没有自己的"撞玻璃"时刻——明知此路不通，还是一次又一次用同样的方式应对？（如：反复刷新消息等回复、用同一种话术劝家人、情绪上来就冷战……）</w:t>
       </w:r>
     </w:p>
     <w:p>
       <w:pPr>
-        <w:ind w:left="340"/>
+        <w:pStyle w:val="ListBullet"/>
       </w:pPr>
       <w:r>
         <w:rPr>
-          <w:color w:val="1F3864"/>
-          <w:sz w:val="21"/>
-        </w:rPr>
-        <w:t xml:space="preserve">• </w:t>
-      </w:r>
-      <w:r>
-        <w:rPr>
-          <w:sz w:val="21"/>
+          <w:b w:val="0"/>
         </w:rPr>
         <w:t>"苍蝇式"的转向难在哪里？难在看不见"有别的出口"，还是难在看见了不甘心？</w:t>
       </w:r>
@@ -4501,7 +4376,7 @@
     <w:p>
       <w:r>
         <w:rPr>
-          <w:sz w:val="21"/>
+          <w:b w:val="0"/>
         </w:rPr>
         <w:t>要点：不评判成员的"撞法"，只陪大家看清"定式是可被观察的"。可顺势回扣第3问的微习惯。若时间已不足，此题可整段舍弃，不影响下周衔接。</w:t>
       </w:r>
@@ -4510,7 +4385,6 @@
       <w:r>
         <w:rPr>
           <w:b/>
-          <w:sz w:val="21"/>
         </w:rPr>
         <w:t>扩展话题二：三种正思惟的"两种层次"——有漏福德分与圣无漏道支（约6分钟）</w:t>
       </w:r>
@@ -4518,20 +4392,19 @@
     <w:p>
       <w:r>
         <w:rPr>
-          <w:sz w:val="21"/>
+          <w:b w:val="0"/>
         </w:rPr>
         <w:t>主持人简述材料③第一段：正思惟有两种——一种是世间人也能修的"出离、无嗔、无害"（有漏、福德分、所依果报），一种是圣道心中生起的出世间正思惟（圣、无漏、出世间、道支）。我们本周练的是前一种；后一种在未来周次（正定、十二道分）还会遇到。点一句即可：</w:t>
       </w:r>
       <w:r>
         <w:rPr>
           <w:b/>
-          <w:sz w:val="21"/>
         </w:rPr>
         <w:t>不必急着"懂"，本周先把自己那颗"特别想／特别烦"的心照顾好</w:t>
       </w:r>
       <w:r>
         <w:rPr>
-          <w:sz w:val="21"/>
+          <w:b w:val="0"/>
         </w:rPr>
         <w:t>。若成员追问禅那与道果细节，回应："这个层次属于禅修体系与圣道体系的内容，我们读书会08与09线有专门的安排，本周不展开，先把日常的转向做扎实。"</w:t>
       </w:r>
@@ -4540,7 +4413,6 @@
       <w:r>
         <w:rPr>
           <w:b/>
-          <w:sz w:val="21"/>
         </w:rPr>
         <w:t>扩展话题三（备用）：七随观与"从概念上先看无常"（约5分钟）</w:t>
       </w:r>
@@ -4548,7 +4420,7 @@
     <w:p>
       <w:r>
         <w:rPr>
-          <w:sz w:val="21"/>
+          <w:b w:val="0"/>
         </w:rPr>
         <w:t>若前面讨论提前结束，可回读材料①"七随观"段落，请成员聊一句：在"概念上"先练习看无常（如看到亲友生病、物件损坏），对松开欲思惟有没有帮助？</w:t>
       </w:r>
@@ -4557,7 +4429,6 @@
       <w:r>
         <w:rPr>
           <w:b/>
-          <w:sz w:val="21"/>
         </w:rPr>
         <w:t>扩展话题四：猎人寇格的"逆风扬尘"——从故事看思惟的连锁（约8分钟）</w:t>
       </w:r>
@@ -4565,93 +4436,61 @@
     <w:p>
       <w:r>
         <w:rPr>
-          <w:sz w:val="21"/>
+          <w:b w:val="0"/>
         </w:rPr>
         <w:t>主持人朗读材料③"有狗猎人寇格的故事"至"若犯无过者，清白无秽人；如逆风扬尘，恶仍归愚人"偈收束，然后引导：</w:t>
       </w:r>
     </w:p>
     <w:p>
       <w:pPr>
-        <w:ind w:left="340"/>
+        <w:pStyle w:val="ListBullet"/>
       </w:pPr>
       <w:r>
         <w:rPr>
-          <w:color w:val="1F3864"/>
-          <w:sz w:val="21"/>
-        </w:rPr>
-        <w:t xml:space="preserve">• </w:t>
-      </w:r>
-      <w:r>
-        <w:rPr>
-          <w:sz w:val="21"/>
+          <w:b w:val="0"/>
         </w:rPr>
         <w:t>请成员一起拆解链条：看见长老不悦（微细的排斥）→"今天见到晦气者"（邪见下的判定）→ 由嗔寻升级为害寻（放狗、刺脚）→ 自食其果。哪一环最细、最容易切断？</w:t>
       </w:r>
     </w:p>
     <w:p>
       <w:pPr>
-        <w:ind w:left="340"/>
+        <w:pStyle w:val="ListBullet"/>
       </w:pPr>
       <w:r>
         <w:rPr>
-          <w:color w:val="1F3864"/>
-          <w:sz w:val="21"/>
-        </w:rPr>
-        <w:t xml:space="preserve">• </w:t>
-      </w:r>
-      <w:r>
-        <w:rPr>
-          <w:sz w:val="21"/>
+          <w:b w:val="0"/>
         </w:rPr>
         <w:t>答案往往在最初那一念：如果"见到比库不获"的那一声不悦被认出来，后面整条链都不会启动。这就是为什么本周反复强调"认出"比"消灭"更重要。</w:t>
       </w:r>
     </w:p>
     <w:p>
       <w:pPr>
-        <w:ind w:left="340"/>
+        <w:pStyle w:val="ListBullet"/>
       </w:pPr>
       <w:r>
         <w:rPr>
-          <w:color w:val="1F3864"/>
-          <w:sz w:val="21"/>
-        </w:rPr>
-        <w:t xml:space="preserve">• </w:t>
-      </w:r>
-      <w:r>
-        <w:rPr>
-          <w:sz w:val="21"/>
+          <w:b w:val="0"/>
         </w:rPr>
         <w:t>对比富翁的故事：同样被冒犯（甚至七次被烧田、烧宅），富翁的思惟链条走向"功德回向、自请和解"。两条链的起点相差只在几个念头——这正是"心的转向"的分量。</w:t>
       </w:r>
     </w:p>
     <w:p>
       <w:pPr>
-        <w:ind w:left="340"/>
+        <w:pStyle w:val="ListBullet"/>
       </w:pPr>
       <w:r>
         <w:rPr>
-          <w:color w:val="1F3864"/>
-          <w:sz w:val="21"/>
-        </w:rPr>
-        <w:t xml:space="preserve">• </w:t>
-      </w:r>
-      <w:r>
-        <w:rPr>
-          <w:sz w:val="21"/>
+          <w:b w:val="0"/>
         </w:rPr>
         <w:t>收束句（主持人读）："嗔寻、害寻犹如逆风扬尘，只会自食其果；出离、无嗔、无害则是把风向调过来的三个转向。"</w:t>
       </w:r>
     </w:p>
     <w:p>
-      <w:pPr>
-        <w:spacing w:before="160" w:after="80"/>
-      </w:pPr>
-      <w:r>
-        <w:rPr>
-          <w:rFonts w:ascii="Microsoft YaHei" w:hAnsi="Microsoft YaHei" w:eastAsia="Microsoft YaHei"/>
+      <w:r>
+        <w:rPr>
           <w:b/>
           <w:color w:val="1F3864"/>
-          <w:sz w:val="28"/>
+          <w:sz w:val="26"/>
         </w:rPr>
         <w:t>🔚 收尾与回向（15 min）</w:t>
       </w:r>
@@ -4660,7 +4499,6 @@
       <w:r>
         <w:rPr>
           <w:b/>
-          <w:sz w:val="21"/>
         </w:rPr>
         <w:t>总结引导（约6分钟，主持人照读大意）</w:t>
       </w:r>
@@ -4668,7 +4506,7 @@
     <w:p>
       <w:r>
         <w:rPr>
-          <w:sz w:val="21"/>
+          <w:b w:val="0"/>
         </w:rPr>
         <w:t>今晚我们走完了一条完整的路：先认脸——欲思惟、瞋思惟、害思惟，它们就藏在"特别想要、特别烦、恨不得……"的第一反应里；再看苦果——不善心生起的当下就在伤害自他，"第二支箭"更是我们自己反复扎向自己的；然后看转机——佛陀不强迫谁，他只是如实告诉我们因果的事实，并给出三法围绕的方案：正见指路、正精进出力、正念看住；最后落到方法——三正思惟与三邪思惟一一相对，出离对治欲，无嗔对治瞋，无害对治害；转化要靠"数数习行"的长期微训练，像把蜜蜂换成苍蝇，撞一次就学会找新的出口。请记得：观察不等于审判，转向不等于压抑，宽恕不是任务，只听不说也完全是合格的参与。</w:t>
       </w:r>
@@ -4676,438 +4514,324 @@
     <w:p>
       <w:r>
         <w:rPr>
-          <w:sz w:val="21"/>
+          <w:b w:val="0"/>
         </w:rPr>
         <w:t>把今晚的内容再收拢成三句可以带走的话：</w:t>
       </w:r>
     </w:p>
     <w:p>
       <w:pPr>
-        <w:ind w:left="340"/>
+        <w:pStyle w:val="ListNumber"/>
       </w:pPr>
       <w:r>
         <w:rPr>
+          <w:b w:val="0"/>
+        </w:rPr>
+        <w:t>认出的那一刻，训练就已经开始——"了知邪思惟为邪思惟，这是他的正见"。</w:t>
+      </w:r>
+    </w:p>
+    <w:p>
+      <w:pPr>
+        <w:pStyle w:val="ListNumber"/>
+      </w:pPr>
+      <w:r>
+        <w:rPr>
+          <w:b w:val="0"/>
+        </w:rPr>
+        <w:t>不跟力量较劲，用善法围绕它——正见、正精进、正念三法缺一不可。</w:t>
+      </w:r>
+    </w:p>
+    <w:p>
+      <w:pPr>
+        <w:pStyle w:val="ListNumber"/>
+      </w:pPr>
+      <w:r>
+        <w:rPr>
+          <w:b w:val="0"/>
+        </w:rPr>
+        <w:t>改的是习惯，不是审判自己——微小的重复，胜过猛烈的决心。</w:t>
+      </w:r>
+    </w:p>
+    <w:p>
+      <w:r>
+        <w:rPr>
           <w:b/>
-          <w:sz w:val="21"/>
-        </w:rPr>
-        <w:t xml:space="preserve">1. </w:t>
-      </w:r>
-      <w:r>
-        <w:rPr>
-          <w:sz w:val="21"/>
-        </w:rPr>
-        <w:t>认出的那一刻，训练就已经开始——"了知邪思惟为邪思惟，这是他的正见"。</w:t>
+        </w:rPr>
+        <w:t>本周作业细则（向成员逐条确认）</w:t>
       </w:r>
     </w:p>
     <w:p>
       <w:pPr>
-        <w:ind w:left="340"/>
+        <w:pStyle w:val="ListBullet"/>
       </w:pPr>
       <w:r>
         <w:rPr>
           <w:b/>
-          <w:sz w:val="21"/>
-        </w:rPr>
-        <w:t xml:space="preserve">2. </w:t>
-      </w:r>
-      <w:r>
-        <w:rPr>
-          <w:sz w:val="21"/>
-        </w:rPr>
-        <w:t>不跟力量较劲，用善法围绕它——正见、正精进、正念三法缺一不可。</w:t>
+        </w:rPr>
+        <w:t>思惟观察卡</w:t>
+      </w:r>
+      <w:r>
+        <w:rPr>
+          <w:b w:val="0"/>
+        </w:rPr>
+        <w:t>：一张便签或手机备忘即可，每天一条，含三栏——"事件（一句）／身体的反应（一个词）／认出的那一刻（发生了吗？何时？）"。只记录，不分析，不自评"今天做得好不好"。</w:t>
       </w:r>
     </w:p>
     <w:p>
       <w:pPr>
-        <w:ind w:left="340"/>
+        <w:pStyle w:val="ListBullet"/>
       </w:pPr>
       <w:r>
         <w:rPr>
           <w:b/>
-          <w:sz w:val="21"/>
-        </w:rPr>
-        <w:t xml:space="preserve">3. </w:t>
-      </w:r>
-      <w:r>
-        <w:rPr>
-          <w:sz w:val="21"/>
-        </w:rPr>
-        <w:t>改的是习惯，不是审判自己——微小的重复，胜过猛烈的决心。</w:t>
-      </w:r>
-    </w:p>
-    <w:p>
+        </w:rPr>
+        <w:t>微习惯</w:t>
+      </w:r>
+      <w:r>
+        <w:rPr>
+          <w:b w:val="0"/>
+        </w:rPr>
+        <w:t>：从主题讨论第3问里自己选的那个，连续七天。如果中断了，第二天接着做即可，中断本身不记录、不检讨——"数数习行"看的是累积的方向，不是完美记录。</w:t>
+      </w:r>
+    </w:p>
+    <w:p>
+      <w:pPr>
+        <w:pStyle w:val="ListBullet"/>
+      </w:pPr>
       <w:r>
         <w:rPr>
           <w:b/>
-          <w:sz w:val="21"/>
-        </w:rPr>
-        <w:t>本周作业细则（向成员逐条确认）</w:t>
+        </w:rPr>
+        <w:t>下周带回来</w:t>
+      </w:r>
+      <w:r>
+        <w:rPr>
+          <w:b w:val="0"/>
+        </w:rPr>
+        <w:t>：观察卡里让你印象最深的一条（自愿分享），以及微习惯做下来的真实体感（包括"没什么感觉"这种真实体感）。</w:t>
+      </w:r>
+    </w:p>
+    <w:p>
+      <w:r>
+        <w:rPr>
+          <w:b/>
+        </w:rPr>
+        <w:t>逐人回扣（约6分钟）</w:t>
+      </w:r>
+    </w:p>
+    <w:p>
+      <w:r>
+        <w:rPr>
+          <w:b w:val="0"/>
+        </w:rPr>
+        <w:t>邀请每位成员用一句话说说：今晚印象最深的一段原文或一个瞬间。（自愿，可跳过；把第3问大家的微习惯再确认一遍，下周第一轮分享时回来对照。）</w:t>
       </w:r>
     </w:p>
     <w:p>
       <w:pPr>
-        <w:ind w:left="340"/>
+        <w:ind w:left="170"/>
+        <w:pBdr>
+          <w:left w:val="single" w:sz="18" w:space="4" w:color="1F3864"/>
+        </w:pBdr>
+        <w:shd w:val="clear" w:fill="F2F5FA"/>
       </w:pPr>
       <w:r>
         <w:rPr>
-          <w:color w:val="1F3864"/>
-          <w:sz w:val="21"/>
-        </w:rPr>
-        <w:t xml:space="preserve">• </w:t>
-      </w:r>
+          <w:b w:val="0"/>
+        </w:rPr>
+        <w:t>主持人：这一轮的定位是"轻收"，不是第二轮分享——每人一句，不展开、不回应、不追问"为什么"。有成员说"我今晚没记住什么"也照单全收，可以回应："带着'没记住'回家，看看它什么时候自己冒出来，也是观察。"若前面共读与讨论已用满时间，本环节压缩为一句话集体确认微习惯即可，把时间让给作业细则与回向。</w:t>
+      </w:r>
+    </w:p>
+    <w:p>
       <w:r>
         <w:rPr>
           <w:b/>
-          <w:sz w:val="21"/>
-        </w:rPr>
-        <w:t>思惟观察卡</w:t>
-      </w:r>
-      <w:r>
-        <w:rPr>
-          <w:sz w:val="21"/>
-        </w:rPr>
-        <w:t>：一张便签或手机备忘即可，每天一条，含三栏——"事件（一句）／身体的反应（一个词）／认出的那一刻（发生了吗？何时？）"。只记录，不分析，不自评"今天做得好不好"。</w:t>
+        </w:rPr>
+        <w:t>下周预告（约2分钟）</w:t>
+      </w:r>
+    </w:p>
+    <w:p>
+      <w:r>
+        <w:rPr>
+          <w:b w:val="0"/>
+        </w:rPr>
+        <w:t>下周是第4周"戒学三支的实践"——正语、正业、正命。本周我们谈了心往哪转，下周谈转过来的心如何在言语、行为、谋生上落地。可以给成员一个衔接点：今晚认出的那股"想推开、想顶回去"的心念，到下一周就会遇到它的第一个出口——一句话该怎么说、该不该说；正思维是心的转向，正语就是这转向在嘴唇上的一厘米处落地。我们会从"道支与离心所"的角度讲戒，不重复戒条的开遮持犯细节（那是读书会04的主题）。请各位本周完成作业：每天一张"思惟观察卡"，加一个连续七天的正向微习惯；下周共读请提前十分钟到场，我们按老规矩静心开场。</w:t>
+      </w:r>
+    </w:p>
+    <w:p>
+      <w:r>
+        <w:rPr>
+          <w:b/>
+        </w:rPr>
+        <w:t>回向词四句（全体齐诵）</w:t>
+      </w:r>
+    </w:p>
+    <w:p>
+      <w:r>
+        <w:rPr>
+          <w:b w:val="0"/>
+        </w:rPr>
+        <w:t>愿以此共修功德，回向一切有情；</w:t>
+      </w:r>
+    </w:p>
+    <w:p>
+      <w:r>
+        <w:rPr>
+          <w:b w:val="0"/>
+        </w:rPr>
+        <w:t>愿离邪思惟之苦，心转向出离、无嗔、无害；</w:t>
+      </w:r>
+    </w:p>
+    <w:p>
+      <w:r>
+        <w:rPr>
+          <w:b w:val="0"/>
+        </w:rPr>
+        <w:t>愿正见灯灯相续，正道人人可行；</w:t>
+      </w:r>
+    </w:p>
+    <w:p>
+      <w:r>
+        <w:rPr>
+          <w:b w:val="0"/>
+        </w:rPr>
+        <w:t>愿此善缘成熟，同向究竟安乐。</w:t>
       </w:r>
     </w:p>
     <w:p>
       <w:pPr>
-        <w:ind w:left="340"/>
+        <w:ind w:left="170"/>
+        <w:pBdr>
+          <w:left w:val="single" w:sz="18" w:space="4" w:color="1F3864"/>
+        </w:pBdr>
+        <w:shd w:val="clear" w:fill="F2F5FA"/>
       </w:pPr>
       <w:r>
         <w:rPr>
-          <w:color w:val="1F3864"/>
-          <w:sz w:val="21"/>
-        </w:rPr>
-        <w:t xml:space="preserve">• </w:t>
-      </w:r>
-      <w:r>
-        <w:rPr>
-          <w:b/>
-          <w:sz w:val="21"/>
-        </w:rPr>
-        <w:t>微习惯</w:t>
-      </w:r>
-      <w:r>
-        <w:rPr>
-          <w:sz w:val="21"/>
-        </w:rPr>
-        <w:t>：从主题讨论第3问里自己选的那个，连续七天。如果中断了，第二天接着做即可，中断本身不记录、不检讨——"数数习行"看的是累积的方向，不是完美记录。</w:t>
-      </w:r>
-    </w:p>
-    <w:p>
-      <w:pPr>
-        <w:ind w:left="340"/>
-      </w:pPr>
-      <w:r>
-        <w:rPr>
-          <w:color w:val="1F3864"/>
-          <w:sz w:val="21"/>
-        </w:rPr>
-        <w:t xml:space="preserve">• </w:t>
-      </w:r>
-      <w:r>
-        <w:rPr>
-          <w:b/>
-          <w:sz w:val="21"/>
-        </w:rPr>
-        <w:t>下周带回来</w:t>
-      </w:r>
-      <w:r>
-        <w:rPr>
-          <w:sz w:val="21"/>
-        </w:rPr>
-        <w:t>：观察卡里让你印象最深的一条（自愿分享），以及微习惯做下来的真实体感（包括"没什么感觉"这种真实体感）。</w:t>
-      </w:r>
-    </w:p>
-    <w:p>
-      <w:r>
-        <w:rPr>
-          <w:b/>
-          <w:sz w:val="21"/>
-        </w:rPr>
-        <w:t>逐人回扣（约6分钟）</w:t>
-      </w:r>
-    </w:p>
-    <w:p>
-      <w:r>
-        <w:rPr>
-          <w:sz w:val="21"/>
-        </w:rPr>
-        <w:t>邀请每位成员用一句话说说：今晚印象最深的一段原文或一个瞬间。（自愿，可跳过；把第3问大家的微习惯再确认一遍，下周第一轮分享时回来对照。）</w:t>
-      </w:r>
-    </w:p>
-    <w:p>
-      <w:pPr>
-        <w:spacing w:before="40" w:after="80"/>
-        <w:ind w:left="283"/>
-        <w:shd w:val="clear" w:color="auto" w:fill="EEF2F8"/>
-        <w:pBdr>
-          <w:left w:val="single" w:sz="20" w:space="6" w:color="1F3864"/>
-        </w:pBdr>
-      </w:pPr>
-      <w:r>
-        <w:rPr>
-          <w:sz w:val="20"/>
-        </w:rPr>
-        <w:t>主持人：这一轮的定位是"轻收"，不是第二轮分享——每人一句，不展开、不回应、不追问"为什么"。有成员说"我今晚没记住什么"也照单全收，可以回应："带着'没记住'回家，看看它什么时候自己冒出来，也是观察。"若前面共读与讨论已用满时间，本环节压缩为一句话集体确认微习惯即可，把时间让给作业细则与回向。</w:t>
-      </w:r>
-    </w:p>
-    <w:p>
-      <w:r>
-        <w:rPr>
-          <w:b/>
-          <w:sz w:val="21"/>
-        </w:rPr>
-        <w:t>下周预告（约2分钟）</w:t>
-      </w:r>
-    </w:p>
-    <w:p>
-      <w:r>
-        <w:rPr>
-          <w:sz w:val="21"/>
-        </w:rPr>
-        <w:t>下周是第4周"戒学三支的实践"——正语、正业、正命。本周我们谈了心往哪转，下周谈转过来的心如何在言语、行为、谋生上落地。可以给成员一个衔接点：今晚认出的那股"想推开、想顶回去"的心念，到下一周就会遇到它的第一个出口——一句话该怎么说、该不该说；正思维是心的转向，正语就是这转向在嘴唇上的一厘米处落地。我们会从"道支与离心所"的角度讲戒，不重复戒条的开遮持犯细节（那是读书会04的主题）。请各位本周完成作业：每天一张"思惟观察卡"，加一个连续七天的正向微习惯；下周共读请提前十分钟到场，我们按老规矩静心开场。</w:t>
-      </w:r>
-    </w:p>
-    <w:p>
-      <w:r>
-        <w:rPr>
-          <w:b/>
-          <w:sz w:val="21"/>
-        </w:rPr>
-        <w:t>回向词四句（全体齐诵）</w:t>
-      </w:r>
-    </w:p>
-    <w:p>
-      <w:r>
-        <w:rPr>
-          <w:sz w:val="21"/>
-        </w:rPr>
-        <w:t>愿以此共修功德，回向一切有情；</w:t>
-      </w:r>
-    </w:p>
-    <w:p>
-      <w:r>
-        <w:rPr>
-          <w:sz w:val="21"/>
-        </w:rPr>
-        <w:t>愿离邪思惟之苦，心转向出离、无嗔、无害；</w:t>
-      </w:r>
-    </w:p>
-    <w:p>
-      <w:r>
-        <w:rPr>
-          <w:sz w:val="21"/>
-        </w:rPr>
-        <w:t>愿正见灯灯相续，正道人人可行；</w:t>
-      </w:r>
-    </w:p>
-    <w:p>
-      <w:r>
-        <w:rPr>
-          <w:sz w:val="21"/>
-        </w:rPr>
-        <w:t>愿此善缘成熟，同向究竟安乐。</w:t>
-      </w:r>
-    </w:p>
-    <w:p>
-      <w:pPr>
-        <w:spacing w:before="40" w:after="80"/>
-        <w:ind w:left="283"/>
-        <w:shd w:val="clear" w:color="auto" w:fill="EEF2F8"/>
-        <w:pBdr>
-          <w:left w:val="single" w:sz="20" w:space="6" w:color="1F3864"/>
-        </w:pBdr>
-      </w:pPr>
-      <w:r>
-        <w:rPr>
-          <w:sz w:val="20"/>
+          <w:b w:val="0"/>
         </w:rPr>
         <w:t>主持人：宣布散会前提醒——本讲材料（含延伸阅读的media_id）已随周报发出，课后可自行在ima知识库按标题检索阅读。若今晚有成员情绪尚未平复，主持人会后单独留意，轻声道别即可，不当众处理。最后一句固定收束："谢谢大家今晚把自己的心拿出来看了一眼，这件事不容易，下周同一时间见。"</w:t>
       </w:r>
     </w:p>
     <w:p>
-      <w:pPr>
-        <w:spacing w:before="160" w:after="80"/>
-      </w:pPr>
-      <w:r>
-        <w:rPr>
-          <w:rFonts w:ascii="Microsoft YaHei" w:hAnsi="Microsoft YaHei" w:eastAsia="Microsoft YaHei"/>
+      <w:r>
+        <w:rPr>
           <w:b/>
           <w:color w:val="1F3864"/>
-          <w:sz w:val="28"/>
+          <w:sz w:val="26"/>
         </w:rPr>
         <w:t>📌 本讲主持人特别提醒</w:t>
       </w:r>
     </w:p>
     <w:p>
       <w:pPr>
-        <w:ind w:left="340"/>
+        <w:pStyle w:val="ListNumber"/>
       </w:pPr>
       <w:r>
         <w:rPr>
           <w:b/>
-          <w:sz w:val="21"/>
-        </w:rPr>
-        <w:t xml:space="preserve">1. </w:t>
-      </w:r>
+        </w:rPr>
+        <w:t>本周心理安全第一戒：不用"邪思维"标签指责成员的观点或经历。</w:t>
+      </w:r>
+      <w:r>
+        <w:rPr>
+          <w:b w:val="0"/>
+        </w:rPr>
+        <w:t>"邪思惟"是经论里的分类词，指心念的品质（欲寻、瞋寻、害寻），不指向任何具体的人。当成员说"你这就是邪思维""他那样想很不对"时，主持人立刻接住并转译："我们可以说'我观察到自己心里有一股想推开的力量'，把镜头对回自己。"凡涉他人观点，一律用"不同的见／不同的思惟角度"表述。</w:t>
+      </w:r>
+    </w:p>
+    <w:p>
+      <w:pPr>
+        <w:pStyle w:val="ListNumber"/>
+      </w:pPr>
       <w:r>
         <w:rPr>
           <w:b/>
-          <w:sz w:val="21"/>
-        </w:rPr>
-        <w:t>本周心理安全第一戒：不用"邪思维"标签指责成员的观点或经历。</w:t>
-      </w:r>
-      <w:r>
-        <w:rPr>
-          <w:sz w:val="21"/>
-        </w:rPr>
-        <w:t>"邪思惟"是经论里的分类词，指心念的品质（欲寻、瞋寻、害寻），不指向任何具体的人。当成员说"你这就是邪思维""他那样想很不对"时，主持人立刻接住并转译："我们可以说'我观察到自己心里有一股想推开的力量'，把镜头对回自己。"凡涉他人观点，一律用"不同的见／不同的思惟角度"表述。</w:t>
+        </w:rPr>
+        <w:t>出离话题：分享自愿，不逼迫披露。</w:t>
+      </w:r>
+      <w:r>
+        <w:rPr>
+          <w:b w:val="0"/>
+        </w:rPr>
+        <w:t>讨论"心的出离"时，不追问成员的戒除习惯（烟酒、购物、网瘾、饮食等）进展，不要求任何人交代"我戒没戒掉"；不引导成员讲述具体的人际伤害、冲突或创伤经历。成员主动讲到时，不分析、不建议、不引导深挖，先致谢，再把话题收回"此刻的心可以怎么转"。若有成员明显不适，提供深呼吸或暂离选项。</w:t>
       </w:r>
     </w:p>
     <w:p>
       <w:pPr>
-        <w:ind w:left="340"/>
+        <w:pStyle w:val="ListNumber"/>
       </w:pPr>
       <w:r>
         <w:rPr>
           <w:b/>
-          <w:sz w:val="21"/>
-        </w:rPr>
-        <w:t xml:space="preserve">2. </w:t>
-      </w:r>
+        </w:rPr>
+        <w:t>宽恕讨论：允许只听不说，不制造"必须原谅"的压力。</w:t>
+      </w:r>
+      <w:r>
+        <w:rPr>
+          <w:b w:val="0"/>
+        </w:rPr>
+        <w:t>宽恕在原文中是"一种释放的能力"，不是道德任务。明确告诉成员：不原谅也不可耻，宽恕的节奏属于每个人自己；对正在经历伤害的成员，不劝"你要放下"，可说"照顾好此刻的自己，就是修行的开始"。曼德拉与康菲尔德的故事只作启发，不作标准答案。</w:t>
+      </w:r>
+    </w:p>
+    <w:p>
+      <w:pPr>
+        <w:pStyle w:val="ListNumber"/>
+      </w:pPr>
       <w:r>
         <w:rPr>
           <w:b/>
-          <w:sz w:val="21"/>
-        </w:rPr>
-        <w:t>出离话题：分享自愿，不逼迫披露。</w:t>
-      </w:r>
-      <w:r>
-        <w:rPr>
-          <w:sz w:val="21"/>
-        </w:rPr>
-        <w:t>讨论"心的出离"时，不追问成员的戒除习惯（烟酒、购物、网瘾、饮食等）进展，不要求任何人交代"我戒没戒掉"；不引导成员讲述具体的人际伤害、冲突或创伤经历。成员主动讲到时，不分析、不建议、不引导深挖，先致谢，再把话题收回"此刻的心可以怎么转"。若有成员明显不适，提供深呼吸或暂离选项。</w:t>
+        </w:rPr>
+        <w:t>照录切分纪律：</w:t>
+      </w:r>
+      <w:r>
+        <w:rPr>
+          <w:b w:val="0"/>
+        </w:rPr>
+        <w:t>本周共读原文量大，务必按材料前"⚠️主持人操作"执行——材料①齐读★核心三段，材料②齐读"定式根源＋定式转化"两段，材料③齐读《大四十经》引文与三对思惟定义；故事段落按时间取舍。材料②中夹带的页眉页脚水印行（"第 162 讲 应用…"等）是PDF版式残留，朗读时跳过。宁少而精，不为凑时长疲劳轰炸。一个可用的30分钟节奏示例：材料①★核心三段约8分钟（含轮读换人）→ 材料②★核心两段约8分钟（"记仇与第二支箭"读全文，蜜蜂苍蝇段保留）→ 材料③引文与三对思惟约8分钟 → 剩余约6分钟机动给一个◈扩展故事。若整体已超时，材料②"依性行选择念处"整段与材料③故事段是第一顺位舍弃项。</w:t>
       </w:r>
     </w:p>
     <w:p>
       <w:pPr>
-        <w:ind w:left="340"/>
+        <w:pStyle w:val="ListNumber"/>
       </w:pPr>
       <w:r>
         <w:rPr>
           <w:b/>
-          <w:sz w:val="21"/>
-        </w:rPr>
-        <w:t xml:space="preserve">3. </w:t>
-      </w:r>
+        </w:rPr>
+        <w:t>义理与跨界边界：</w:t>
+      </w:r>
+      <w:r>
+        <w:rPr>
+          <w:b w:val="0"/>
+        </w:rPr>
+        <w:t>本周不展开禅那次第、道果次第与涅槃义理（"寂灭随观"一句带过，注明详见读书09与后续周次）；不照录、不讲解《应作慈爱经》（整篇归读书会02），练习中的慈心口令仅作转向心的引导；念处方法细节（入出息念、四威仪等）材料②虽有照录，主持人不作教学展开，有禅修问题引导至读书会01、06线。对义理争议，主持人只说"按原文"，不代尊者回答。</w:t>
+      </w:r>
+    </w:p>
+    <w:p>
+      <w:pPr>
+        <w:pStyle w:val="ListNumber"/>
+      </w:pPr>
       <w:r>
         <w:rPr>
           <w:b/>
-          <w:sz w:val="21"/>
-        </w:rPr>
-        <w:t>宽恕讨论：允许只听不说，不制造"必须原谅"的压力。</w:t>
-      </w:r>
-      <w:r>
-        <w:rPr>
-          <w:sz w:val="21"/>
-        </w:rPr>
-        <w:t>宽恕在原文中是"一种释放的能力"，不是道德任务。明确告诉成员：不原谅也不可耻，宽恕的节奏属于每个人自己；对正在经历伤害的成员，不劝"你要放下"，可说"照顾好此刻的自己，就是修行的开始"。曼德拉与康菲尔德的故事只作启发，不作标准答案。</w:t>
-      </w:r>
-    </w:p>
-    <w:p>
-      <w:pPr>
-        <w:ind w:left="340"/>
-      </w:pPr>
-      <w:r>
-        <w:rPr>
-          <w:b/>
-          <w:sz w:val="21"/>
-        </w:rPr>
-        <w:t xml:space="preserve">4. </w:t>
-      </w:r>
-      <w:r>
-        <w:rPr>
-          <w:b/>
-          <w:sz w:val="21"/>
-        </w:rPr>
-        <w:t>照录切分纪律：</w:t>
-      </w:r>
-      <w:r>
-        <w:rPr>
-          <w:sz w:val="21"/>
-        </w:rPr>
-        <w:t>本周共读原文量大，务必按材料前"⚠️主持人操作"执行——材料①齐读★核心三段，材料②齐读"定式根源＋定式转化"两段，材料③齐读《大四十经》引文与三对思惟定义；故事段落按时间取舍。材料②中夹带的页眉页脚水印行（"第 162 讲 应用…"等）是PDF版式残留，朗读时跳过。宁少而精，不为凑时长疲劳轰炸。一个可用的30分钟节奏示例：材料①★核心三段约8分钟（含轮读换人）→ 材料②★核心两段约8分钟（"记仇与第二支箭"读全文，蜜蜂苍蝇段保留）→ 材料③引文与三对思惟约8分钟 → 剩余约6分钟机动给一个◈扩展故事。若整体已超时，材料②"依性行选择念处"整段与材料③故事段是第一顺位舍弃项。</w:t>
-      </w:r>
-    </w:p>
-    <w:p>
-      <w:pPr>
-        <w:ind w:left="340"/>
-      </w:pPr>
-      <w:r>
-        <w:rPr>
-          <w:b/>
-          <w:sz w:val="21"/>
-        </w:rPr>
-        <w:t xml:space="preserve">5. </w:t>
-      </w:r>
-      <w:r>
-        <w:rPr>
-          <w:b/>
-          <w:sz w:val="21"/>
-        </w:rPr>
-        <w:t>义理与跨界边界：</w:t>
-      </w:r>
-      <w:r>
-        <w:rPr>
-          <w:sz w:val="21"/>
-        </w:rPr>
-        <w:t>本周不展开禅那次第、道果次第与涅槃义理（"寂灭随观"一句带过，注明详见读书09与后续周次）；不照录、不讲解《应作慈爱经》（整篇归读书会02），练习中的慈心口令仅作转向心的引导；念处方法细节（入出息念、四威仪等）材料②虽有照录，主持人不作教学展开，有禅修问题引导至读书会01、06线。对义理争议，主持人只说"按原文"，不代尊者回答。</w:t>
-      </w:r>
-    </w:p>
-    <w:p>
-      <w:pPr>
-        <w:ind w:left="340"/>
-      </w:pPr>
-      <w:r>
-        <w:rPr>
-          <w:b/>
-          <w:sz w:val="21"/>
-        </w:rPr>
-        <w:t xml:space="preserve">6. </w:t>
-      </w:r>
-      <w:r>
-        <w:rPr>
-          <w:b/>
-          <w:sz w:val="21"/>
         </w:rPr>
         <w:t>伤害自己话题的底线：</w:t>
       </w:r>
       <w:r>
         <w:rPr>
-          <w:sz w:val="21"/>
+          <w:b w:val="0"/>
         </w:rPr>
         <w:t>若成员提到自我伤害、极端记恨或"把自己关在心里"的状况，主持人不作任何诊断与劝导，表达关心后建议其寻求可信任的专业支持；读书会不是咨询室，守护边界就是守护所有人。</w:t>
       </w:r>
     </w:p>
-    <w:p>
-      <w:r>
-        <w:rPr>
-          <w:sz w:val="21"/>
-        </w:rPr>
-        <w:t>&lt;!--EXT_READ--&gt;</w:t>
-      </w:r>
-    </w:p>
-    <w:p>
-      <w:pPr>
-        <w:spacing w:before="160" w:after="80"/>
-      </w:pPr>
-      <w:r>
-        <w:rPr>
-          <w:rFonts w:ascii="Microsoft YaHei" w:hAnsi="Microsoft YaHei" w:eastAsia="Microsoft YaHei"/>
+    <w:p/>
+    <w:p>
+      <w:r>
+        <w:rPr>
           <w:b/>
           <w:color w:val="1F3864"/>
-          <w:sz w:val="28"/>
+          <w:sz w:val="26"/>
         </w:rPr>
         <w:t>📖 延伸阅读</w:t>
       </w:r>
@@ -5116,7 +4840,6 @@
       <w:tblPr>
         <w:tblStyle w:val="TableGrid"/>
         <w:tblW w:type="auto" w:w="0"/>
-        <w:jc w:val="center"/>
         <w:tblLook w:firstColumn="1" w:firstRow="1" w:lastColumn="0" w:lastRow="0" w:noHBand="0" w:noVBand="1" w:val="04A0"/>
       </w:tblPr>
       <w:tblGrid>
@@ -5129,17 +4852,20 @@
         <w:tc>
           <w:tcPr>
             <w:tcW w:type="dxa" w:w="2409"/>
-            <w:shd w:val="clear" w:color="auto" w:fill="1F3864"/>
+            <w:shd w:val="clear" w:fill="1F3864"/>
           </w:tcPr>
           <w:p>
-            <w:pPr>
-              <w:spacing w:after="20"/>
-            </w:pPr>
             <w:r>
               <w:rPr>
-                <w:b/>
                 <w:color w:val="FFFFFF"/>
-                <w:sz w:val="19"/>
+                <w:sz w:val="18"/>
+              </w:rPr>
+            </w:r>
+            <w:r>
+              <w:rPr>
+                <w:b w:val="0"/>
+                <w:color w:val="FFFFFF"/>
+                <w:sz w:val="18"/>
               </w:rPr>
               <w:t>材料</w:t>
             </w:r>
@@ -5148,17 +4874,20 @@
         <w:tc>
           <w:tcPr>
             <w:tcW w:type="dxa" w:w="2409"/>
-            <w:shd w:val="clear" w:color="auto" w:fill="1F3864"/>
+            <w:shd w:val="clear" w:fill="1F3864"/>
           </w:tcPr>
           <w:p>
-            <w:pPr>
-              <w:spacing w:after="20"/>
-            </w:pPr>
             <w:r>
               <w:rPr>
-                <w:b/>
                 <w:color w:val="FFFFFF"/>
-                <w:sz w:val="19"/>
+                <w:sz w:val="18"/>
+              </w:rPr>
+            </w:r>
+            <w:r>
+              <w:rPr>
+                <w:b w:val="0"/>
+                <w:color w:val="FFFFFF"/>
+                <w:sz w:val="18"/>
               </w:rPr>
               <w:t>出处</w:t>
             </w:r>
@@ -5167,17 +4896,20 @@
         <w:tc>
           <w:tcPr>
             <w:tcW w:type="dxa" w:w="2409"/>
-            <w:shd w:val="clear" w:color="auto" w:fill="1F3864"/>
+            <w:shd w:val="clear" w:fill="1F3864"/>
           </w:tcPr>
           <w:p>
-            <w:pPr>
-              <w:spacing w:after="20"/>
-            </w:pPr>
             <w:r>
               <w:rPr>
-                <w:b/>
                 <w:color w:val="FFFFFF"/>
-                <w:sz w:val="19"/>
+                <w:sz w:val="18"/>
+              </w:rPr>
+            </w:r>
+            <w:r>
+              <w:rPr>
+                <w:b w:val="0"/>
+                <w:color w:val="FFFFFF"/>
+                <w:sz w:val="18"/>
               </w:rPr>
               <w:t>media_id</w:t>
             </w:r>
@@ -5186,17 +4918,20 @@
         <w:tc>
           <w:tcPr>
             <w:tcW w:type="dxa" w:w="2409"/>
-            <w:shd w:val="clear" w:color="auto" w:fill="1F3864"/>
+            <w:shd w:val="clear" w:fill="1F3864"/>
           </w:tcPr>
           <w:p>
-            <w:pPr>
-              <w:spacing w:after="20"/>
-            </w:pPr>
             <w:r>
               <w:rPr>
-                <w:b/>
                 <w:color w:val="FFFFFF"/>
-                <w:sz w:val="19"/>
+                <w:sz w:val="18"/>
+              </w:rPr>
+            </w:r>
+            <w:r>
+              <w:rPr>
+                <w:b w:val="0"/>
+                <w:color w:val="FFFFFF"/>
+                <w:sz w:val="18"/>
               </w:rPr>
               <w:t>说明</w:t>
             </w:r>
@@ -5209,12 +4944,15 @@
             <w:tcW w:type="dxa" w:w="2409"/>
           </w:tcPr>
           <w:p>
-            <w:pPr>
-              <w:spacing w:after="20"/>
-            </w:pPr>
             <w:r>
               <w:rPr>
-                <w:sz w:val="19"/>
+                <w:sz w:val="18"/>
+              </w:rPr>
+            </w:r>
+            <w:r>
+              <w:rPr>
+                <w:b w:val="0"/>
+                <w:sz w:val="18"/>
               </w:rPr>
               <w:t>《162讲-摄集-去除邪思惟-古源尊者20210619(共修版)》</w:t>
             </w:r>
@@ -5225,12 +4963,15 @@
             <w:tcW w:type="dxa" w:w="2409"/>
           </w:tcPr>
           <w:p>
-            <w:pPr>
-              <w:spacing w:after="20"/>
-            </w:pPr>
             <w:r>
               <w:rPr>
-                <w:sz w:val="19"/>
+                <w:sz w:val="18"/>
+              </w:rPr>
+            </w:r>
+            <w:r>
+              <w:rPr>
+                <w:b w:val="0"/>
+                <w:sz w:val="18"/>
               </w:rPr>
               <w:t>古源尊者开示及上座部佛教资料</w:t>
             </w:r>
@@ -5241,14 +4982,17 @@
             <w:tcW w:type="dxa" w:w="2409"/>
           </w:tcPr>
           <w:p>
-            <w:pPr>
-              <w:spacing w:after="20"/>
-            </w:pPr>
             <w:r>
               <w:rPr>
-                <w:sz w:val="19"/>
+                <w:sz w:val="18"/>
               </w:rPr>
-              <w:t>`pdf_d0dd1c0cd17209afe241ece24bf6b7b4_b495d136684e121a180c9001a5f1be957439961422831605`</w:t>
+            </w:r>
+            <w:r>
+              <w:rPr>
+                <w:b w:val="0"/>
+                <w:sz w:val="18"/>
+              </w:rPr>
+              <w:t>pdf_d0dd1c0cd17209afe241ece24bf6b7b4_b495d136684e121a180c9001a5f1be957439961422831605</w:t>
             </w:r>
           </w:p>
         </w:tc>
@@ -5257,12 +5001,15 @@
             <w:tcW w:type="dxa" w:w="2409"/>
           </w:tcPr>
           <w:p>
-            <w:pPr>
-              <w:spacing w:after="20"/>
-            </w:pPr>
             <w:r>
               <w:rPr>
-                <w:sz w:val="19"/>
+                <w:sz w:val="18"/>
+              </w:rPr>
+            </w:r>
+            <w:r>
+              <w:rPr>
+                <w:b w:val="0"/>
+                <w:sz w:val="18"/>
               </w:rPr>
               <w:t>本周主材料全文；宽恕与七随观完整章节</w:t>
             </w:r>
@@ -5273,15 +5020,18 @@
         <w:tc>
           <w:tcPr>
             <w:tcW w:type="dxa" w:w="2409"/>
-            <w:shd w:val="clear" w:color="auto" w:fill="F2F2F2"/>
+            <w:shd w:val="clear" w:fill="F2F5FA"/>
           </w:tcPr>
           <w:p>
-            <w:pPr>
-              <w:spacing w:after="20"/>
-            </w:pPr>
             <w:r>
               <w:rPr>
-                <w:sz w:val="19"/>
+                <w:sz w:val="18"/>
+              </w:rPr>
+            </w:r>
+            <w:r>
+              <w:rPr>
+                <w:b w:val="0"/>
+                <w:sz w:val="18"/>
               </w:rPr>
               <w:t>《第 162 讲 应用 (摄集 10)：三十七道品╱苦之集［去除邪思惟］》</w:t>
             </w:r>
@@ -5290,15 +5040,18 @@
         <w:tc>
           <w:tcPr>
             <w:tcW w:type="dxa" w:w="2409"/>
-            <w:shd w:val="clear" w:color="auto" w:fill="F2F2F2"/>
+            <w:shd w:val="clear" w:fill="F2F5FA"/>
           </w:tcPr>
           <w:p>
-            <w:pPr>
-              <w:spacing w:after="20"/>
-            </w:pPr>
             <w:r>
               <w:rPr>
-                <w:sz w:val="19"/>
+                <w:sz w:val="18"/>
+              </w:rPr>
+            </w:r>
+            <w:r>
+              <w:rPr>
+                <w:b w:val="0"/>
+                <w:sz w:val="18"/>
               </w:rPr>
               <w:t>古源尊者开示及上座部佛教资料</w:t>
             </w:r>
@@ -5307,32 +5060,38 @@
         <w:tc>
           <w:tcPr>
             <w:tcW w:type="dxa" w:w="2409"/>
-            <w:shd w:val="clear" w:color="auto" w:fill="F2F2F2"/>
+            <w:shd w:val="clear" w:fill="F2F5FA"/>
           </w:tcPr>
           <w:p>
-            <w:pPr>
-              <w:spacing w:after="20"/>
-            </w:pPr>
             <w:r>
               <w:rPr>
-                <w:sz w:val="19"/>
+                <w:sz w:val="18"/>
               </w:rPr>
-              <w:t>`pdf_d0dd1c0cd17209afe241ece24bf6b7b4_b09a9ab3ab6cf243b3437ce9e6f0593a7439961422831605`</w:t>
+            </w:r>
+            <w:r>
+              <w:rPr>
+                <w:b w:val="0"/>
+                <w:sz w:val="18"/>
+              </w:rPr>
+              <w:t>pdf_d0dd1c0cd17209afe241ece24bf6b7b4_b09a9ab3ab6cf243b3437ce9e6f0593a7439961422831605</w:t>
             </w:r>
           </w:p>
         </w:tc>
         <w:tc>
           <w:tcPr>
             <w:tcW w:type="dxa" w:w="2409"/>
-            <w:shd w:val="clear" w:color="auto" w:fill="F2F2F2"/>
+            <w:shd w:val="clear" w:fill="F2F5FA"/>
           </w:tcPr>
           <w:p>
-            <w:pPr>
-              <w:spacing w:after="20"/>
-            </w:pPr>
             <w:r>
               <w:rPr>
-                <w:sz w:val="19"/>
+                <w:sz w:val="18"/>
+              </w:rPr>
+            </w:r>
+            <w:r>
+              <w:rPr>
+                <w:b w:val="0"/>
+                <w:sz w:val="18"/>
               </w:rPr>
               <w:t>同讲次校对版（另一版本）；含完整"依性行选择念处"章节，适合有禅修基础的成员精读</w:t>
             </w:r>
@@ -5345,12 +5104,15 @@
             <w:tcW w:type="dxa" w:w="2409"/>
           </w:tcPr>
           <w:p>
-            <w:pPr>
-              <w:spacing w:after="20"/>
-            </w:pPr>
             <w:r>
               <w:rPr>
-                <w:sz w:val="19"/>
+                <w:sz w:val="18"/>
+              </w:rPr>
+            </w:r>
+            <w:r>
+              <w:rPr>
+                <w:b w:val="0"/>
+                <w:sz w:val="18"/>
               </w:rPr>
               <w:t>《第54讲-摄缘-十二缘起与二十四缘-释二十四缘-道缘2-古源尊者-20230903（共修版）》</w:t>
             </w:r>
@@ -5361,12 +5123,15 @@
             <w:tcW w:type="dxa" w:w="2409"/>
           </w:tcPr>
           <w:p>
-            <w:pPr>
-              <w:spacing w:after="20"/>
-            </w:pPr>
             <w:r>
               <w:rPr>
-                <w:sz w:val="19"/>
+                <w:sz w:val="18"/>
+              </w:rPr>
+            </w:r>
+            <w:r>
+              <w:rPr>
+                <w:b w:val="0"/>
+                <w:sz w:val="18"/>
               </w:rPr>
               <w:t>古源尊者开示及上座部佛教资料</w:t>
             </w:r>
@@ -5377,14 +5142,17 @@
             <w:tcW w:type="dxa" w:w="2409"/>
           </w:tcPr>
           <w:p>
-            <w:pPr>
-              <w:spacing w:after="20"/>
-            </w:pPr>
             <w:r>
               <w:rPr>
-                <w:sz w:val="19"/>
+                <w:sz w:val="18"/>
               </w:rPr>
-              <w:t>`pdf_d0dd1c0cd17209afe241ece24bf6b7b4_afe8c86e945667e60d9a79dc6048b03b7439961422831605`</w:t>
+            </w:r>
+            <w:r>
+              <w:rPr>
+                <w:b w:val="0"/>
+                <w:sz w:val="18"/>
+              </w:rPr>
+              <w:t>pdf_d0dd1c0cd17209afe241ece24bf6b7b4_afe8c86e945667e60d9a79dc6048b03b7439961422831605</w:t>
             </w:r>
           </w:p>
         </w:tc>
@@ -5393,12 +5161,15 @@
             <w:tcW w:type="dxa" w:w="2409"/>
           </w:tcPr>
           <w:p>
-            <w:pPr>
-              <w:spacing w:after="20"/>
-            </w:pPr>
             <w:r>
               <w:rPr>
-                <w:sz w:val="19"/>
+                <w:sz w:val="18"/>
+              </w:rPr>
+            </w:r>
+            <w:r>
+              <w:rPr>
+                <w:b w:val="0"/>
+                <w:sz w:val="18"/>
               </w:rPr>
               <w:t>三正思惟建立的道缘应用段全貌；猎人寇格与蠕蛇鬼完整故事</w:t>
             </w:r>
@@ -5408,68 +5179,45 @@
     </w:tbl>
     <w:p>
       <w:pPr>
-        <w:spacing w:before="40" w:after="80"/>
-        <w:ind w:left="283"/>
-        <w:shd w:val="clear" w:color="auto" w:fill="EEF2F8"/>
+        <w:ind w:left="170"/>
         <w:pBdr>
-          <w:left w:val="single" w:sz="20" w:space="6" w:color="1F3864"/>
+          <w:left w:val="single" w:sz="18" w:space="4" w:color="1F3864"/>
         </w:pBdr>
+        <w:shd w:val="clear" w:fill="F2F5FA"/>
       </w:pPr>
       <w:r>
         <w:rPr>
-          <w:sz w:val="20"/>
+          <w:b w:val="0"/>
         </w:rPr>
         <w:t>打开方式：ima知识库搜索「标题关键词」即可调取原文。延伸阅读仅供课后自愿阅读，不作为共读任务。</w:t>
       </w:r>
     </w:p>
     <w:p>
       <w:pPr>
-        <w:spacing w:before="40" w:after="80"/>
-        <w:ind w:left="283"/>
-        <w:shd w:val="clear" w:color="auto" w:fill="EEF2F8"/>
+        <w:ind w:left="170"/>
         <w:pBdr>
-          <w:left w:val="single" w:sz="20" w:space="6" w:color="1F3864"/>
+          <w:left w:val="single" w:sz="18" w:space="4" w:color="1F3864"/>
         </w:pBdr>
+        <w:shd w:val="clear" w:fill="F2F5FA"/>
       </w:pPr>
       <w:r>
         <w:rPr>
-          <w:sz w:val="20"/>
+          <w:b w:val="0"/>
         </w:rPr>
         <w:t>阅读顺序建议：先读材料①（本周主线索），再读材料③"三正思惟建立"段（把三对转向看完整），最后按兴趣选读材料②"依性行选择念处"章节。三份材料同属"去除邪思惟"主题但版本与讲次不同，行文有出入处属正常，以共读现场所读段落为准；对义理有疑问的地方，记下来下周带来，我们不在线上自行论断。延伸阅读不影响下周共读，未读完全不影响参与。</w:t>
       </w:r>
     </w:p>
-    <w:p>
-      <w:r>
-        <w:rPr>
-          <w:sz w:val="21"/>
-        </w:rPr>
-        <w:t>&lt;!--/EXT_READ--&gt;</w:t>
-      </w:r>
-    </w:p>
-    <w:p>
-      <w:r>
-        <w:rPr>
-          <w:sz w:val="21"/>
-        </w:rPr>
-        <w:t>&lt;!--W_LEAD--&gt;</w:t>
-      </w:r>
-    </w:p>
-    <w:p>
-      <w:r>
-        <w:rPr>
-          <w:sz w:val="21"/>
+    <w:p/>
+    <w:p/>
+    <w:p>
+      <w:r>
+        <w:rPr>
+          <w:b w:val="0"/>
         </w:rPr>
         <w:t>本周我们练习一件朴素的事：在心念升起的那一刻认出它，再把心轻轻转向出离、无嗔与无害。欲、瞋、害不是"坏我"，出离、无嗔、无害也不是"好我"——它们都是心里来来去去的力量，认出即是转向的开始。愿我们都能在自己的思惟定式里，学会做那只找得到出口的苍蝇。</w:t>
       </w:r>
     </w:p>
-    <w:p>
-      <w:r>
-        <w:rPr>
-          <w:sz w:val="21"/>
-        </w:rPr>
-        <w:t>&lt;!--/W_LEAD--&gt;</w:t>
-      </w:r>
-    </w:p>
+    <w:p/>
     <w:sectPr>
       <w:headerReference w:type="default" r:id="rId9"/>
       <w:footerReference w:type="default" r:id="rId10"/>
@@ -5489,7 +5237,11 @@
       <w:pStyle w:val="Footer"/>
       <w:jc w:val="center"/>
     </w:pPr>
-    <w:fldSimple w:instr="PAGE"/>
+    <w:r>
+      <w:fldChar w:fldCharType="begin"/>
+      <w:instrText xml:space="preserve">PAGE</w:instrText>
+      <w:fldChar w:fldCharType="end"/>
+    </w:r>
   </w:p>
 </w:ftr>
 </file>
@@ -5503,10 +5255,10 @@
     </w:pPr>
     <w:r>
       <w:rPr>
-        <w:color w:val="808080"/>
+        <w:color w:val="1F3864"/>
         <w:sz w:val="16"/>
       </w:rPr>
-      <w:t>读书会10·第3周·正思维——心的转向（朗读优化版）</w:t>
+      <w:t>读书会10 · 第3周 · 朗读优化版（8周版） · 主持人版</w:t>
     </w:r>
   </w:p>
 </w:hdr>
@@ -5875,11 +5627,8 @@
     <w:name w:val="Normal"/>
     <w:qFormat/>
     <w:rsid w:val="00FC693F"/>
-    <w:pPr>
-      <w:spacing w:line="324" w:lineRule="auto" w:after="60"/>
-    </w:pPr>
     <w:rPr>
-      <w:rFonts w:ascii="Microsoft YaHei" w:hAnsi="Microsoft YaHei" w:eastAsia="Microsoft YaHei"/>
+      <w:rFonts w:ascii="等线" w:hAnsi="等线" w:eastAsia="宋体"/>
       <w:sz w:val="21"/>
     </w:rPr>
   </w:style>
